--- a/template_meta.docx
+++ b/template_meta.docx
@@ -22,16 +22,15 @@
         <w:tc>
           <w:tcPr>
             <w:tcW w:w="3969" w:type="dxa"/>
+            <w:vAlign w:val="center"/>
           </w:tcPr>
           <w:p>
             <w:pPr>
-              <w:spacing w:after="0"/>
-              <w:ind w:firstLine="179"/>
+              <w:spacing w:before="240" w:after="0" w:line="240" w:lineRule="auto"/>
               <w:jc w:val="center"/>
               <w:rPr>
                 <w:b/>
                 <w:color w:val="000000" w:themeColor="text1"/>
-                <w:lang w:val="kk-KZ"/>
               </w:rPr>
             </w:pPr>
             <w:bookmarkStart w:id="0" w:name="_Hlk219913110"/>
@@ -39,28 +38,8 @@
               <w:rPr>
                 <w:b/>
                 <w:color w:val="000000" w:themeColor="text1"/>
-                <w:lang w:val="kk-KZ"/>
-              </w:rPr>
-              <w:t xml:space="preserve">ЕУРАЗИЯ </w:t>
-            </w:r>
-          </w:p>
-          <w:p>
-            <w:pPr>
-              <w:spacing w:after="0"/>
-              <w:jc w:val="center"/>
-              <w:rPr>
-                <w:b/>
-                <w:color w:val="000000" w:themeColor="text1"/>
-                <w:lang w:val="kk-KZ"/>
-              </w:rPr>
-            </w:pPr>
-            <w:r>
-              <w:rPr>
-                <w:b/>
-                <w:color w:val="000000" w:themeColor="text1"/>
-                <w:lang w:val="kk-KZ"/>
-              </w:rPr>
-              <w:t>ТЕХНИКА-ЭКОНОМИКАЛЫҚ КОЛЛЕДЖІ</w:t>
+              </w:rPr>
+              <w:t>MANAGEMENT, ENGINEERING, TECHNOLOGY AND ANALYTICS COLLEGE</w:t>
             </w:r>
           </w:p>
           <w:p>
@@ -100,10 +79,10 @@
                 <w:lang w:val="kk-KZ"/>
               </w:rPr>
               <w:drawing>
-                <wp:inline distT="0" distB="0" distL="0" distR="0" wp14:anchorId="1E57F0A6" wp14:editId="2EB7D9A9">
-                  <wp:extent cx="1162050" cy="1114425"/>
-                  <wp:effectExtent l="0" t="0" r="0" b="9525"/>
-                  <wp:docPr id="490163239" name="Рисунок 2" descr="Изображение выглядит как текст, Шрифт, логотип, символ&#10;&#10;Содержимое, созданное искусственным интеллектом, может быть неверным."/>
+                <wp:inline distT="0" distB="0" distL="0" distR="0" wp14:anchorId="52B9A9FF" wp14:editId="4FE05D3F">
+                  <wp:extent cx="1123315" cy="407670"/>
+                  <wp:effectExtent l="0" t="0" r="0" b="0"/>
+                  <wp:docPr id="1227751738" name="Рисунок 1"/>
                   <wp:cNvGraphicFramePr>
                     <a:graphicFrameLocks xmlns:a="http://schemas.openxmlformats.org/drawingml/2006/main" noChangeAspect="1"/>
                   </wp:cNvGraphicFramePr>
@@ -111,20 +90,17 @@
                     <a:graphicData uri="http://schemas.openxmlformats.org/drawingml/2006/picture">
                       <pic:pic xmlns:pic="http://schemas.openxmlformats.org/drawingml/2006/picture">
                         <pic:nvPicPr>
-                          <pic:cNvPr id="490163239" name="Рисунок 2" descr="Изображение выглядит как текст, Шрифт, логотип, символ&#10;&#10;Содержимое, созданное искусственным интеллектом, может быть неверным."/>
-                          <pic:cNvPicPr>
-                            <a:picLocks noChangeAspect="1" noChangeArrowheads="1"/>
-                          </pic:cNvPicPr>
+                          <pic:cNvPr id="1227751738" name="Рисунок 1227751738"/>
+                          <pic:cNvPicPr/>
                         </pic:nvPicPr>
                         <pic:blipFill>
-                          <a:blip r:embed="rId8">
+                          <a:blip r:embed="rId8" cstate="print">
                             <a:extLst>
                               <a:ext uri="{28A0092B-C50C-407E-A947-70E740481C1C}">
                                 <a14:useLocalDpi xmlns:a14="http://schemas.microsoft.com/office/drawing/2010/main" val="0"/>
                               </a:ext>
                             </a:extLst>
                           </a:blip>
-                          <a:srcRect/>
                           <a:stretch>
                             <a:fillRect/>
                           </a:stretch>
@@ -132,15 +108,11 @@
                         <pic:spPr>
                           <a:xfrm>
                             <a:off x="0" y="0"/>
-                            <a:ext cx="1162050" cy="1114425"/>
+                            <a:ext cx="1123315" cy="407670"/>
                           </a:xfrm>
                           <a:prstGeom prst="rect">
                             <a:avLst/>
                           </a:prstGeom>
-                          <a:noFill/>
-                          <a:ln>
-                            <a:noFill/>
-                          </a:ln>
                         </pic:spPr>
                       </pic:pic>
                     </a:graphicData>
@@ -153,6 +125,7 @@
         <w:tc>
           <w:tcPr>
             <w:tcW w:w="4252" w:type="dxa"/>
+            <w:vAlign w:val="center"/>
           </w:tcPr>
           <w:p>
             <w:pPr>
@@ -162,17 +135,16 @@
                 <w:b/>
                 <w:bCs/>
                 <w:color w:val="000000" w:themeColor="text1"/>
-                <w:lang w:val="kk-KZ"/>
-              </w:rPr>
-            </w:pPr>
-            <w:r>
-              <w:rPr>
-                <w:b/>
-                <w:bCs/>
-                <w:color w:val="000000" w:themeColor="text1"/>
-                <w:lang w:val="kk-KZ"/>
-              </w:rPr>
-              <w:t xml:space="preserve">ЕВРАЗИЙСКИЙ </w:t>
+              </w:rPr>
+            </w:pPr>
+            <w:r>
+              <w:rPr>
+                <w:b/>
+                <w:bCs/>
+                <w:color w:val="000000" w:themeColor="text1"/>
+                <w:lang w:val="kk-KZ"/>
+              </w:rPr>
+              <w:t>КОЛЛЕДЖ</w:t>
             </w:r>
           </w:p>
           <w:p>
@@ -180,39 +152,18 @@
               <w:spacing w:after="0" w:line="240" w:lineRule="auto"/>
               <w:jc w:val="center"/>
               <w:rPr>
-                <w:b/>
-                <w:bCs/>
-                <w:color w:val="000000" w:themeColor="text1"/>
-                <w:lang w:val="kk-KZ"/>
-              </w:rPr>
-            </w:pPr>
-            <w:r>
-              <w:rPr>
-                <w:b/>
-                <w:bCs/>
-                <w:color w:val="000000" w:themeColor="text1"/>
-                <w:lang w:val="kk-KZ"/>
-              </w:rPr>
-              <w:t xml:space="preserve">ТЕХНИКО-ЭКОНОМИЧЕСКИЙ </w:t>
-            </w:r>
-          </w:p>
-          <w:p>
-            <w:pPr>
-              <w:spacing w:after="0" w:line="240" w:lineRule="auto"/>
-              <w:jc w:val="center"/>
-              <w:rPr>
-                <w:color w:val="000000" w:themeColor="text1"/>
-                <w:lang w:val="kk-KZ"/>
-              </w:rPr>
-            </w:pPr>
-            <w:r>
-              <w:rPr>
-                <w:b/>
-                <w:bCs/>
-                <w:color w:val="000000" w:themeColor="text1"/>
-                <w:lang w:val="kk-KZ"/>
-              </w:rPr>
-              <w:t>КОЛЛЕДЖ</w:t>
+                <w:color w:val="000000" w:themeColor="text1"/>
+                <w:lang w:val="kk-KZ"/>
+              </w:rPr>
+            </w:pPr>
+            <w:r>
+              <w:rPr>
+                <w:b/>
+                <w:bCs/>
+                <w:color w:val="000000" w:themeColor="text1"/>
+                <w:lang w:val="kk-KZ"/>
+              </w:rPr>
+              <w:t>УПРАВЛЕНИЯ, ИНЖЕНЕРИИ, ТЕХНОЛОГИЙ И АНАЛИТИКИ</w:t>
             </w:r>
           </w:p>
         </w:tc>
@@ -231,14 +182,34 @@
           <w:szCs w:val="28"/>
         </w:rPr>
       </w:pPr>
+      <w:proofErr w:type="spellStart"/>
       <w:r>
         <w:rPr>
           <w:color w:val="000000" w:themeColor="text1"/>
           <w:sz w:val="16"/>
           <w:szCs w:val="16"/>
         </w:rPr>
-        <w:t>Қазақстан Республикасының</w:t>
+        <w:t>Қазақстан</w:t>
       </w:r>
+      <w:proofErr w:type="spellEnd"/>
+      <w:r>
+        <w:rPr>
+          <w:color w:val="000000" w:themeColor="text1"/>
+          <w:sz w:val="16"/>
+          <w:szCs w:val="16"/>
+        </w:rPr>
+        <w:t xml:space="preserve"> </w:t>
+      </w:r>
+      <w:proofErr w:type="spellStart"/>
+      <w:r>
+        <w:rPr>
+          <w:color w:val="000000" w:themeColor="text1"/>
+          <w:sz w:val="16"/>
+          <w:szCs w:val="16"/>
+        </w:rPr>
+        <w:t>Республикасының</w:t>
+      </w:r>
+      <w:proofErr w:type="spellEnd"/>
       <w:r>
         <w:rPr>
           <w:color w:val="000000" w:themeColor="text1"/>
@@ -246,8 +217,71 @@
           <w:szCs w:val="16"/>
         </w:rPr>
         <w:br/>
-        <w:t>Білім және ғылым министрі</w:t>
       </w:r>
+      <w:proofErr w:type="spellStart"/>
+      <w:r>
+        <w:rPr>
+          <w:color w:val="000000" w:themeColor="text1"/>
+          <w:sz w:val="16"/>
+          <w:szCs w:val="16"/>
+        </w:rPr>
+        <w:t>Білім</w:t>
+      </w:r>
+      <w:proofErr w:type="spellEnd"/>
+      <w:r>
+        <w:rPr>
+          <w:color w:val="000000" w:themeColor="text1"/>
+          <w:sz w:val="16"/>
+          <w:szCs w:val="16"/>
+        </w:rPr>
+        <w:t xml:space="preserve"> </w:t>
+      </w:r>
+      <w:proofErr w:type="spellStart"/>
+      <w:r>
+        <w:rPr>
+          <w:color w:val="000000" w:themeColor="text1"/>
+          <w:sz w:val="16"/>
+          <w:szCs w:val="16"/>
+        </w:rPr>
+        <w:t>және</w:t>
+      </w:r>
+      <w:proofErr w:type="spellEnd"/>
+      <w:r>
+        <w:rPr>
+          <w:color w:val="000000" w:themeColor="text1"/>
+          <w:sz w:val="16"/>
+          <w:szCs w:val="16"/>
+        </w:rPr>
+        <w:t xml:space="preserve"> </w:t>
+      </w:r>
+      <w:proofErr w:type="spellStart"/>
+      <w:r>
+        <w:rPr>
+          <w:color w:val="000000" w:themeColor="text1"/>
+          <w:sz w:val="16"/>
+          <w:szCs w:val="16"/>
+        </w:rPr>
+        <w:t>ғылым</w:t>
+      </w:r>
+      <w:proofErr w:type="spellEnd"/>
+      <w:r>
+        <w:rPr>
+          <w:color w:val="000000" w:themeColor="text1"/>
+          <w:sz w:val="16"/>
+          <w:szCs w:val="16"/>
+        </w:rPr>
+        <w:t xml:space="preserve"> </w:t>
+      </w:r>
+      <w:proofErr w:type="spellStart"/>
+      <w:r>
+        <w:rPr>
+          <w:color w:val="000000" w:themeColor="text1"/>
+          <w:sz w:val="16"/>
+          <w:szCs w:val="16"/>
+        </w:rPr>
+        <w:t>министрі</w:t>
+      </w:r>
+      <w:proofErr w:type="spellEnd"/>
       <w:r>
         <w:rPr>
           <w:color w:val="000000" w:themeColor="text1"/>
@@ -255,8 +289,36 @@
           <w:szCs w:val="16"/>
         </w:rPr>
         <w:br/>
-        <w:t>2021 жылғы 16 қыркүйектегі</w:t>
+        <w:t xml:space="preserve">2021 </w:t>
       </w:r>
+      <w:proofErr w:type="spellStart"/>
+      <w:r>
+        <w:rPr>
+          <w:color w:val="000000" w:themeColor="text1"/>
+          <w:sz w:val="16"/>
+          <w:szCs w:val="16"/>
+        </w:rPr>
+        <w:t>жылғы</w:t>
+      </w:r>
+      <w:proofErr w:type="spellEnd"/>
+      <w:r>
+        <w:rPr>
+          <w:color w:val="000000" w:themeColor="text1"/>
+          <w:sz w:val="16"/>
+          <w:szCs w:val="16"/>
+        </w:rPr>
+        <w:t xml:space="preserve"> 16 </w:t>
+      </w:r>
+      <w:proofErr w:type="spellStart"/>
+      <w:r>
+        <w:rPr>
+          <w:color w:val="000000" w:themeColor="text1"/>
+          <w:sz w:val="16"/>
+          <w:szCs w:val="16"/>
+        </w:rPr>
+        <w:t>қыркүйектегі</w:t>
+      </w:r>
+      <w:proofErr w:type="spellEnd"/>
       <w:r>
         <w:rPr>
           <w:color w:val="000000" w:themeColor="text1"/>
@@ -264,8 +326,18 @@
           <w:szCs w:val="16"/>
         </w:rPr>
         <w:br/>
-        <w:t>№ 472 Бұйрығына</w:t>
+        <w:t xml:space="preserve">№ 472 </w:t>
       </w:r>
+      <w:proofErr w:type="spellStart"/>
+      <w:r>
+        <w:rPr>
+          <w:color w:val="000000" w:themeColor="text1"/>
+          <w:sz w:val="16"/>
+          <w:szCs w:val="16"/>
+        </w:rPr>
+        <w:t>Бұйрығына</w:t>
+      </w:r>
+      <w:proofErr w:type="spellEnd"/>
       <w:r>
         <w:rPr>
           <w:color w:val="000000" w:themeColor="text1"/>
@@ -282,8 +354,35 @@
           <w:szCs w:val="16"/>
         </w:rPr>
         <w:br/>
-        <w:t>Қазақстан Республикасы</w:t>
       </w:r>
+      <w:proofErr w:type="spellStart"/>
+      <w:r>
+        <w:rPr>
+          <w:color w:val="000000" w:themeColor="text1"/>
+          <w:sz w:val="16"/>
+          <w:szCs w:val="16"/>
+        </w:rPr>
+        <w:t>Қазақстан</w:t>
+      </w:r>
+      <w:proofErr w:type="spellEnd"/>
+      <w:r>
+        <w:rPr>
+          <w:color w:val="000000" w:themeColor="text1"/>
+          <w:sz w:val="16"/>
+          <w:szCs w:val="16"/>
+        </w:rPr>
+        <w:t xml:space="preserve"> </w:t>
+      </w:r>
+      <w:proofErr w:type="spellStart"/>
+      <w:r>
+        <w:rPr>
+          <w:color w:val="000000" w:themeColor="text1"/>
+          <w:sz w:val="16"/>
+          <w:szCs w:val="16"/>
+        </w:rPr>
+        <w:t>Республикасы</w:t>
+      </w:r>
+      <w:proofErr w:type="spellEnd"/>
       <w:r>
         <w:rPr>
           <w:color w:val="000000" w:themeColor="text1"/>
@@ -291,8 +390,71 @@
           <w:szCs w:val="16"/>
         </w:rPr>
         <w:br/>
-        <w:t>Білім және ғылым министрінің</w:t>
       </w:r>
+      <w:proofErr w:type="spellStart"/>
+      <w:r>
+        <w:rPr>
+          <w:color w:val="000000" w:themeColor="text1"/>
+          <w:sz w:val="16"/>
+          <w:szCs w:val="16"/>
+        </w:rPr>
+        <w:t>Білім</w:t>
+      </w:r>
+      <w:proofErr w:type="spellEnd"/>
+      <w:r>
+        <w:rPr>
+          <w:color w:val="000000" w:themeColor="text1"/>
+          <w:sz w:val="16"/>
+          <w:szCs w:val="16"/>
+        </w:rPr>
+        <w:t xml:space="preserve"> </w:t>
+      </w:r>
+      <w:proofErr w:type="spellStart"/>
+      <w:r>
+        <w:rPr>
+          <w:color w:val="000000" w:themeColor="text1"/>
+          <w:sz w:val="16"/>
+          <w:szCs w:val="16"/>
+        </w:rPr>
+        <w:t>және</w:t>
+      </w:r>
+      <w:proofErr w:type="spellEnd"/>
+      <w:r>
+        <w:rPr>
+          <w:color w:val="000000" w:themeColor="text1"/>
+          <w:sz w:val="16"/>
+          <w:szCs w:val="16"/>
+        </w:rPr>
+        <w:t xml:space="preserve"> </w:t>
+      </w:r>
+      <w:proofErr w:type="spellStart"/>
+      <w:r>
+        <w:rPr>
+          <w:color w:val="000000" w:themeColor="text1"/>
+          <w:sz w:val="16"/>
+          <w:szCs w:val="16"/>
+        </w:rPr>
+        <w:t>ғылым</w:t>
+      </w:r>
+      <w:proofErr w:type="spellEnd"/>
+      <w:r>
+        <w:rPr>
+          <w:color w:val="000000" w:themeColor="text1"/>
+          <w:sz w:val="16"/>
+          <w:szCs w:val="16"/>
+        </w:rPr>
+        <w:t xml:space="preserve"> </w:t>
+      </w:r>
+      <w:proofErr w:type="spellStart"/>
+      <w:r>
+        <w:rPr>
+          <w:color w:val="000000" w:themeColor="text1"/>
+          <w:sz w:val="16"/>
+          <w:szCs w:val="16"/>
+        </w:rPr>
+        <w:t>министрінің</w:t>
+      </w:r>
+      <w:proofErr w:type="spellEnd"/>
       <w:r>
         <w:rPr>
           <w:color w:val="000000" w:themeColor="text1"/>
@@ -300,8 +462,36 @@
           <w:szCs w:val="16"/>
         </w:rPr>
         <w:br/>
-        <w:t>2020 жылғы 6 сәуірдегі</w:t>
+        <w:t xml:space="preserve">2020 </w:t>
       </w:r>
+      <w:proofErr w:type="spellStart"/>
+      <w:r>
+        <w:rPr>
+          <w:color w:val="000000" w:themeColor="text1"/>
+          <w:sz w:val="16"/>
+          <w:szCs w:val="16"/>
+        </w:rPr>
+        <w:t>жылғы</w:t>
+      </w:r>
+      <w:proofErr w:type="spellEnd"/>
+      <w:r>
+        <w:rPr>
+          <w:color w:val="000000" w:themeColor="text1"/>
+          <w:sz w:val="16"/>
+          <w:szCs w:val="16"/>
+        </w:rPr>
+        <w:t xml:space="preserve"> 6 </w:t>
+      </w:r>
+      <w:proofErr w:type="spellStart"/>
+      <w:r>
+        <w:rPr>
+          <w:color w:val="000000" w:themeColor="text1"/>
+          <w:sz w:val="16"/>
+          <w:szCs w:val="16"/>
+        </w:rPr>
+        <w:t>сәуірдегі</w:t>
+      </w:r>
+      <w:proofErr w:type="spellEnd"/>
       <w:r>
         <w:rPr>
           <w:color w:val="000000" w:themeColor="text1"/>
@@ -309,7 +499,25 @@
           <w:szCs w:val="16"/>
         </w:rPr>
         <w:br/>
-        <w:t>№130 бұйрығына 4-қосымша</w:t>
+        <w:t xml:space="preserve">№130 </w:t>
+      </w:r>
+      <w:proofErr w:type="spellStart"/>
+      <w:r>
+        <w:rPr>
+          <w:color w:val="000000" w:themeColor="text1"/>
+          <w:sz w:val="16"/>
+          <w:szCs w:val="16"/>
+        </w:rPr>
+        <w:t>бұйрығына</w:t>
+      </w:r>
+      <w:proofErr w:type="spellEnd"/>
+      <w:r>
+        <w:rPr>
+          <w:color w:val="000000" w:themeColor="text1"/>
+          <w:sz w:val="16"/>
+          <w:szCs w:val="16"/>
+        </w:rPr>
+        <w:t xml:space="preserve"> 4-қосымша</w:t>
       </w:r>
     </w:p>
     <w:p>
@@ -361,8 +569,42 @@
           <w:szCs w:val="28"/>
           <w:lang w:val="kk-KZ"/>
         </w:rPr>
-        <w:t>План учебного занятия</w:t>
+        <w:t xml:space="preserve">План </w:t>
       </w:r>
+      <w:proofErr w:type="spellStart"/>
+      <w:r>
+        <w:rPr>
+          <w:b/>
+          <w:color w:val="000000" w:themeColor="text1"/>
+          <w:sz w:val="28"/>
+          <w:szCs w:val="28"/>
+          <w:lang w:val="kk-KZ"/>
+        </w:rPr>
+        <w:t>учебного</w:t>
+      </w:r>
+      <w:proofErr w:type="spellEnd"/>
+      <w:r>
+        <w:rPr>
+          <w:b/>
+          <w:color w:val="000000" w:themeColor="text1"/>
+          <w:sz w:val="28"/>
+          <w:szCs w:val="28"/>
+          <w:lang w:val="kk-KZ"/>
+        </w:rPr>
+        <w:t xml:space="preserve"> </w:t>
+      </w:r>
+      <w:proofErr w:type="spellStart"/>
+      <w:r>
+        <w:rPr>
+          <w:b/>
+          <w:color w:val="000000" w:themeColor="text1"/>
+          <w:sz w:val="28"/>
+          <w:szCs w:val="28"/>
+          <w:lang w:val="kk-KZ"/>
+        </w:rPr>
+        <w:t>занятия</w:t>
+      </w:r>
+      <w:proofErr w:type="spellEnd"/>
       <w:r>
         <w:rPr>
           <w:rFonts w:eastAsia="Arial Unicode MS"/>
@@ -395,14 +637,70 @@
         </w:rPr>
         <w:t>(</w:t>
       </w:r>
+      <w:proofErr w:type="spellStart"/>
       <w:r>
         <w:rPr>
           <w:color w:val="000000" w:themeColor="text1"/>
           <w:sz w:val="20"/>
           <w:szCs w:val="20"/>
         </w:rPr>
-        <w:t>теориялық немесе өндірістік оқыту</w:t>
+        <w:t>теориялық</w:t>
       </w:r>
+      <w:proofErr w:type="spellEnd"/>
+      <w:r>
+        <w:rPr>
+          <w:color w:val="000000" w:themeColor="text1"/>
+          <w:sz w:val="20"/>
+          <w:szCs w:val="20"/>
+        </w:rPr>
+        <w:t xml:space="preserve"> </w:t>
+      </w:r>
+      <w:proofErr w:type="spellStart"/>
+      <w:r>
+        <w:rPr>
+          <w:color w:val="000000" w:themeColor="text1"/>
+          <w:sz w:val="20"/>
+          <w:szCs w:val="20"/>
+        </w:rPr>
+        <w:t>немесе</w:t>
+      </w:r>
+      <w:proofErr w:type="spellEnd"/>
+      <w:r>
+        <w:rPr>
+          <w:color w:val="000000" w:themeColor="text1"/>
+          <w:sz w:val="20"/>
+          <w:szCs w:val="20"/>
+        </w:rPr>
+        <w:t xml:space="preserve"> </w:t>
+      </w:r>
+      <w:proofErr w:type="spellStart"/>
+      <w:r>
+        <w:rPr>
+          <w:color w:val="000000" w:themeColor="text1"/>
+          <w:sz w:val="20"/>
+          <w:szCs w:val="20"/>
+        </w:rPr>
+        <w:t>өндірістік</w:t>
+      </w:r>
+      <w:proofErr w:type="spellEnd"/>
+      <w:r>
+        <w:rPr>
+          <w:color w:val="000000" w:themeColor="text1"/>
+          <w:sz w:val="20"/>
+          <w:szCs w:val="20"/>
+        </w:rPr>
+        <w:t xml:space="preserve"> </w:t>
+      </w:r>
+      <w:proofErr w:type="spellStart"/>
+      <w:r>
+        <w:rPr>
+          <w:color w:val="000000" w:themeColor="text1"/>
+          <w:sz w:val="20"/>
+          <w:szCs w:val="20"/>
+        </w:rPr>
+        <w:t>оқыту</w:t>
+      </w:r>
+      <w:proofErr w:type="spellEnd"/>
       <w:r>
         <w:rPr>
           <w:color w:val="000000" w:themeColor="text1"/>
@@ -481,7 +779,73 @@
           <w:szCs w:val="24"/>
           <w:lang w:val="kk-KZ"/>
         </w:rPr>
-        <w:t>І. Бөлім / часть:                       Сабақты жоспарлау /Планирование занятия:</w:t>
+        <w:t xml:space="preserve">І. Бөлім / </w:t>
+      </w:r>
+      <w:proofErr w:type="spellStart"/>
+      <w:r>
+        <w:rPr>
+          <w:b/>
+          <w:color w:val="000000" w:themeColor="text1"/>
+          <w:sz w:val="24"/>
+          <w:szCs w:val="24"/>
+          <w:lang w:val="kk-KZ"/>
+        </w:rPr>
+        <w:t>часть</w:t>
+      </w:r>
+      <w:proofErr w:type="spellEnd"/>
+      <w:r>
+        <w:rPr>
+          <w:b/>
+          <w:color w:val="000000" w:themeColor="text1"/>
+          <w:sz w:val="24"/>
+          <w:szCs w:val="24"/>
+          <w:lang w:val="kk-KZ"/>
+        </w:rPr>
+        <w:t>:                       Сабақты жоспарлау /</w:t>
+      </w:r>
+      <w:proofErr w:type="spellStart"/>
+      <w:r>
+        <w:rPr>
+          <w:b/>
+          <w:color w:val="000000" w:themeColor="text1"/>
+          <w:sz w:val="24"/>
+          <w:szCs w:val="24"/>
+          <w:lang w:val="kk-KZ"/>
+        </w:rPr>
+        <w:t>Планирование</w:t>
+      </w:r>
+      <w:proofErr w:type="spellEnd"/>
+      <w:r>
+        <w:rPr>
+          <w:b/>
+          <w:color w:val="000000" w:themeColor="text1"/>
+          <w:sz w:val="24"/>
+          <w:szCs w:val="24"/>
+          <w:lang w:val="kk-KZ"/>
+        </w:rPr>
+        <w:t xml:space="preserve"> </w:t>
+      </w:r>
+      <w:proofErr w:type="spellStart"/>
+      <w:r>
+        <w:rPr>
+          <w:b/>
+          <w:color w:val="000000" w:themeColor="text1"/>
+          <w:sz w:val="24"/>
+          <w:szCs w:val="24"/>
+          <w:lang w:val="kk-KZ"/>
+        </w:rPr>
+        <w:t>занятия</w:t>
+      </w:r>
+      <w:proofErr w:type="spellEnd"/>
+      <w:r>
+        <w:rPr>
+          <w:b/>
+          <w:color w:val="000000" w:themeColor="text1"/>
+          <w:sz w:val="24"/>
+          <w:szCs w:val="24"/>
+          <w:lang w:val="kk-KZ"/>
+        </w:rPr>
+        <w:t>:</w:t>
       </w:r>
     </w:p>
     <w:tbl>
@@ -542,14 +906,45 @@
                 <w:szCs w:val="24"/>
               </w:rPr>
             </w:pPr>
-            <w:r>
-              <w:rPr>
-                <w:b/>
-                <w:color w:val="000000" w:themeColor="text1"/>
-                <w:sz w:val="24"/>
-                <w:szCs w:val="24"/>
-              </w:rPr>
-              <w:t>Тема занятия:</w:t>
+            <w:proofErr w:type="spellStart"/>
+            <w:r>
+              <w:rPr>
+                <w:b/>
+                <w:color w:val="000000" w:themeColor="text1"/>
+                <w:sz w:val="24"/>
+                <w:szCs w:val="24"/>
+              </w:rPr>
+              <w:t>Тема</w:t>
+            </w:r>
+            <w:proofErr w:type="spellEnd"/>
+            <w:r>
+              <w:rPr>
+                <w:b/>
+                <w:color w:val="000000" w:themeColor="text1"/>
+                <w:sz w:val="24"/>
+                <w:szCs w:val="24"/>
+              </w:rPr>
+              <w:t xml:space="preserve"> </w:t>
+            </w:r>
+            <w:proofErr w:type="spellStart"/>
+            <w:r>
+              <w:rPr>
+                <w:b/>
+                <w:color w:val="000000" w:themeColor="text1"/>
+                <w:sz w:val="24"/>
+                <w:szCs w:val="24"/>
+              </w:rPr>
+              <w:t>занятия</w:t>
+            </w:r>
+            <w:proofErr w:type="spellEnd"/>
+            <w:r>
+              <w:rPr>
+                <w:b/>
+                <w:color w:val="000000" w:themeColor="text1"/>
+                <w:sz w:val="24"/>
+                <w:szCs w:val="24"/>
+              </w:rPr>
+              <w:t>:</w:t>
             </w:r>
           </w:p>
         </w:tc>
@@ -612,8 +1007,20 @@
                 <w:szCs w:val="24"/>
                 <w:lang w:val="ru-RU"/>
               </w:rPr>
-              <w:t>Модуль /пән</w:t>
-            </w:r>
+              <w:t>Модуль /</w:t>
+            </w:r>
+            <w:proofErr w:type="spellStart"/>
+            <w:r>
+              <w:rPr>
+                <w:b/>
+                <w:color w:val="000000" w:themeColor="text1"/>
+                <w:sz w:val="24"/>
+                <w:szCs w:val="24"/>
+                <w:lang w:val="ru-RU"/>
+              </w:rPr>
+              <w:t>пән</w:t>
+            </w:r>
+            <w:proofErr w:type="spellEnd"/>
             <w:r>
               <w:rPr>
                 <w:b/>
@@ -624,15 +1031,27 @@
               </w:rPr>
               <w:t xml:space="preserve"> </w:t>
             </w:r>
-            <w:r>
-              <w:rPr>
-                <w:b/>
-                <w:color w:val="000000" w:themeColor="text1"/>
-                <w:sz w:val="24"/>
-                <w:szCs w:val="24"/>
-                <w:lang w:val="ru-RU"/>
-              </w:rPr>
-              <w:t xml:space="preserve">атауы: </w:t>
+            <w:proofErr w:type="spellStart"/>
+            <w:r>
+              <w:rPr>
+                <w:b/>
+                <w:color w:val="000000" w:themeColor="text1"/>
+                <w:sz w:val="24"/>
+                <w:szCs w:val="24"/>
+                <w:lang w:val="ru-RU"/>
+              </w:rPr>
+              <w:t>атауы</w:t>
+            </w:r>
+            <w:proofErr w:type="spellEnd"/>
+            <w:r>
+              <w:rPr>
+                <w:b/>
+                <w:color w:val="000000" w:themeColor="text1"/>
+                <w:sz w:val="24"/>
+                <w:szCs w:val="24"/>
+                <w:lang w:val="ru-RU"/>
+              </w:rPr>
+              <w:t xml:space="preserve">: </w:t>
             </w:r>
           </w:p>
           <w:p>
@@ -702,14 +1121,45 @@
                 <w:szCs w:val="24"/>
               </w:rPr>
             </w:pPr>
-            <w:r>
-              <w:rPr>
-                <w:b/>
-                <w:color w:val="000000" w:themeColor="text1"/>
-                <w:sz w:val="24"/>
-                <w:szCs w:val="24"/>
-              </w:rPr>
-              <w:t xml:space="preserve">Педагог дайындады: </w:t>
+            <w:proofErr w:type="spellStart"/>
+            <w:r>
+              <w:rPr>
+                <w:b/>
+                <w:color w:val="000000" w:themeColor="text1"/>
+                <w:sz w:val="24"/>
+                <w:szCs w:val="24"/>
+              </w:rPr>
+              <w:t>Педагог</w:t>
+            </w:r>
+            <w:proofErr w:type="spellEnd"/>
+            <w:r>
+              <w:rPr>
+                <w:b/>
+                <w:color w:val="000000" w:themeColor="text1"/>
+                <w:sz w:val="24"/>
+                <w:szCs w:val="24"/>
+              </w:rPr>
+              <w:t xml:space="preserve"> </w:t>
+            </w:r>
+            <w:proofErr w:type="spellStart"/>
+            <w:r>
+              <w:rPr>
+                <w:b/>
+                <w:color w:val="000000" w:themeColor="text1"/>
+                <w:sz w:val="24"/>
+                <w:szCs w:val="24"/>
+              </w:rPr>
+              <w:t>дайындады</w:t>
+            </w:r>
+            <w:proofErr w:type="spellEnd"/>
+            <w:r>
+              <w:rPr>
+                <w:b/>
+                <w:color w:val="000000" w:themeColor="text1"/>
+                <w:sz w:val="24"/>
+                <w:szCs w:val="24"/>
+              </w:rPr>
+              <w:t xml:space="preserve">: </w:t>
             </w:r>
           </w:p>
           <w:p>
@@ -723,14 +1173,45 @@
                 <w:lang w:val="ru-RU"/>
               </w:rPr>
             </w:pPr>
-            <w:r>
-              <w:rPr>
-                <w:b/>
-                <w:color w:val="000000" w:themeColor="text1"/>
-                <w:sz w:val="24"/>
-                <w:szCs w:val="24"/>
-              </w:rPr>
-              <w:t>Подготовил педагог:</w:t>
+            <w:proofErr w:type="spellStart"/>
+            <w:r>
+              <w:rPr>
+                <w:b/>
+                <w:color w:val="000000" w:themeColor="text1"/>
+                <w:sz w:val="24"/>
+                <w:szCs w:val="24"/>
+              </w:rPr>
+              <w:t>Подготовил</w:t>
+            </w:r>
+            <w:proofErr w:type="spellEnd"/>
+            <w:r>
+              <w:rPr>
+                <w:b/>
+                <w:color w:val="000000" w:themeColor="text1"/>
+                <w:sz w:val="24"/>
+                <w:szCs w:val="24"/>
+              </w:rPr>
+              <w:t xml:space="preserve"> </w:t>
+            </w:r>
+            <w:proofErr w:type="spellStart"/>
+            <w:r>
+              <w:rPr>
+                <w:b/>
+                <w:color w:val="000000" w:themeColor="text1"/>
+                <w:sz w:val="24"/>
+                <w:szCs w:val="24"/>
+              </w:rPr>
+              <w:t>педагог</w:t>
+            </w:r>
+            <w:proofErr w:type="spellEnd"/>
+            <w:r>
+              <w:rPr>
+                <w:b/>
+                <w:color w:val="000000" w:themeColor="text1"/>
+                <w:sz w:val="24"/>
+                <w:szCs w:val="24"/>
+              </w:rPr>
+              <w:t>:</w:t>
             </w:r>
           </w:p>
         </w:tc>
@@ -830,6 +1311,7 @@
               </w:rPr>
               <w:t xml:space="preserve"> </w:t>
             </w:r>
+            <w:proofErr w:type="spellStart"/>
             <w:r>
               <w:rPr>
                 <w:b/>
@@ -839,6 +1321,7 @@
               </w:rPr>
               <w:t>года</w:t>
             </w:r>
+            <w:proofErr w:type="spellEnd"/>
           </w:p>
           <w:p>
             <w:pPr>
@@ -884,6 +1367,7 @@
                 <w:szCs w:val="24"/>
               </w:rPr>
             </w:pPr>
+            <w:proofErr w:type="spellStart"/>
             <w:r>
               <w:rPr>
                 <w:rFonts w:ascii="Times New Roman" w:hAnsi="Times New Roman" w:cs="Times New Roman"/>
@@ -894,6 +1378,7 @@
               </w:rPr>
               <w:t>Жалпы</w:t>
             </w:r>
+            <w:proofErr w:type="spellEnd"/>
             <w:r>
               <w:rPr>
                 <w:rFonts w:ascii="Times New Roman" w:hAnsi="Times New Roman" w:cs="Times New Roman"/>
@@ -905,6 +1390,7 @@
               </w:rPr>
               <w:t xml:space="preserve"> </w:t>
             </w:r>
+            <w:proofErr w:type="spellStart"/>
             <w:r>
               <w:rPr>
                 <w:rFonts w:ascii="Times New Roman" w:hAnsi="Times New Roman" w:cs="Times New Roman"/>
@@ -915,6 +1401,7 @@
               </w:rPr>
               <w:t>мәліметтер</w:t>
             </w:r>
+            <w:proofErr w:type="spellEnd"/>
             <w:r>
               <w:rPr>
                 <w:rFonts w:ascii="Times New Roman" w:hAnsi="Times New Roman" w:cs="Times New Roman"/>
@@ -984,6 +1471,7 @@
               </w:rPr>
               <w:t xml:space="preserve">Курсы, </w:t>
             </w:r>
+            <w:proofErr w:type="spellStart"/>
             <w:r>
               <w:rPr>
                 <w:color w:val="000000" w:themeColor="text1"/>
@@ -992,6 +1480,7 @@
               </w:rPr>
               <w:t>Курс</w:t>
             </w:r>
+            <w:proofErr w:type="spellEnd"/>
             <w:r>
               <w:rPr>
                 <w:color w:val="000000" w:themeColor="text1"/>
@@ -1029,6 +1518,7 @@
               </w:rPr>
               <w:t>Топ, г</w:t>
             </w:r>
+            <w:proofErr w:type="spellStart"/>
             <w:r>
               <w:rPr>
                 <w:color w:val="000000" w:themeColor="text1"/>
@@ -1037,6 +1527,7 @@
               </w:rPr>
               <w:t>руппа</w:t>
             </w:r>
+            <w:proofErr w:type="spellEnd"/>
             <w:r>
               <w:rPr>
                 <w:color w:val="000000" w:themeColor="text1"/>
@@ -1103,6 +1594,7 @@
               </w:rPr>
               <w:t xml:space="preserve">     </w:t>
             </w:r>
+            <w:proofErr w:type="spellStart"/>
             <w:r>
               <w:rPr>
                 <w:b/>
@@ -1112,6 +1604,7 @@
               </w:rPr>
               <w:t>Сабақтың</w:t>
             </w:r>
+            <w:proofErr w:type="spellEnd"/>
             <w:r>
               <w:rPr>
                 <w:b/>
@@ -1122,14 +1615,25 @@
               </w:rPr>
               <w:t xml:space="preserve"> </w:t>
             </w:r>
-            <w:r>
-              <w:rPr>
-                <w:b/>
-                <w:color w:val="000000" w:themeColor="text1"/>
-                <w:sz w:val="24"/>
-                <w:szCs w:val="24"/>
-              </w:rPr>
-              <w:t>түрі:</w:t>
+            <w:proofErr w:type="spellStart"/>
+            <w:r>
+              <w:rPr>
+                <w:b/>
+                <w:color w:val="000000" w:themeColor="text1"/>
+                <w:sz w:val="24"/>
+                <w:szCs w:val="24"/>
+              </w:rPr>
+              <w:t>түрі</w:t>
+            </w:r>
+            <w:proofErr w:type="spellEnd"/>
+            <w:r>
+              <w:rPr>
+                <w:b/>
+                <w:color w:val="000000" w:themeColor="text1"/>
+                <w:sz w:val="24"/>
+                <w:szCs w:val="24"/>
+              </w:rPr>
+              <w:t>:</w:t>
             </w:r>
           </w:p>
           <w:p>
@@ -1151,14 +1655,45 @@
               </w:rPr>
               <w:t xml:space="preserve">     </w:t>
             </w:r>
-            <w:r>
-              <w:rPr>
-                <w:b/>
-                <w:color w:val="000000" w:themeColor="text1"/>
-                <w:sz w:val="24"/>
-                <w:szCs w:val="24"/>
-              </w:rPr>
-              <w:t>Тип занятия:</w:t>
+            <w:proofErr w:type="spellStart"/>
+            <w:r>
+              <w:rPr>
+                <w:b/>
+                <w:color w:val="000000" w:themeColor="text1"/>
+                <w:sz w:val="24"/>
+                <w:szCs w:val="24"/>
+              </w:rPr>
+              <w:t>Тип</w:t>
+            </w:r>
+            <w:proofErr w:type="spellEnd"/>
+            <w:r>
+              <w:rPr>
+                <w:b/>
+                <w:color w:val="000000" w:themeColor="text1"/>
+                <w:sz w:val="24"/>
+                <w:szCs w:val="24"/>
+              </w:rPr>
+              <w:t xml:space="preserve"> </w:t>
+            </w:r>
+            <w:proofErr w:type="spellStart"/>
+            <w:r>
+              <w:rPr>
+                <w:b/>
+                <w:color w:val="000000" w:themeColor="text1"/>
+                <w:sz w:val="24"/>
+                <w:szCs w:val="24"/>
+              </w:rPr>
+              <w:t>занятия</w:t>
+            </w:r>
+            <w:proofErr w:type="spellEnd"/>
+            <w:r>
+              <w:rPr>
+                <w:b/>
+                <w:color w:val="000000" w:themeColor="text1"/>
+                <w:sz w:val="24"/>
+                <w:szCs w:val="24"/>
+              </w:rPr>
+              <w:t>:</w:t>
             </w:r>
           </w:p>
         </w:tc>
@@ -1184,7 +1719,27 @@
                 <w:szCs w:val="24"/>
                 <w:lang w:val="ru-RU" w:eastAsia="ru-RU"/>
               </w:rPr>
-              <w:t>{lesson_type}</w:t>
+              <w:t>{</w:t>
+            </w:r>
+            <w:proofErr w:type="spellStart"/>
+            <w:r>
+              <w:rPr>
+                <w:color w:val="000000" w:themeColor="text1"/>
+                <w:sz w:val="24"/>
+                <w:szCs w:val="24"/>
+                <w:lang w:val="ru-RU" w:eastAsia="ru-RU"/>
+              </w:rPr>
+              <w:t>lesson_type</w:t>
+            </w:r>
+            <w:proofErr w:type="spellEnd"/>
+            <w:r>
+              <w:rPr>
+                <w:color w:val="000000" w:themeColor="text1"/>
+                <w:sz w:val="24"/>
+                <w:szCs w:val="24"/>
+                <w:lang w:val="ru-RU" w:eastAsia="ru-RU"/>
+              </w:rPr>
+              <w:t>}</w:t>
             </w:r>
           </w:p>
         </w:tc>
@@ -1230,16 +1785,29 @@
               </w:rPr>
               <w:t>Саба</w:t>
             </w:r>
-            <w:r>
-              <w:rPr>
-                <w:b/>
-                <w:color w:val="000000" w:themeColor="text1"/>
-                <w:sz w:val="24"/>
-                <w:szCs w:val="24"/>
-                <w:lang w:val="kk-KZ"/>
-              </w:rPr>
-              <w:t>қтың м</w:t>
-            </w:r>
+            <w:proofErr w:type="spellStart"/>
+            <w:r>
+              <w:rPr>
+                <w:b/>
+                <w:color w:val="000000" w:themeColor="text1"/>
+                <w:sz w:val="24"/>
+                <w:szCs w:val="24"/>
+                <w:lang w:val="kk-KZ"/>
+              </w:rPr>
+              <w:t>қтың</w:t>
+            </w:r>
+            <w:proofErr w:type="spellEnd"/>
+            <w:r>
+              <w:rPr>
+                <w:b/>
+                <w:color w:val="000000" w:themeColor="text1"/>
+                <w:sz w:val="24"/>
+                <w:szCs w:val="24"/>
+                <w:lang w:val="kk-KZ"/>
+              </w:rPr>
+              <w:t xml:space="preserve"> м</w:t>
+            </w:r>
+            <w:proofErr w:type="spellStart"/>
             <w:r>
               <w:rPr>
                 <w:b/>
@@ -1250,6 +1818,7 @@
               </w:rPr>
               <w:t>ақсаты</w:t>
             </w:r>
+            <w:proofErr w:type="spellEnd"/>
             <w:r>
               <w:rPr>
                 <w:b/>
@@ -1300,7 +1869,29 @@
                 <w:szCs w:val="24"/>
                 <w:lang w:val="kk-KZ"/>
               </w:rPr>
-              <w:t>ь занятия:</w:t>
+              <w:t xml:space="preserve">ь </w:t>
+            </w:r>
+            <w:proofErr w:type="spellStart"/>
+            <w:r>
+              <w:rPr>
+                <w:b/>
+                <w:color w:val="000000" w:themeColor="text1"/>
+                <w:sz w:val="24"/>
+                <w:szCs w:val="24"/>
+                <w:lang w:val="kk-KZ"/>
+              </w:rPr>
+              <w:t>занятия</w:t>
+            </w:r>
+            <w:proofErr w:type="spellEnd"/>
+            <w:r>
+              <w:rPr>
+                <w:b/>
+                <w:color w:val="000000" w:themeColor="text1"/>
+                <w:sz w:val="24"/>
+                <w:szCs w:val="24"/>
+                <w:lang w:val="kk-KZ"/>
+              </w:rPr>
+              <w:t>:</w:t>
             </w:r>
           </w:p>
           <w:p>
@@ -1348,6 +1939,7 @@
               </w:rPr>
               <w:t xml:space="preserve">    </w:t>
             </w:r>
+            <w:proofErr w:type="spellStart"/>
             <w:r>
               <w:rPr>
                 <w:b/>
@@ -1358,6 +1950,7 @@
               </w:rPr>
               <w:t>Сабақтың</w:t>
             </w:r>
+            <w:proofErr w:type="spellEnd"/>
             <w:r>
               <w:rPr>
                 <w:b/>
@@ -1367,6 +1960,7 @@
               </w:rPr>
               <w:t xml:space="preserve"> </w:t>
             </w:r>
+            <w:proofErr w:type="spellStart"/>
             <w:r>
               <w:rPr>
                 <w:b/>
@@ -1377,6 +1971,7 @@
               </w:rPr>
               <w:t>міндеттері</w:t>
             </w:r>
+            <w:proofErr w:type="spellEnd"/>
             <w:r>
               <w:rPr>
                 <w:b/>
@@ -1409,6 +2004,7 @@
               </w:rPr>
               <w:t xml:space="preserve">    З</w:t>
             </w:r>
+            <w:proofErr w:type="spellStart"/>
             <w:r>
               <w:rPr>
                 <w:b/>
@@ -1418,16 +2014,29 @@
               </w:rPr>
               <w:t>адачи</w:t>
             </w:r>
-            <w:r>
-              <w:rPr>
-                <w:b/>
-                <w:color w:val="000000" w:themeColor="text1"/>
-                <w:sz w:val="24"/>
-                <w:szCs w:val="24"/>
-                <w:lang w:val="kk-KZ"/>
-              </w:rPr>
-              <w:t xml:space="preserve"> занятия</w:t>
-            </w:r>
+            <w:proofErr w:type="spellEnd"/>
+            <w:r>
+              <w:rPr>
+                <w:b/>
+                <w:color w:val="000000" w:themeColor="text1"/>
+                <w:sz w:val="24"/>
+                <w:szCs w:val="24"/>
+                <w:lang w:val="kk-KZ"/>
+              </w:rPr>
+              <w:t xml:space="preserve"> </w:t>
+            </w:r>
+            <w:proofErr w:type="spellStart"/>
+            <w:r>
+              <w:rPr>
+                <w:b/>
+                <w:color w:val="000000" w:themeColor="text1"/>
+                <w:sz w:val="24"/>
+                <w:szCs w:val="24"/>
+                <w:lang w:val="kk-KZ"/>
+              </w:rPr>
+              <w:t>занятия</w:t>
+            </w:r>
+            <w:proofErr w:type="spellEnd"/>
             <w:r>
               <w:rPr>
                 <w:b/>
@@ -1468,7 +2077,6 @@
                 <w:szCs w:val="24"/>
                 <w:lang w:val="en-US"/>
               </w:rPr>
-              <w:lastRenderedPageBreak/>
               <w:t>{goal}</w:t>
             </w:r>
           </w:p>
@@ -1603,6 +2211,7 @@
                 <w:szCs w:val="21"/>
                 <w:lang w:val="en-US"/>
               </w:rPr>
+              <w:lastRenderedPageBreak/>
               <w:t xml:space="preserve">3. </w:t>
             </w:r>
             <w:r>
@@ -1617,6 +2226,7 @@
               </w:rPr>
               <w:t xml:space="preserve"> </w:t>
             </w:r>
+            <w:proofErr w:type="spellStart"/>
             <w:r>
               <w:rPr>
                 <w:rFonts w:ascii="Times New Roman" w:eastAsia="Arial" w:hAnsi="Times New Roman" w:cs="Times New Roman"/>
@@ -1628,6 +2238,7 @@
               </w:rPr>
               <w:t>Оқу</w:t>
             </w:r>
+            <w:proofErr w:type="spellEnd"/>
             <w:r>
               <w:rPr>
                 <w:rFonts w:ascii="Times New Roman" w:eastAsia="Arial" w:hAnsi="Times New Roman" w:cs="Times New Roman"/>
@@ -1640,6 +2251,7 @@
               </w:rPr>
               <w:t>-</w:t>
             </w:r>
+            <w:proofErr w:type="spellStart"/>
             <w:r>
               <w:rPr>
                 <w:rFonts w:ascii="Times New Roman" w:eastAsia="Arial" w:hAnsi="Times New Roman" w:cs="Times New Roman"/>
@@ -1651,6 +2263,7 @@
               </w:rPr>
               <w:t>жаттығу</w:t>
             </w:r>
+            <w:proofErr w:type="spellEnd"/>
             <w:r>
               <w:rPr>
                 <w:rFonts w:ascii="Times New Roman" w:eastAsia="Arial" w:hAnsi="Times New Roman" w:cs="Times New Roman"/>
@@ -1663,6 +2276,7 @@
               </w:rPr>
               <w:t xml:space="preserve"> </w:t>
             </w:r>
+            <w:proofErr w:type="spellStart"/>
             <w:r>
               <w:rPr>
                 <w:rFonts w:ascii="Times New Roman" w:eastAsia="Arial" w:hAnsi="Times New Roman" w:cs="Times New Roman"/>
@@ -1674,6 +2288,7 @@
               </w:rPr>
               <w:t>процесінде</w:t>
             </w:r>
+            <w:proofErr w:type="spellEnd"/>
             <w:r>
               <w:rPr>
                 <w:rFonts w:ascii="Times New Roman" w:eastAsia="Arial" w:hAnsi="Times New Roman" w:cs="Times New Roman"/>
@@ -1686,6 +2301,7 @@
               </w:rPr>
               <w:t xml:space="preserve"> </w:t>
             </w:r>
+            <w:proofErr w:type="spellStart"/>
             <w:r>
               <w:rPr>
                 <w:rFonts w:ascii="Times New Roman" w:eastAsia="Arial" w:hAnsi="Times New Roman" w:cs="Times New Roman"/>
@@ -1697,6 +2313,7 @@
               </w:rPr>
               <w:t>білім</w:t>
             </w:r>
+            <w:proofErr w:type="spellEnd"/>
             <w:r>
               <w:rPr>
                 <w:rFonts w:ascii="Times New Roman" w:eastAsia="Arial" w:hAnsi="Times New Roman" w:cs="Times New Roman"/>
@@ -1709,6 +2326,7 @@
               </w:rPr>
               <w:t xml:space="preserve"> </w:t>
             </w:r>
+            <w:proofErr w:type="spellStart"/>
             <w:r>
               <w:rPr>
                 <w:rFonts w:ascii="Times New Roman" w:eastAsia="Arial" w:hAnsi="Times New Roman" w:cs="Times New Roman"/>
@@ -1720,6 +2338,7 @@
               </w:rPr>
               <w:t>алушылар</w:t>
             </w:r>
+            <w:proofErr w:type="spellEnd"/>
             <w:r>
               <w:rPr>
                 <w:rFonts w:ascii="Times New Roman" w:eastAsia="Arial" w:hAnsi="Times New Roman" w:cs="Times New Roman"/>
@@ -1732,6 +2351,7 @@
               </w:rPr>
               <w:t xml:space="preserve"> </w:t>
             </w:r>
+            <w:proofErr w:type="spellStart"/>
             <w:r>
               <w:rPr>
                 <w:rFonts w:ascii="Times New Roman" w:eastAsia="Arial" w:hAnsi="Times New Roman" w:cs="Times New Roman"/>
@@ -1743,6 +2363,7 @@
               </w:rPr>
               <w:t>меңгеретін</w:t>
             </w:r>
+            <w:proofErr w:type="spellEnd"/>
             <w:r>
               <w:rPr>
                 <w:rFonts w:ascii="Times New Roman" w:eastAsia="Arial" w:hAnsi="Times New Roman" w:cs="Times New Roman"/>
@@ -1755,6 +2376,7 @@
               </w:rPr>
               <w:t xml:space="preserve"> </w:t>
             </w:r>
+            <w:proofErr w:type="spellStart"/>
             <w:r>
               <w:rPr>
                 <w:rFonts w:ascii="Times New Roman" w:eastAsia="Arial" w:hAnsi="Times New Roman" w:cs="Times New Roman"/>
@@ -1766,6 +2388,7 @@
               </w:rPr>
               <w:t>күтілетін</w:t>
             </w:r>
+            <w:proofErr w:type="spellEnd"/>
             <w:r>
               <w:rPr>
                 <w:rFonts w:ascii="Times New Roman" w:eastAsia="Arial" w:hAnsi="Times New Roman" w:cs="Times New Roman"/>
@@ -1778,6 +2401,7 @@
               </w:rPr>
               <w:t xml:space="preserve"> </w:t>
             </w:r>
+            <w:proofErr w:type="spellStart"/>
             <w:r>
               <w:rPr>
                 <w:rFonts w:ascii="Times New Roman" w:eastAsia="Arial" w:hAnsi="Times New Roman" w:cs="Times New Roman"/>
@@ -1789,6 +2413,7 @@
               </w:rPr>
               <w:t>нәтижелер</w:t>
             </w:r>
+            <w:proofErr w:type="spellEnd"/>
             <w:r>
               <w:rPr>
                 <w:rFonts w:ascii="Times New Roman" w:eastAsia="Arial" w:hAnsi="Times New Roman" w:cs="Times New Roman"/>
@@ -1801,6 +2426,7 @@
               </w:rPr>
               <w:t xml:space="preserve"> </w:t>
             </w:r>
+            <w:proofErr w:type="spellStart"/>
             <w:r>
               <w:rPr>
                 <w:rFonts w:ascii="Times New Roman" w:eastAsia="Arial" w:hAnsi="Times New Roman" w:cs="Times New Roman"/>
@@ -1812,6 +2438,7 @@
               </w:rPr>
               <w:t>және</w:t>
             </w:r>
+            <w:proofErr w:type="spellEnd"/>
             <w:r>
               <w:rPr>
                 <w:rFonts w:ascii="Times New Roman" w:eastAsia="Arial" w:hAnsi="Times New Roman" w:cs="Times New Roman"/>
@@ -1824,6 +2451,7 @@
               </w:rPr>
               <w:t xml:space="preserve"> (</w:t>
             </w:r>
+            <w:proofErr w:type="spellStart"/>
             <w:r>
               <w:rPr>
                 <w:rFonts w:ascii="Times New Roman" w:eastAsia="Arial" w:hAnsi="Times New Roman" w:cs="Times New Roman"/>
@@ -1835,6 +2463,7 @@
               </w:rPr>
               <w:t>немесе</w:t>
             </w:r>
+            <w:proofErr w:type="spellEnd"/>
             <w:r>
               <w:rPr>
                 <w:rFonts w:ascii="Times New Roman" w:eastAsia="Arial" w:hAnsi="Times New Roman" w:cs="Times New Roman"/>
@@ -1847,6 +2476,7 @@
               </w:rPr>
               <w:t xml:space="preserve">) </w:t>
             </w:r>
+            <w:proofErr w:type="spellStart"/>
             <w:r>
               <w:rPr>
                 <w:rFonts w:ascii="Times New Roman" w:eastAsia="Arial" w:hAnsi="Times New Roman" w:cs="Times New Roman"/>
@@ -1858,6 +2488,7 @@
               </w:rPr>
               <w:t>кәсіби</w:t>
             </w:r>
+            <w:proofErr w:type="spellEnd"/>
             <w:r>
               <w:rPr>
                 <w:rFonts w:ascii="Times New Roman" w:eastAsia="Arial" w:hAnsi="Times New Roman" w:cs="Times New Roman"/>
@@ -1870,6 +2501,7 @@
               </w:rPr>
               <w:t xml:space="preserve"> </w:t>
             </w:r>
+            <w:proofErr w:type="spellStart"/>
             <w:r>
               <w:rPr>
                 <w:rFonts w:ascii="Times New Roman" w:eastAsia="Arial" w:hAnsi="Times New Roman" w:cs="Times New Roman"/>
@@ -1881,6 +2513,7 @@
               </w:rPr>
               <w:t>дағдылар</w:t>
             </w:r>
+            <w:proofErr w:type="spellEnd"/>
             <w:r>
               <w:rPr>
                 <w:rFonts w:ascii="Times New Roman" w:eastAsia="Arial" w:hAnsi="Times New Roman" w:cs="Times New Roman"/>
@@ -1893,6 +2526,7 @@
               </w:rPr>
               <w:t xml:space="preserve"> </w:t>
             </w:r>
+            <w:proofErr w:type="spellStart"/>
             <w:r>
               <w:rPr>
                 <w:rFonts w:ascii="Times New Roman" w:eastAsia="Arial" w:hAnsi="Times New Roman" w:cs="Times New Roman"/>
@@ -1904,6 +2538,7 @@
               </w:rPr>
               <w:t>тізбесі</w:t>
             </w:r>
+            <w:proofErr w:type="spellEnd"/>
             <w:r>
               <w:rPr>
                 <w:rFonts w:ascii="Times New Roman" w:eastAsia="Arial" w:hAnsi="Times New Roman" w:cs="Times New Roman"/>
@@ -2056,8 +2691,39 @@
                 <w:sz w:val="24"/>
                 <w:szCs w:val="24"/>
               </w:rPr>
-              <w:t>4. Қажетті ресурстар</w:t>
-            </w:r>
+              <w:t xml:space="preserve">4. </w:t>
+            </w:r>
+            <w:proofErr w:type="spellStart"/>
+            <w:r>
+              <w:rPr>
+                <w:b/>
+                <w:color w:val="000000" w:themeColor="text1"/>
+                <w:sz w:val="24"/>
+                <w:szCs w:val="24"/>
+              </w:rPr>
+              <w:t>Қажетті</w:t>
+            </w:r>
+            <w:proofErr w:type="spellEnd"/>
+            <w:r>
+              <w:rPr>
+                <w:b/>
+                <w:color w:val="000000" w:themeColor="text1"/>
+                <w:sz w:val="24"/>
+                <w:szCs w:val="24"/>
+              </w:rPr>
+              <w:t xml:space="preserve"> </w:t>
+            </w:r>
+            <w:proofErr w:type="spellStart"/>
+            <w:r>
+              <w:rPr>
+                <w:b/>
+                <w:color w:val="000000" w:themeColor="text1"/>
+                <w:sz w:val="24"/>
+                <w:szCs w:val="24"/>
+              </w:rPr>
+              <w:t>ресурстар</w:t>
+            </w:r>
+            <w:proofErr w:type="spellEnd"/>
             <w:r>
               <w:rPr>
                 <w:b/>
@@ -2098,14 +2764,45 @@
               </w:rPr>
               <w:t xml:space="preserve">   </w:t>
             </w:r>
-            <w:r>
-              <w:rPr>
-                <w:b/>
-                <w:color w:val="000000" w:themeColor="text1"/>
-                <w:sz w:val="24"/>
-                <w:szCs w:val="24"/>
-              </w:rPr>
-              <w:t xml:space="preserve">Необходимые ресурсы: </w:t>
+            <w:proofErr w:type="spellStart"/>
+            <w:r>
+              <w:rPr>
+                <w:b/>
+                <w:color w:val="000000" w:themeColor="text1"/>
+                <w:sz w:val="24"/>
+                <w:szCs w:val="24"/>
+              </w:rPr>
+              <w:t>Необходимые</w:t>
+            </w:r>
+            <w:proofErr w:type="spellEnd"/>
+            <w:r>
+              <w:rPr>
+                <w:b/>
+                <w:color w:val="000000" w:themeColor="text1"/>
+                <w:sz w:val="24"/>
+                <w:szCs w:val="24"/>
+              </w:rPr>
+              <w:t xml:space="preserve"> </w:t>
+            </w:r>
+            <w:proofErr w:type="spellStart"/>
+            <w:r>
+              <w:rPr>
+                <w:b/>
+                <w:color w:val="000000" w:themeColor="text1"/>
+                <w:sz w:val="24"/>
+                <w:szCs w:val="24"/>
+              </w:rPr>
+              <w:t>ресурсы</w:t>
+            </w:r>
+            <w:proofErr w:type="spellEnd"/>
+            <w:r>
+              <w:rPr>
+                <w:b/>
+                <w:color w:val="000000" w:themeColor="text1"/>
+                <w:sz w:val="24"/>
+                <w:szCs w:val="24"/>
+              </w:rPr>
+              <w:t xml:space="preserve">: </w:t>
             </w:r>
           </w:p>
           <w:p>
@@ -2159,7 +2856,47 @@
                 <w:sz w:val="24"/>
                 <w:szCs w:val="24"/>
               </w:rPr>
-              <w:t xml:space="preserve">5. Сабақтың барысы /   </w:t>
+              <w:t xml:space="preserve">5. </w:t>
+            </w:r>
+            <w:proofErr w:type="spellStart"/>
+            <w:r>
+              <w:rPr>
+                <w:b/>
+                <w:color w:val="000000" w:themeColor="text1"/>
+                <w:sz w:val="24"/>
+                <w:szCs w:val="24"/>
+              </w:rPr>
+              <w:t>Сабақтың</w:t>
+            </w:r>
+            <w:proofErr w:type="spellEnd"/>
+            <w:r>
+              <w:rPr>
+                <w:b/>
+                <w:color w:val="000000" w:themeColor="text1"/>
+                <w:sz w:val="24"/>
+                <w:szCs w:val="24"/>
+              </w:rPr>
+              <w:t xml:space="preserve"> </w:t>
+            </w:r>
+            <w:proofErr w:type="spellStart"/>
+            <w:r>
+              <w:rPr>
+                <w:b/>
+                <w:color w:val="000000" w:themeColor="text1"/>
+                <w:sz w:val="24"/>
+                <w:szCs w:val="24"/>
+              </w:rPr>
+              <w:t>барысы</w:t>
+            </w:r>
+            <w:proofErr w:type="spellEnd"/>
+            <w:r>
+              <w:rPr>
+                <w:b/>
+                <w:color w:val="000000" w:themeColor="text1"/>
+                <w:sz w:val="24"/>
+                <w:szCs w:val="24"/>
+              </w:rPr>
+              <w:t xml:space="preserve"> /   </w:t>
             </w:r>
           </w:p>
           <w:p>
@@ -2182,14 +2919,45 @@
               </w:rPr>
               <w:t xml:space="preserve">    </w:t>
             </w:r>
-            <w:r>
-              <w:rPr>
-                <w:b/>
-                <w:color w:val="000000" w:themeColor="text1"/>
-                <w:sz w:val="24"/>
-                <w:szCs w:val="24"/>
-              </w:rPr>
-              <w:t>Ход занятия:</w:t>
+            <w:proofErr w:type="spellStart"/>
+            <w:r>
+              <w:rPr>
+                <w:b/>
+                <w:color w:val="000000" w:themeColor="text1"/>
+                <w:sz w:val="24"/>
+                <w:szCs w:val="24"/>
+              </w:rPr>
+              <w:t>Ход</w:t>
+            </w:r>
+            <w:proofErr w:type="spellEnd"/>
+            <w:r>
+              <w:rPr>
+                <w:b/>
+                <w:color w:val="000000" w:themeColor="text1"/>
+                <w:sz w:val="24"/>
+                <w:szCs w:val="24"/>
+              </w:rPr>
+              <w:t xml:space="preserve"> </w:t>
+            </w:r>
+            <w:proofErr w:type="spellStart"/>
+            <w:r>
+              <w:rPr>
+                <w:b/>
+                <w:color w:val="000000" w:themeColor="text1"/>
+                <w:sz w:val="24"/>
+                <w:szCs w:val="24"/>
+              </w:rPr>
+              <w:t>занятия</w:t>
+            </w:r>
+            <w:proofErr w:type="spellEnd"/>
+            <w:r>
+              <w:rPr>
+                <w:b/>
+                <w:color w:val="000000" w:themeColor="text1"/>
+                <w:sz w:val="24"/>
+                <w:szCs w:val="24"/>
+              </w:rPr>
+              <w:t>:</w:t>
             </w:r>
           </w:p>
         </w:tc>
@@ -2217,6 +2985,7 @@
                 <w:lang w:val="kk-KZ"/>
               </w:rPr>
             </w:pPr>
+            <w:proofErr w:type="spellStart"/>
             <w:r>
               <w:rPr>
                 <w:rFonts w:eastAsia="Arial"/>
@@ -2235,7 +3004,91 @@
                 <w:sz w:val="24"/>
                 <w:szCs w:val="24"/>
               </w:rPr>
-              <w:t>абақ кезеңдері/ (жоспарланған уақыт)</w:t>
+              <w:t>абақ</w:t>
+            </w:r>
+            <w:proofErr w:type="spellEnd"/>
+            <w:r>
+              <w:rPr>
+                <w:rFonts w:eastAsia="Arial"/>
+                <w:b/>
+                <w:bCs/>
+                <w:color w:val="000000" w:themeColor="text1"/>
+                <w:sz w:val="24"/>
+                <w:szCs w:val="24"/>
+              </w:rPr>
+              <w:t xml:space="preserve"> </w:t>
+            </w:r>
+            <w:proofErr w:type="spellStart"/>
+            <w:r>
+              <w:rPr>
+                <w:rFonts w:eastAsia="Arial"/>
+                <w:b/>
+                <w:bCs/>
+                <w:color w:val="000000" w:themeColor="text1"/>
+                <w:sz w:val="24"/>
+                <w:szCs w:val="24"/>
+              </w:rPr>
+              <w:t>кезеңдері</w:t>
+            </w:r>
+            <w:proofErr w:type="spellEnd"/>
+            <w:r>
+              <w:rPr>
+                <w:rFonts w:eastAsia="Arial"/>
+                <w:b/>
+                <w:bCs/>
+                <w:color w:val="000000" w:themeColor="text1"/>
+                <w:sz w:val="24"/>
+                <w:szCs w:val="24"/>
+              </w:rPr>
+              <w:t>/ (</w:t>
+            </w:r>
+            <w:proofErr w:type="spellStart"/>
+            <w:r>
+              <w:rPr>
+                <w:rFonts w:eastAsia="Arial"/>
+                <w:b/>
+                <w:bCs/>
+                <w:color w:val="000000" w:themeColor="text1"/>
+                <w:sz w:val="24"/>
+                <w:szCs w:val="24"/>
+              </w:rPr>
+              <w:t>жоспарланған</w:t>
+            </w:r>
+            <w:proofErr w:type="spellEnd"/>
+            <w:r>
+              <w:rPr>
+                <w:rFonts w:eastAsia="Arial"/>
+                <w:b/>
+                <w:bCs/>
+                <w:color w:val="000000" w:themeColor="text1"/>
+                <w:sz w:val="24"/>
+                <w:szCs w:val="24"/>
+              </w:rPr>
+              <w:t xml:space="preserve"> </w:t>
+            </w:r>
+            <w:proofErr w:type="spellStart"/>
+            <w:r>
+              <w:rPr>
+                <w:rFonts w:eastAsia="Arial"/>
+                <w:b/>
+                <w:bCs/>
+                <w:color w:val="000000" w:themeColor="text1"/>
+                <w:sz w:val="24"/>
+                <w:szCs w:val="24"/>
+              </w:rPr>
+              <w:t>уақыт</w:t>
+            </w:r>
+            <w:proofErr w:type="spellEnd"/>
+            <w:r>
+              <w:rPr>
+                <w:rFonts w:eastAsia="Arial"/>
+                <w:b/>
+                <w:bCs/>
+                <w:color w:val="000000" w:themeColor="text1"/>
+                <w:sz w:val="24"/>
+                <w:szCs w:val="24"/>
+              </w:rPr>
+              <w:t>)</w:t>
             </w:r>
           </w:p>
           <w:p>
@@ -2261,15 +3114,49 @@
               </w:rPr>
               <w:t xml:space="preserve"> </w:t>
             </w:r>
-            <w:r>
-              <w:rPr>
-                <w:b/>
-                <w:color w:val="000000" w:themeColor="text1"/>
-                <w:sz w:val="24"/>
-                <w:szCs w:val="24"/>
-                <w:lang w:val="kk-KZ"/>
-              </w:rPr>
-              <w:t>Этапы занятия/</w:t>
+            <w:proofErr w:type="spellStart"/>
+            <w:r>
+              <w:rPr>
+                <w:b/>
+                <w:color w:val="000000" w:themeColor="text1"/>
+                <w:sz w:val="24"/>
+                <w:szCs w:val="24"/>
+                <w:lang w:val="kk-KZ"/>
+              </w:rPr>
+              <w:t>Этапы</w:t>
+            </w:r>
+            <w:proofErr w:type="spellEnd"/>
+            <w:r>
+              <w:rPr>
+                <w:b/>
+                <w:color w:val="000000" w:themeColor="text1"/>
+                <w:sz w:val="24"/>
+                <w:szCs w:val="24"/>
+                <w:lang w:val="kk-KZ"/>
+              </w:rPr>
+              <w:t xml:space="preserve"> </w:t>
+            </w:r>
+            <w:proofErr w:type="spellStart"/>
+            <w:r>
+              <w:rPr>
+                <w:b/>
+                <w:color w:val="000000" w:themeColor="text1"/>
+                <w:sz w:val="24"/>
+                <w:szCs w:val="24"/>
+                <w:lang w:val="kk-KZ"/>
+              </w:rPr>
+              <w:t>занятия</w:t>
+            </w:r>
+            <w:proofErr w:type="spellEnd"/>
+            <w:r>
+              <w:rPr>
+                <w:b/>
+                <w:color w:val="000000" w:themeColor="text1"/>
+                <w:sz w:val="24"/>
+                <w:szCs w:val="24"/>
+                <w:lang w:val="kk-KZ"/>
+              </w:rPr>
+              <w:t>/</w:t>
             </w:r>
           </w:p>
           <w:p>
@@ -2292,7 +3179,51 @@
                 <w:szCs w:val="24"/>
                 <w:lang w:val="kk-KZ"/>
               </w:rPr>
-              <w:t xml:space="preserve"> (планируемое время)</w:t>
+              <w:t xml:space="preserve"> (</w:t>
+            </w:r>
+            <w:proofErr w:type="spellStart"/>
+            <w:r>
+              <w:rPr>
+                <w:b/>
+                <w:color w:val="000000" w:themeColor="text1"/>
+                <w:sz w:val="24"/>
+                <w:szCs w:val="24"/>
+                <w:lang w:val="kk-KZ"/>
+              </w:rPr>
+              <w:t>планируемое</w:t>
+            </w:r>
+            <w:proofErr w:type="spellEnd"/>
+            <w:r>
+              <w:rPr>
+                <w:b/>
+                <w:color w:val="000000" w:themeColor="text1"/>
+                <w:sz w:val="24"/>
+                <w:szCs w:val="24"/>
+                <w:lang w:val="kk-KZ"/>
+              </w:rPr>
+              <w:t xml:space="preserve"> </w:t>
+            </w:r>
+            <w:proofErr w:type="spellStart"/>
+            <w:r>
+              <w:rPr>
+                <w:b/>
+                <w:color w:val="000000" w:themeColor="text1"/>
+                <w:sz w:val="24"/>
+                <w:szCs w:val="24"/>
+                <w:lang w:val="kk-KZ"/>
+              </w:rPr>
+              <w:t>время</w:t>
+            </w:r>
+            <w:proofErr w:type="spellEnd"/>
+            <w:r>
+              <w:rPr>
+                <w:b/>
+                <w:color w:val="000000" w:themeColor="text1"/>
+                <w:sz w:val="24"/>
+                <w:szCs w:val="24"/>
+                <w:lang w:val="kk-KZ"/>
+              </w:rPr>
+              <w:t>)</w:t>
             </w:r>
           </w:p>
         </w:tc>
@@ -2312,6 +3243,7 @@
                 <w:lang w:val="kk-KZ"/>
               </w:rPr>
             </w:pPr>
+            <w:proofErr w:type="spellStart"/>
             <w:r>
               <w:rPr>
                 <w:rFonts w:eastAsia="Arial"/>
@@ -2321,19 +3253,69 @@
                 <w:sz w:val="24"/>
                 <w:szCs w:val="24"/>
               </w:rPr>
-              <w:t xml:space="preserve">Жоспарланған қызмет/ </w:t>
-            </w:r>
-            <w:r>
-              <w:rPr>
-                <w:b/>
-                <w:bCs/>
-                <w:color w:val="000000" w:themeColor="text1"/>
-                <w:sz w:val="24"/>
-                <w:szCs w:val="24"/>
-                <w:lang w:val="kk-KZ"/>
-              </w:rPr>
-              <w:t xml:space="preserve">Запланированная </w:t>
-            </w:r>
+              <w:t>Жоспарланған</w:t>
+            </w:r>
+            <w:proofErr w:type="spellEnd"/>
+            <w:r>
+              <w:rPr>
+                <w:rFonts w:eastAsia="Arial"/>
+                <w:b/>
+                <w:bCs/>
+                <w:color w:val="000000" w:themeColor="text1"/>
+                <w:sz w:val="24"/>
+                <w:szCs w:val="24"/>
+              </w:rPr>
+              <w:t xml:space="preserve"> </w:t>
+            </w:r>
+            <w:proofErr w:type="spellStart"/>
+            <w:r>
+              <w:rPr>
+                <w:rFonts w:eastAsia="Arial"/>
+                <w:b/>
+                <w:bCs/>
+                <w:color w:val="000000" w:themeColor="text1"/>
+                <w:sz w:val="24"/>
+                <w:szCs w:val="24"/>
+              </w:rPr>
+              <w:t>қызмет</w:t>
+            </w:r>
+            <w:proofErr w:type="spellEnd"/>
+            <w:r>
+              <w:rPr>
+                <w:rFonts w:eastAsia="Arial"/>
+                <w:b/>
+                <w:bCs/>
+                <w:color w:val="000000" w:themeColor="text1"/>
+                <w:sz w:val="24"/>
+                <w:szCs w:val="24"/>
+              </w:rPr>
+              <w:t xml:space="preserve">/ </w:t>
+            </w:r>
+            <w:proofErr w:type="spellStart"/>
+            <w:r>
+              <w:rPr>
+                <w:b/>
+                <w:bCs/>
+                <w:color w:val="000000" w:themeColor="text1"/>
+                <w:sz w:val="24"/>
+                <w:szCs w:val="24"/>
+                <w:lang w:val="kk-KZ"/>
+              </w:rPr>
+              <w:t>Запланированная</w:t>
+            </w:r>
+            <w:proofErr w:type="spellEnd"/>
+            <w:r>
+              <w:rPr>
+                <w:b/>
+                <w:bCs/>
+                <w:color w:val="000000" w:themeColor="text1"/>
+                <w:sz w:val="24"/>
+                <w:szCs w:val="24"/>
+                <w:lang w:val="kk-KZ"/>
+              </w:rPr>
+              <w:t xml:space="preserve"> </w:t>
+            </w:r>
+            <w:proofErr w:type="spellStart"/>
             <w:r>
               <w:rPr>
                 <w:b/>
@@ -2344,6 +3326,7 @@
               </w:rPr>
               <w:t>деятельность</w:t>
             </w:r>
+            <w:proofErr w:type="spellEnd"/>
           </w:p>
         </w:tc>
         <w:tc>
@@ -2362,6 +3345,7 @@
                 <w:lang w:val="kk-KZ"/>
               </w:rPr>
             </w:pPr>
+            <w:proofErr w:type="spellStart"/>
             <w:r>
               <w:rPr>
                 <w:rFonts w:eastAsia="Arial"/>
@@ -2372,18 +3356,262 @@
                 <w:szCs w:val="21"/>
                 <w:lang w:val="ru-RU"/>
               </w:rPr>
-              <w:t xml:space="preserve">Қажетті ресурстар                           (Оқыту құралдары және цифрлық білім беру ресурсы)/                      </w:t>
-            </w:r>
-            <w:r>
-              <w:rPr>
-                <w:b/>
-                <w:bCs/>
-                <w:color w:val="000000" w:themeColor="text1"/>
-                <w:sz w:val="24"/>
-                <w:szCs w:val="24"/>
-                <w:lang w:val="kk-KZ"/>
-              </w:rPr>
-              <w:t>Необходимые ресурсы (Средства обучения и ЦОР)</w:t>
+              <w:t>Қажетті</w:t>
+            </w:r>
+            <w:proofErr w:type="spellEnd"/>
+            <w:r>
+              <w:rPr>
+                <w:rFonts w:eastAsia="Arial"/>
+                <w:b/>
+                <w:bCs/>
+                <w:color w:val="000000" w:themeColor="text1"/>
+                <w:sz w:val="21"/>
+                <w:szCs w:val="21"/>
+                <w:lang w:val="ru-RU"/>
+              </w:rPr>
+              <w:t xml:space="preserve"> </w:t>
+            </w:r>
+            <w:proofErr w:type="spellStart"/>
+            <w:r>
+              <w:rPr>
+                <w:rFonts w:eastAsia="Arial"/>
+                <w:b/>
+                <w:bCs/>
+                <w:color w:val="000000" w:themeColor="text1"/>
+                <w:sz w:val="21"/>
+                <w:szCs w:val="21"/>
+                <w:lang w:val="ru-RU"/>
+              </w:rPr>
+              <w:t>ресурстар</w:t>
+            </w:r>
+            <w:proofErr w:type="spellEnd"/>
+            <w:r>
+              <w:rPr>
+                <w:rFonts w:eastAsia="Arial"/>
+                <w:b/>
+                <w:bCs/>
+                <w:color w:val="000000" w:themeColor="text1"/>
+                <w:sz w:val="21"/>
+                <w:szCs w:val="21"/>
+                <w:lang w:val="ru-RU"/>
+              </w:rPr>
+              <w:t xml:space="preserve">                        </w:t>
+            </w:r>
+            <w:proofErr w:type="gramStart"/>
+            <w:r>
+              <w:rPr>
+                <w:rFonts w:eastAsia="Arial"/>
+                <w:b/>
+                <w:bCs/>
+                <w:color w:val="000000" w:themeColor="text1"/>
+                <w:sz w:val="21"/>
+                <w:szCs w:val="21"/>
+                <w:lang w:val="ru-RU"/>
+              </w:rPr>
+              <w:t xml:space="preserve">   (</w:t>
+            </w:r>
+            <w:proofErr w:type="spellStart"/>
+            <w:proofErr w:type="gramEnd"/>
+            <w:r>
+              <w:rPr>
+                <w:rFonts w:eastAsia="Arial"/>
+                <w:b/>
+                <w:bCs/>
+                <w:color w:val="000000" w:themeColor="text1"/>
+                <w:sz w:val="21"/>
+                <w:szCs w:val="21"/>
+                <w:lang w:val="ru-RU"/>
+              </w:rPr>
+              <w:t>Оқыту</w:t>
+            </w:r>
+            <w:proofErr w:type="spellEnd"/>
+            <w:r>
+              <w:rPr>
+                <w:rFonts w:eastAsia="Arial"/>
+                <w:b/>
+                <w:bCs/>
+                <w:color w:val="000000" w:themeColor="text1"/>
+                <w:sz w:val="21"/>
+                <w:szCs w:val="21"/>
+                <w:lang w:val="ru-RU"/>
+              </w:rPr>
+              <w:t xml:space="preserve"> </w:t>
+            </w:r>
+            <w:proofErr w:type="spellStart"/>
+            <w:r>
+              <w:rPr>
+                <w:rFonts w:eastAsia="Arial"/>
+                <w:b/>
+                <w:bCs/>
+                <w:color w:val="000000" w:themeColor="text1"/>
+                <w:sz w:val="21"/>
+                <w:szCs w:val="21"/>
+                <w:lang w:val="ru-RU"/>
+              </w:rPr>
+              <w:t>құралдары</w:t>
+            </w:r>
+            <w:proofErr w:type="spellEnd"/>
+            <w:r>
+              <w:rPr>
+                <w:rFonts w:eastAsia="Arial"/>
+                <w:b/>
+                <w:bCs/>
+                <w:color w:val="000000" w:themeColor="text1"/>
+                <w:sz w:val="21"/>
+                <w:szCs w:val="21"/>
+                <w:lang w:val="ru-RU"/>
+              </w:rPr>
+              <w:t xml:space="preserve"> </w:t>
+            </w:r>
+            <w:proofErr w:type="spellStart"/>
+            <w:r>
+              <w:rPr>
+                <w:rFonts w:eastAsia="Arial"/>
+                <w:b/>
+                <w:bCs/>
+                <w:color w:val="000000" w:themeColor="text1"/>
+                <w:sz w:val="21"/>
+                <w:szCs w:val="21"/>
+                <w:lang w:val="ru-RU"/>
+              </w:rPr>
+              <w:t>және</w:t>
+            </w:r>
+            <w:proofErr w:type="spellEnd"/>
+            <w:r>
+              <w:rPr>
+                <w:rFonts w:eastAsia="Arial"/>
+                <w:b/>
+                <w:bCs/>
+                <w:color w:val="000000" w:themeColor="text1"/>
+                <w:sz w:val="21"/>
+                <w:szCs w:val="21"/>
+                <w:lang w:val="ru-RU"/>
+              </w:rPr>
+              <w:t xml:space="preserve"> </w:t>
+            </w:r>
+            <w:proofErr w:type="spellStart"/>
+            <w:r>
+              <w:rPr>
+                <w:rFonts w:eastAsia="Arial"/>
+                <w:b/>
+                <w:bCs/>
+                <w:color w:val="000000" w:themeColor="text1"/>
+                <w:sz w:val="21"/>
+                <w:szCs w:val="21"/>
+                <w:lang w:val="ru-RU"/>
+              </w:rPr>
+              <w:t>цифрлық</w:t>
+            </w:r>
+            <w:proofErr w:type="spellEnd"/>
+            <w:r>
+              <w:rPr>
+                <w:rFonts w:eastAsia="Arial"/>
+                <w:b/>
+                <w:bCs/>
+                <w:color w:val="000000" w:themeColor="text1"/>
+                <w:sz w:val="21"/>
+                <w:szCs w:val="21"/>
+                <w:lang w:val="ru-RU"/>
+              </w:rPr>
+              <w:t xml:space="preserve"> </w:t>
+            </w:r>
+            <w:proofErr w:type="spellStart"/>
+            <w:r>
+              <w:rPr>
+                <w:rFonts w:eastAsia="Arial"/>
+                <w:b/>
+                <w:bCs/>
+                <w:color w:val="000000" w:themeColor="text1"/>
+                <w:sz w:val="21"/>
+                <w:szCs w:val="21"/>
+                <w:lang w:val="ru-RU"/>
+              </w:rPr>
+              <w:t>білім</w:t>
+            </w:r>
+            <w:proofErr w:type="spellEnd"/>
+            <w:r>
+              <w:rPr>
+                <w:rFonts w:eastAsia="Arial"/>
+                <w:b/>
+                <w:bCs/>
+                <w:color w:val="000000" w:themeColor="text1"/>
+                <w:sz w:val="21"/>
+                <w:szCs w:val="21"/>
+                <w:lang w:val="ru-RU"/>
+              </w:rPr>
+              <w:t xml:space="preserve"> беру ресурсы)/                      </w:t>
+            </w:r>
+            <w:proofErr w:type="spellStart"/>
+            <w:r>
+              <w:rPr>
+                <w:b/>
+                <w:bCs/>
+                <w:color w:val="000000" w:themeColor="text1"/>
+                <w:sz w:val="24"/>
+                <w:szCs w:val="24"/>
+                <w:lang w:val="kk-KZ"/>
+              </w:rPr>
+              <w:t>Необходимые</w:t>
+            </w:r>
+            <w:proofErr w:type="spellEnd"/>
+            <w:r>
+              <w:rPr>
+                <w:b/>
+                <w:bCs/>
+                <w:color w:val="000000" w:themeColor="text1"/>
+                <w:sz w:val="24"/>
+                <w:szCs w:val="24"/>
+                <w:lang w:val="kk-KZ"/>
+              </w:rPr>
+              <w:t xml:space="preserve"> ресурсы (</w:t>
+            </w:r>
+            <w:proofErr w:type="spellStart"/>
+            <w:r>
+              <w:rPr>
+                <w:b/>
+                <w:bCs/>
+                <w:color w:val="000000" w:themeColor="text1"/>
+                <w:sz w:val="24"/>
+                <w:szCs w:val="24"/>
+                <w:lang w:val="kk-KZ"/>
+              </w:rPr>
+              <w:t>Средства</w:t>
+            </w:r>
+            <w:proofErr w:type="spellEnd"/>
+            <w:r>
+              <w:rPr>
+                <w:b/>
+                <w:bCs/>
+                <w:color w:val="000000" w:themeColor="text1"/>
+                <w:sz w:val="24"/>
+                <w:szCs w:val="24"/>
+                <w:lang w:val="kk-KZ"/>
+              </w:rPr>
+              <w:t xml:space="preserve"> </w:t>
+            </w:r>
+            <w:proofErr w:type="spellStart"/>
+            <w:r>
+              <w:rPr>
+                <w:b/>
+                <w:bCs/>
+                <w:color w:val="000000" w:themeColor="text1"/>
+                <w:sz w:val="24"/>
+                <w:szCs w:val="24"/>
+                <w:lang w:val="kk-KZ"/>
+              </w:rPr>
+              <w:t>обучения</w:t>
+            </w:r>
+            <w:proofErr w:type="spellEnd"/>
+            <w:r>
+              <w:rPr>
+                <w:b/>
+                <w:bCs/>
+                <w:color w:val="000000" w:themeColor="text1"/>
+                <w:sz w:val="24"/>
+                <w:szCs w:val="24"/>
+                <w:lang w:val="kk-KZ"/>
+              </w:rPr>
+              <w:t xml:space="preserve"> и ЦОР)</w:t>
             </w:r>
           </w:p>
         </w:tc>
@@ -2419,6 +3647,7 @@
                 <w:szCs w:val="24"/>
               </w:rPr>
             </w:pPr>
+            <w:proofErr w:type="spellStart"/>
             <w:r>
               <w:rPr>
                 <w:rFonts w:ascii="Times New Roman" w:eastAsia="Arial" w:hAnsi="Times New Roman" w:cs="Times New Roman"/>
@@ -2428,7 +3657,43 @@
                 <w:sz w:val="24"/>
                 <w:szCs w:val="24"/>
               </w:rPr>
-              <w:t xml:space="preserve">Ұйымдастыру кезеңі/ </w:t>
+              <w:t>Ұйымдастыру</w:t>
+            </w:r>
+            <w:proofErr w:type="spellEnd"/>
+            <w:r>
+              <w:rPr>
+                <w:rFonts w:ascii="Times New Roman" w:eastAsia="Arial" w:hAnsi="Times New Roman" w:cs="Times New Roman"/>
+                <w:b/>
+                <w:bCs/>
+                <w:color w:val="000000" w:themeColor="text1"/>
+                <w:sz w:val="24"/>
+                <w:szCs w:val="24"/>
+              </w:rPr>
+              <w:t xml:space="preserve"> </w:t>
+            </w:r>
+            <w:proofErr w:type="spellStart"/>
+            <w:r>
+              <w:rPr>
+                <w:rFonts w:ascii="Times New Roman" w:eastAsia="Arial" w:hAnsi="Times New Roman" w:cs="Times New Roman"/>
+                <w:b/>
+                <w:bCs/>
+                <w:color w:val="000000" w:themeColor="text1"/>
+                <w:sz w:val="24"/>
+                <w:szCs w:val="24"/>
+              </w:rPr>
+              <w:t>кезеңі</w:t>
+            </w:r>
+            <w:proofErr w:type="spellEnd"/>
+            <w:r>
+              <w:rPr>
+                <w:rFonts w:ascii="Times New Roman" w:eastAsia="Arial" w:hAnsi="Times New Roman" w:cs="Times New Roman"/>
+                <w:b/>
+                <w:bCs/>
+                <w:color w:val="000000" w:themeColor="text1"/>
+                <w:sz w:val="24"/>
+                <w:szCs w:val="24"/>
+              </w:rPr>
+              <w:t xml:space="preserve">/ </w:t>
             </w:r>
             <w:r>
               <w:rPr>
@@ -2494,7 +3759,15 @@
               </w:rPr>
             </w:pPr>
             <w:r>
-              <w:t>{org_steps}</w:t>
+              <w:t>{</w:t>
+            </w:r>
+            <w:proofErr w:type="spellStart"/>
+            <w:r>
+              <w:t>org_steps</w:t>
+            </w:r>
+            <w:proofErr w:type="spellEnd"/>
+            <w:r>
+              <w:t>}</w:t>
             </w:r>
           </w:p>
         </w:tc>
@@ -2518,7 +3791,27 @@
                 <w:szCs w:val="24"/>
                 <w:lang w:val="ru-RU"/>
               </w:rPr>
-              <w:t>{presentation_resource}</w:t>
+              <w:t>{</w:t>
+            </w:r>
+            <w:proofErr w:type="spellStart"/>
+            <w:r>
+              <w:rPr>
+                <w:color w:val="000000" w:themeColor="text1"/>
+                <w:sz w:val="24"/>
+                <w:szCs w:val="24"/>
+                <w:lang w:val="ru-RU"/>
+              </w:rPr>
+              <w:t>presentation_resource</w:t>
+            </w:r>
+            <w:proofErr w:type="spellEnd"/>
+            <w:r>
+              <w:rPr>
+                <w:color w:val="000000" w:themeColor="text1"/>
+                <w:sz w:val="24"/>
+                <w:szCs w:val="24"/>
+                <w:lang w:val="ru-RU"/>
+              </w:rPr>
+              <w:t>}</w:t>
             </w:r>
           </w:p>
         </w:tc>
@@ -2582,6 +3875,7 @@
               </w:rPr>
               <w:t xml:space="preserve">ілім/ </w:t>
             </w:r>
+            <w:proofErr w:type="spellStart"/>
             <w:r>
               <w:rPr>
                 <w:rFonts w:eastAsia="Arial"/>
@@ -2593,6 +3887,7 @@
               </w:rPr>
               <w:t>Знание</w:t>
             </w:r>
+            <w:proofErr w:type="spellEnd"/>
             <w:r>
               <w:rPr>
                 <w:rFonts w:eastAsia="Arial"/>
@@ -2708,7 +4003,21 @@
               <w:rPr>
                 <w:lang w:val="ru-RU"/>
               </w:rPr>
-              <w:t>{theory}</w:t>
+              <w:t>{</w:t>
+            </w:r>
+            <w:proofErr w:type="spellStart"/>
+            <w:r>
+              <w:rPr>
+                <w:lang w:val="ru-RU"/>
+              </w:rPr>
+              <w:t>theory</w:t>
+            </w:r>
+            <w:proofErr w:type="spellEnd"/>
+            <w:r>
+              <w:rPr>
+                <w:lang w:val="ru-RU"/>
+              </w:rPr>
+              <w:t>}</w:t>
             </w:r>
           </w:p>
         </w:tc>
@@ -2718,7 +4027,15 @@
           </w:tcPr>
           <w:p>
             <w:r>
-              <w:t>{presentation_demo}</w:t>
+              <w:t>{</w:t>
+            </w:r>
+            <w:proofErr w:type="spellStart"/>
+            <w:r>
+              <w:t>presentation_demo</w:t>
+            </w:r>
+            <w:proofErr w:type="spellEnd"/>
+            <w:r>
+              <w:t>}</w:t>
             </w:r>
           </w:p>
         </w:tc>
@@ -2806,6 +4123,7 @@
               </w:rPr>
               <w:t xml:space="preserve">1. </w:t>
             </w:r>
+            <w:proofErr w:type="spellStart"/>
             <w:r>
               <w:rPr>
                 <w:rFonts w:eastAsia="Arial"/>
@@ -2816,7 +4134,20 @@
                 <w:szCs w:val="24"/>
                 <w:lang w:val="ru-RU"/>
               </w:rPr>
-              <w:t>Қолдану/ Применение</w:t>
+              <w:t>Қолдану</w:t>
+            </w:r>
+            <w:proofErr w:type="spellEnd"/>
+            <w:r>
+              <w:rPr>
+                <w:rFonts w:eastAsia="Arial"/>
+                <w:b/>
+                <w:bCs/>
+                <w:color w:val="000000" w:themeColor="text1"/>
+                <w:sz w:val="24"/>
+                <w:szCs w:val="24"/>
+                <w:lang w:val="ru-RU"/>
+              </w:rPr>
+              <w:t>/ Применение</w:t>
             </w:r>
             <w:r>
               <w:rPr>
@@ -2847,6 +4178,7 @@
                 <w:lang w:val="ru-RU"/>
               </w:rPr>
             </w:pPr>
+            <w:proofErr w:type="spellStart"/>
             <w:r>
               <w:rPr>
                 <w:rFonts w:eastAsia="Arial"/>
@@ -2857,7 +4189,72 @@
                 <w:szCs w:val="24"/>
                 <w:lang w:val="ru-RU"/>
               </w:rPr>
-              <w:t>Дағдылар мен дағдыларды қалыптастыру/</w:t>
+              <w:t>Дағдылар</w:t>
+            </w:r>
+            <w:proofErr w:type="spellEnd"/>
+            <w:r>
+              <w:rPr>
+                <w:rFonts w:eastAsia="Arial"/>
+                <w:b/>
+                <w:bCs/>
+                <w:color w:val="000000" w:themeColor="text1"/>
+                <w:sz w:val="24"/>
+                <w:szCs w:val="24"/>
+                <w:lang w:val="ru-RU"/>
+              </w:rPr>
+              <w:t xml:space="preserve"> мен </w:t>
+            </w:r>
+            <w:proofErr w:type="spellStart"/>
+            <w:r>
+              <w:rPr>
+                <w:rFonts w:eastAsia="Arial"/>
+                <w:b/>
+                <w:bCs/>
+                <w:color w:val="000000" w:themeColor="text1"/>
+                <w:sz w:val="24"/>
+                <w:szCs w:val="24"/>
+                <w:lang w:val="ru-RU"/>
+              </w:rPr>
+              <w:t>дағдыларды</w:t>
+            </w:r>
+            <w:proofErr w:type="spellEnd"/>
+            <w:r>
+              <w:rPr>
+                <w:rFonts w:eastAsia="Arial"/>
+                <w:b/>
+                <w:bCs/>
+                <w:color w:val="000000" w:themeColor="text1"/>
+                <w:sz w:val="24"/>
+                <w:szCs w:val="24"/>
+                <w:lang w:val="ru-RU"/>
+              </w:rPr>
+              <w:t xml:space="preserve"> </w:t>
+            </w:r>
+            <w:proofErr w:type="spellStart"/>
+            <w:r>
+              <w:rPr>
+                <w:rFonts w:eastAsia="Arial"/>
+                <w:b/>
+                <w:bCs/>
+                <w:color w:val="000000" w:themeColor="text1"/>
+                <w:sz w:val="24"/>
+                <w:szCs w:val="24"/>
+                <w:lang w:val="ru-RU"/>
+              </w:rPr>
+              <w:t>қалыптастыру</w:t>
+            </w:r>
+            <w:proofErr w:type="spellEnd"/>
+            <w:r>
+              <w:rPr>
+                <w:rFonts w:eastAsia="Arial"/>
+                <w:b/>
+                <w:bCs/>
+                <w:color w:val="000000" w:themeColor="text1"/>
+                <w:sz w:val="24"/>
+                <w:szCs w:val="24"/>
+                <w:lang w:val="ru-RU"/>
+              </w:rPr>
+              <w:t>/</w:t>
             </w:r>
           </w:p>
           <w:p>
@@ -2918,9 +4315,29 @@
                 <w:color w:val="000000" w:themeColor="text1"/>
                 <w:sz w:val="24"/>
                 <w:szCs w:val="24"/>
+                <w:lang w:val="ru-RU" w:eastAsia="ru-RU"/>
+              </w:rPr>
+              <w:t>{</w:t>
+            </w:r>
+            <w:r>
+              <w:rPr>
+                <w:b/>
+                <w:color w:val="000000" w:themeColor="text1"/>
+                <w:sz w:val="24"/>
+                <w:szCs w:val="24"/>
                 <w:lang w:eastAsia="ru-RU"/>
               </w:rPr>
-              <w:t>{time3}</w:t>
+              <w:t>time</w:t>
+            </w:r>
+            <w:r>
+              <w:rPr>
+                <w:b/>
+                <w:color w:val="000000" w:themeColor="text1"/>
+                <w:sz w:val="24"/>
+                <w:szCs w:val="24"/>
+                <w:lang w:val="ru-RU" w:eastAsia="ru-RU"/>
+              </w:rPr>
+              <w:t>3}</w:t>
             </w:r>
             <w:r>
               <w:rPr>
@@ -2980,6 +4397,7 @@
                 <w:szCs w:val="24"/>
               </w:rPr>
             </w:pPr>
+            <w:proofErr w:type="spellStart"/>
             <w:r>
               <w:rPr>
                 <w:rFonts w:ascii="Times New Roman" w:eastAsia="Arial" w:hAnsi="Times New Roman" w:cs="Times New Roman"/>
@@ -2989,7 +4407,19 @@
                 <w:sz w:val="24"/>
                 <w:szCs w:val="24"/>
               </w:rPr>
-              <w:t xml:space="preserve">Талдау/ </w:t>
+              <w:t>Талдау</w:t>
+            </w:r>
+            <w:proofErr w:type="spellEnd"/>
+            <w:r>
+              <w:rPr>
+                <w:rFonts w:ascii="Times New Roman" w:eastAsia="Arial" w:hAnsi="Times New Roman" w:cs="Times New Roman"/>
+                <w:b/>
+                <w:bCs/>
+                <w:color w:val="000000" w:themeColor="text1"/>
+                <w:sz w:val="24"/>
+                <w:szCs w:val="24"/>
+              </w:rPr>
+              <w:t xml:space="preserve">/ </w:t>
             </w:r>
             <w:r>
               <w:rPr>
@@ -3094,7 +4524,21 @@
               <w:rPr>
                 <w:lang w:val="ru-RU"/>
               </w:rPr>
-              <w:t>{practice_result}</w:t>
+              <w:t>{</w:t>
+            </w:r>
+            <w:proofErr w:type="spellStart"/>
+            <w:r>
+              <w:rPr>
+                <w:lang w:val="ru-RU"/>
+              </w:rPr>
+              <w:t>practice_result</w:t>
+            </w:r>
+            <w:proofErr w:type="spellEnd"/>
+            <w:r>
+              <w:rPr>
+                <w:lang w:val="ru-RU"/>
+              </w:rPr>
+              <w:t>}</w:t>
             </w:r>
           </w:p>
         </w:tc>
@@ -3137,7 +4581,18 @@
                 <w:szCs w:val="24"/>
                 <w:lang w:val="ru-RU"/>
               </w:rPr>
-              <w:t>.  Б</w:t>
+              <w:t xml:space="preserve">.  </w:t>
+            </w:r>
+            <w:proofErr w:type="spellStart"/>
+            <w:r>
+              <w:rPr>
+                <w:b/>
+                <w:color w:val="000000" w:themeColor="text1"/>
+                <w:sz w:val="24"/>
+                <w:szCs w:val="24"/>
+                <w:lang w:val="ru-RU"/>
+              </w:rPr>
+              <w:t>Б</w:t>
             </w:r>
             <w:r>
               <w:rPr>
@@ -3150,6 +4605,7 @@
               </w:rPr>
               <w:t>ағалау</w:t>
             </w:r>
+            <w:proofErr w:type="spellEnd"/>
             <w:r>
               <w:rPr>
                 <w:rFonts w:eastAsia="Arial"/>
@@ -3171,15 +4627,27 @@
               </w:rPr>
               <w:t xml:space="preserve"> О</w:t>
             </w:r>
-            <w:r>
-              <w:rPr>
-                <w:b/>
-                <w:color w:val="000000" w:themeColor="text1"/>
-                <w:sz w:val="24"/>
-                <w:szCs w:val="24"/>
-                <w:lang w:val="kk-KZ"/>
-              </w:rPr>
-              <w:t>ценивание:</w:t>
+            <w:proofErr w:type="spellStart"/>
+            <w:r>
+              <w:rPr>
+                <w:b/>
+                <w:color w:val="000000" w:themeColor="text1"/>
+                <w:sz w:val="24"/>
+                <w:szCs w:val="24"/>
+                <w:lang w:val="kk-KZ"/>
+              </w:rPr>
+              <w:t>ценивание</w:t>
+            </w:r>
+            <w:proofErr w:type="spellEnd"/>
+            <w:r>
+              <w:rPr>
+                <w:b/>
+                <w:color w:val="000000" w:themeColor="text1"/>
+                <w:sz w:val="24"/>
+                <w:szCs w:val="24"/>
+                <w:lang w:val="kk-KZ"/>
+              </w:rPr>
+              <w:t>:</w:t>
             </w:r>
           </w:p>
           <w:p>
@@ -3193,6 +4661,7 @@
                 <w:lang w:val="kk-KZ"/>
               </w:rPr>
             </w:pPr>
+            <w:proofErr w:type="spellStart"/>
             <w:r>
               <w:rPr>
                 <w:rFonts w:eastAsia="Arial"/>
@@ -3202,7 +4671,43 @@
                 <w:szCs w:val="24"/>
                 <w:lang w:val="ru-RU"/>
               </w:rPr>
-              <w:t xml:space="preserve">Сабақты қорытындылау/                               </w:t>
+              <w:t>Сабақты</w:t>
+            </w:r>
+            <w:proofErr w:type="spellEnd"/>
+            <w:r>
+              <w:rPr>
+                <w:rFonts w:eastAsia="Arial"/>
+                <w:b/>
+                <w:color w:val="000000" w:themeColor="text1"/>
+                <w:sz w:val="24"/>
+                <w:szCs w:val="24"/>
+                <w:lang w:val="ru-RU"/>
+              </w:rPr>
+              <w:t xml:space="preserve"> </w:t>
+            </w:r>
+            <w:proofErr w:type="spellStart"/>
+            <w:r>
+              <w:rPr>
+                <w:rFonts w:eastAsia="Arial"/>
+                <w:b/>
+                <w:color w:val="000000" w:themeColor="text1"/>
+                <w:sz w:val="24"/>
+                <w:szCs w:val="24"/>
+                <w:lang w:val="ru-RU"/>
+              </w:rPr>
+              <w:t>қорытындылау</w:t>
+            </w:r>
+            <w:proofErr w:type="spellEnd"/>
+            <w:r>
+              <w:rPr>
+                <w:rFonts w:eastAsia="Arial"/>
+                <w:b/>
+                <w:color w:val="000000" w:themeColor="text1"/>
+                <w:sz w:val="24"/>
+                <w:szCs w:val="24"/>
+                <w:lang w:val="ru-RU"/>
+              </w:rPr>
+              <w:t xml:space="preserve">/                               </w:t>
             </w:r>
           </w:p>
           <w:p>
@@ -3216,15 +4721,71 @@
                 <w:lang w:val="kk-KZ"/>
               </w:rPr>
             </w:pPr>
-            <w:r>
-              <w:rPr>
-                <w:b/>
-                <w:color w:val="000000" w:themeColor="text1"/>
-                <w:sz w:val="24"/>
-                <w:szCs w:val="24"/>
-                <w:lang w:val="kk-KZ"/>
-              </w:rPr>
-              <w:t xml:space="preserve">Подведение итогов урока                </w:t>
+            <w:proofErr w:type="spellStart"/>
+            <w:r>
+              <w:rPr>
+                <w:b/>
+                <w:color w:val="000000" w:themeColor="text1"/>
+                <w:sz w:val="24"/>
+                <w:szCs w:val="24"/>
+                <w:lang w:val="kk-KZ"/>
+              </w:rPr>
+              <w:t>Подведение</w:t>
+            </w:r>
+            <w:proofErr w:type="spellEnd"/>
+            <w:r>
+              <w:rPr>
+                <w:b/>
+                <w:color w:val="000000" w:themeColor="text1"/>
+                <w:sz w:val="24"/>
+                <w:szCs w:val="24"/>
+                <w:lang w:val="kk-KZ"/>
+              </w:rPr>
+              <w:t xml:space="preserve"> </w:t>
+            </w:r>
+            <w:proofErr w:type="spellStart"/>
+            <w:r>
+              <w:rPr>
+                <w:b/>
+                <w:color w:val="000000" w:themeColor="text1"/>
+                <w:sz w:val="24"/>
+                <w:szCs w:val="24"/>
+                <w:lang w:val="kk-KZ"/>
+              </w:rPr>
+              <w:t>итогов</w:t>
+            </w:r>
+            <w:proofErr w:type="spellEnd"/>
+            <w:r>
+              <w:rPr>
+                <w:b/>
+                <w:color w:val="000000" w:themeColor="text1"/>
+                <w:sz w:val="24"/>
+                <w:szCs w:val="24"/>
+                <w:lang w:val="kk-KZ"/>
+              </w:rPr>
+              <w:t xml:space="preserve"> </w:t>
+            </w:r>
+            <w:proofErr w:type="spellStart"/>
+            <w:r>
+              <w:rPr>
+                <w:b/>
+                <w:color w:val="000000" w:themeColor="text1"/>
+                <w:sz w:val="24"/>
+                <w:szCs w:val="24"/>
+                <w:lang w:val="kk-KZ"/>
+              </w:rPr>
+              <w:t>урока</w:t>
+            </w:r>
+            <w:proofErr w:type="spellEnd"/>
+            <w:r>
+              <w:rPr>
+                <w:b/>
+                <w:color w:val="000000" w:themeColor="text1"/>
+                <w:sz w:val="24"/>
+                <w:szCs w:val="24"/>
+                <w:lang w:val="kk-KZ"/>
+              </w:rPr>
+              <w:t xml:space="preserve">                </w:t>
             </w:r>
             <w:r>
               <w:rPr>
@@ -3329,7 +4890,27 @@
                 <w:szCs w:val="24"/>
                 <w:lang w:val="kk-KZ"/>
               </w:rPr>
-              <w:t>{peer_assessment}</w:t>
+              <w:t>{</w:t>
+            </w:r>
+            <w:proofErr w:type="spellStart"/>
+            <w:r>
+              <w:rPr>
+                <w:color w:val="000000" w:themeColor="text1"/>
+                <w:sz w:val="24"/>
+                <w:szCs w:val="24"/>
+                <w:lang w:val="kk-KZ"/>
+              </w:rPr>
+              <w:t>peer_assessment</w:t>
+            </w:r>
+            <w:proofErr w:type="spellEnd"/>
+            <w:r>
+              <w:rPr>
+                <w:color w:val="000000" w:themeColor="text1"/>
+                <w:sz w:val="24"/>
+                <w:szCs w:val="24"/>
+                <w:lang w:val="kk-KZ"/>
+              </w:rPr>
+              <w:t>}</w:t>
             </w:r>
           </w:p>
         </w:tc>
@@ -3371,7 +4952,18 @@
                 <w:szCs w:val="24"/>
                 <w:lang w:val="kk-KZ"/>
               </w:rPr>
-              <w:t xml:space="preserve"> Синтез/ Рефлексия:                                          </w:t>
+              <w:t xml:space="preserve"> Синтез/ Рефлексия:                                       </w:t>
+            </w:r>
+            <w:proofErr w:type="gramStart"/>
+            <w:r>
+              <w:rPr>
+                <w:b/>
+                <w:color w:val="000000" w:themeColor="text1"/>
+                <w:sz w:val="24"/>
+                <w:szCs w:val="24"/>
+                <w:lang w:val="kk-KZ"/>
+              </w:rPr>
+              <w:t xml:space="preserve">   </w:t>
             </w:r>
             <w:r>
               <w:rPr>
@@ -3382,6 +4974,7 @@
               </w:rPr>
               <w:t>(</w:t>
             </w:r>
+            <w:proofErr w:type="gramEnd"/>
             <w:r>
               <w:rPr>
                 <w:b/>
@@ -3419,7 +5012,21 @@
               <w:rPr>
                 <w:lang w:val="ru-RU"/>
               </w:rPr>
-              <w:t>{reflection}</w:t>
+              <w:t>{</w:t>
+            </w:r>
+            <w:proofErr w:type="spellStart"/>
+            <w:r>
+              <w:rPr>
+                <w:lang w:val="ru-RU"/>
+              </w:rPr>
+              <w:t>reflection</w:t>
+            </w:r>
+            <w:proofErr w:type="spellEnd"/>
+            <w:r>
+              <w:rPr>
+                <w:lang w:val="ru-RU"/>
+              </w:rPr>
+              <w:t>}</w:t>
             </w:r>
           </w:p>
         </w:tc>
@@ -3443,7 +5050,27 @@
                 <w:szCs w:val="24"/>
                 <w:lang w:val="kk-KZ"/>
               </w:rPr>
-              <w:t>{assessment_sheet}</w:t>
+              <w:t>{</w:t>
+            </w:r>
+            <w:proofErr w:type="spellStart"/>
+            <w:r>
+              <w:rPr>
+                <w:color w:val="000000" w:themeColor="text1"/>
+                <w:sz w:val="24"/>
+                <w:szCs w:val="24"/>
+                <w:lang w:val="kk-KZ"/>
+              </w:rPr>
+              <w:t>assessment_sheet</w:t>
+            </w:r>
+            <w:proofErr w:type="spellEnd"/>
+            <w:r>
+              <w:rPr>
+                <w:color w:val="000000" w:themeColor="text1"/>
+                <w:sz w:val="24"/>
+                <w:szCs w:val="24"/>
+                <w:lang w:val="kk-KZ"/>
+              </w:rPr>
+              <w:t>}</w:t>
             </w:r>
           </w:p>
         </w:tc>
@@ -3517,7 +5144,33 @@
                 <w:szCs w:val="24"/>
                 <w:lang w:val="ru-RU"/>
               </w:rPr>
-              <w:t xml:space="preserve">й тапсырма/                     </w:t>
+              <w:t xml:space="preserve">й </w:t>
+            </w:r>
+            <w:proofErr w:type="spellStart"/>
+            <w:r>
+              <w:rPr>
+                <w:rFonts w:eastAsia="Arial"/>
+                <w:b/>
+                <w:bCs/>
+                <w:color w:val="000000" w:themeColor="text1"/>
+                <w:sz w:val="24"/>
+                <w:szCs w:val="24"/>
+                <w:lang w:val="ru-RU"/>
+              </w:rPr>
+              <w:t>тапсырма</w:t>
+            </w:r>
+            <w:proofErr w:type="spellEnd"/>
+            <w:r>
+              <w:rPr>
+                <w:rFonts w:eastAsia="Arial"/>
+                <w:b/>
+                <w:bCs/>
+                <w:color w:val="000000" w:themeColor="text1"/>
+                <w:sz w:val="24"/>
+                <w:szCs w:val="24"/>
+                <w:lang w:val="ru-RU"/>
+              </w:rPr>
+              <w:t xml:space="preserve">/                     </w:t>
             </w:r>
             <w:r>
               <w:rPr>
@@ -3530,6 +5183,7 @@
               </w:rPr>
               <w:t>Д</w:t>
             </w:r>
+            <w:proofErr w:type="spellStart"/>
             <w:r>
               <w:rPr>
                 <w:b/>
@@ -3541,6 +5195,7 @@
               </w:rPr>
               <w:t>омашне</w:t>
             </w:r>
+            <w:proofErr w:type="spellEnd"/>
             <w:r>
               <w:rPr>
                 <w:b/>
@@ -3552,6 +5207,7 @@
               </w:rPr>
               <w:t xml:space="preserve">е </w:t>
             </w:r>
+            <w:proofErr w:type="spellStart"/>
             <w:r>
               <w:rPr>
                 <w:b/>
@@ -3563,6 +5219,7 @@
               </w:rPr>
               <w:t>задани</w:t>
             </w:r>
+            <w:proofErr w:type="spellEnd"/>
             <w:r>
               <w:rPr>
                 <w:b/>
@@ -3761,6 +5418,7 @@
       </w:rPr>
       <w:t xml:space="preserve"> </w:t>
     </w:r>
+    <w:proofErr w:type="spellStart"/>
     <w:r>
       <w:rPr>
         <w:rFonts w:ascii="Times New Roman" w:hAnsi="Times New Roman"/>
@@ -3768,6 +5426,7 @@
       </w:rPr>
       <w:t>Планирование</w:t>
     </w:r>
+    <w:proofErr w:type="spellEnd"/>
   </w:p>
   <w:p>
     <w:pPr>
@@ -3790,6 +5449,7 @@
       </w:rPr>
       <w:t xml:space="preserve"> </w:t>
     </w:r>
+    <w:proofErr w:type="spellStart"/>
     <w:r>
       <w:rPr>
         <w:rFonts w:ascii="Times New Roman" w:hAnsi="Times New Roman"/>
@@ -3797,6 +5457,7 @@
       </w:rPr>
       <w:t>Действие</w:t>
     </w:r>
+    <w:proofErr w:type="spellEnd"/>
   </w:p>
   <w:p>
     <w:pPr>
@@ -3853,8 +5514,33 @@
         <w:rFonts w:ascii="Times New Roman" w:hAnsi="Times New Roman"/>
         <w:lang w:val="kk-KZ"/>
       </w:rPr>
-      <w:t>Анализ для улучшения</w:t>
+      <w:t xml:space="preserve">Анализ </w:t>
     </w:r>
+    <w:proofErr w:type="spellStart"/>
+    <w:r>
+      <w:rPr>
+        <w:rFonts w:ascii="Times New Roman" w:hAnsi="Times New Roman"/>
+        <w:lang w:val="kk-KZ"/>
+      </w:rPr>
+      <w:t>для</w:t>
+    </w:r>
+    <w:proofErr w:type="spellEnd"/>
+    <w:r>
+      <w:rPr>
+        <w:rFonts w:ascii="Times New Roman" w:hAnsi="Times New Roman"/>
+        <w:lang w:val="kk-KZ"/>
+      </w:rPr>
+      <w:t xml:space="preserve"> </w:t>
+    </w:r>
+    <w:proofErr w:type="spellStart"/>
+    <w:r>
+      <w:rPr>
+        <w:rFonts w:ascii="Times New Roman" w:hAnsi="Times New Roman"/>
+        <w:lang w:val="kk-KZ"/>
+      </w:rPr>
+      <w:t>улучшения</w:t>
+    </w:r>
+    <w:proofErr w:type="spellEnd"/>
   </w:p>
   <w:p>
     <w:pPr>

--- a/template_meta.docx
+++ b/template_meta.docx
@@ -2,192 +2,218 @@
 <file path=word/document.xml><?xml version="1.0" encoding="utf-8"?>
 <w:document xmlns:wpc="http://schemas.microsoft.com/office/word/2010/wordprocessingCanvas" xmlns:cx="http://schemas.microsoft.com/office/drawing/2014/chartex" xmlns:cx1="http://schemas.microsoft.com/office/drawing/2015/9/8/chartex" xmlns:cx2="http://schemas.microsoft.com/office/drawing/2015/10/21/chartex" xmlns:cx3="http://schemas.microsoft.com/office/drawing/2016/5/9/chartex" xmlns:cx4="http://schemas.microsoft.com/office/drawing/2016/5/10/chartex" xmlns:cx5="http://schemas.microsoft.com/office/drawing/2016/5/11/chartex" xmlns:cx6="http://schemas.microsoft.com/office/drawing/2016/5/12/chartex" xmlns:cx7="http://schemas.microsoft.com/office/drawing/2016/5/13/chartex" xmlns:cx8="http://schemas.microsoft.com/office/drawing/2016/5/14/chartex" xmlns:mc="http://schemas.openxmlformats.org/markup-compatibility/2006" xmlns:aink="http://schemas.microsoft.com/office/drawing/2016/ink" xmlns:am3d="http://schemas.microsoft.com/office/drawing/2017/model3d" xmlns:o="urn:schemas-microsoft-com:office:office" xmlns:oel="http://schemas.microsoft.com/office/2019/extlst" xmlns:r="http://schemas.openxmlformats.org/officeDocument/2006/relationships" xmlns:m="http://schemas.openxmlformats.org/officeDocument/2006/math" xmlns:v="urn:schemas-microsoft-com:vml" xmlns:wp14="http://schemas.microsoft.com/office/word/2010/wordprocessingDrawing" xmlns:wp="http://schemas.openxmlformats.org/drawingml/2006/wordprocessingDrawing" xmlns:w10="urn:schemas-microsoft-com:office:word" xmlns:w="http://schemas.openxmlformats.org/wordprocessingml/2006/main" xmlns:w14="http://schemas.microsoft.com/office/word/2010/wordml" xmlns:w15="http://schemas.microsoft.com/office/word/2012/wordml" xmlns:w16cex="http://schemas.microsoft.com/office/word/2018/wordml/cex" xmlns:w16cid="http://schemas.microsoft.com/office/word/2016/wordml/cid" xmlns:w16="http://schemas.microsoft.com/office/word/2018/wordml" xmlns:w16du="http://schemas.microsoft.com/office/word/2023/wordml/word16du" xmlns:w16sdtdh="http://schemas.microsoft.com/office/word/2020/wordml/sdtdatahash" xmlns:w16sdtfl="http://schemas.microsoft.com/office/word/2024/wordml/sdtformatlock" xmlns:w16se="http://schemas.microsoft.com/office/word/2015/wordml/symex" xmlns:wpg="http://schemas.microsoft.com/office/word/2010/wordprocessingGroup" xmlns:wpi="http://schemas.microsoft.com/office/word/2010/wordprocessingInk" xmlns:wne="http://schemas.microsoft.com/office/word/2006/wordml" xmlns:wps="http://schemas.microsoft.com/office/word/2010/wordprocessingShape" mc:Ignorable="w14 w15 w16se w16cid w16 w16cex w16sdtdh w16sdtfl w16du wp14">
   <w:body>
-    <w:tbl>
-      <w:tblPr>
-        <w:tblpPr w:leftFromText="180" w:rightFromText="180" w:bottomFromText="200" w:vertAnchor="text" w:horzAnchor="margin" w:tblpXSpec="center" w:tblpY="-266"/>
-        <w:tblOverlap w:val="never"/>
-        <w:tblW w:w="10206" w:type="dxa"/>
-        <w:tblLayout w:type="fixed"/>
-        <w:tblLook w:val="04A0" w:firstRow="1" w:lastRow="0" w:firstColumn="1" w:lastColumn="0" w:noHBand="0" w:noVBand="1"/>
-      </w:tblPr>
-      <w:tblGrid>
-        <w:gridCol w:w="3969"/>
-        <w:gridCol w:w="1985"/>
-        <w:gridCol w:w="4252"/>
-      </w:tblGrid>
-      <w:tr>
-        <w:trPr>
-          <w:trHeight w:val="1523"/>
-        </w:trPr>
-        <w:tc>
-          <w:tcPr>
-            <w:tcW w:w="3969" w:type="dxa"/>
-            <w:vAlign w:val="center"/>
-          </w:tcPr>
-          <w:p>
-            <w:pPr>
-              <w:spacing w:before="240" w:after="0" w:line="240" w:lineRule="auto"/>
-              <w:jc w:val="center"/>
-              <w:rPr>
-                <w:b/>
-                <w:color w:val="000000" w:themeColor="text1"/>
-              </w:rPr>
-            </w:pPr>
-            <w:bookmarkStart w:id="0" w:name="_Hlk219913110"/>
-            <w:r>
-              <w:rPr>
-                <w:b/>
-                <w:color w:val="000000" w:themeColor="text1"/>
-              </w:rPr>
-              <w:t>MANAGEMENT, ENGINEERING, TECHNOLOGY AND ANALYTICS COLLEGE</w:t>
-            </w:r>
-          </w:p>
-          <w:p>
-            <w:pPr>
-              <w:spacing w:after="0" w:line="240" w:lineRule="auto"/>
-              <w:jc w:val="center"/>
-              <w:rPr>
-                <w:color w:val="000000" w:themeColor="text1"/>
-                <w:lang w:val="kk-KZ"/>
-              </w:rPr>
-            </w:pPr>
-          </w:p>
-        </w:tc>
-        <w:tc>
-          <w:tcPr>
-            <w:tcW w:w="1985" w:type="dxa"/>
-          </w:tcPr>
-          <w:p>
-            <w:pPr>
-              <w:spacing w:after="0" w:line="240" w:lineRule="auto"/>
-              <w:rPr>
-                <w:color w:val="000000" w:themeColor="text1"/>
-                <w:lang w:val="kk-KZ"/>
-              </w:rPr>
-            </w:pPr>
-            <w:r>
-              <w:rPr>
-                <w:color w:val="000000" w:themeColor="text1"/>
-                <w:lang w:val="kk-KZ"/>
-              </w:rPr>
-              <w:t xml:space="preserve">       </w:t>
-            </w:r>
-            <w:r>
-              <w:rPr>
-                <w:noProof/>
-                <w:color w:val="000000" w:themeColor="text1"/>
-                <w:lang w:val="kk-KZ"/>
-              </w:rPr>
-              <w:drawing>
-                <wp:inline distT="0" distB="0" distL="0" distR="0" wp14:anchorId="52B9A9FF" wp14:editId="4FE05D3F">
-                  <wp:extent cx="1123315" cy="407670"/>
-                  <wp:effectExtent l="0" t="0" r="0" b="0"/>
-                  <wp:docPr id="1227751738" name="Рисунок 1"/>
-                  <wp:cNvGraphicFramePr>
-                    <a:graphicFrameLocks xmlns:a="http://schemas.openxmlformats.org/drawingml/2006/main" noChangeAspect="1"/>
-                  </wp:cNvGraphicFramePr>
-                  <a:graphic xmlns:a="http://schemas.openxmlformats.org/drawingml/2006/main">
-                    <a:graphicData uri="http://schemas.openxmlformats.org/drawingml/2006/picture">
-                      <pic:pic xmlns:pic="http://schemas.openxmlformats.org/drawingml/2006/picture">
-                        <pic:nvPicPr>
-                          <pic:cNvPr id="1227751738" name="Рисунок 1227751738"/>
-                          <pic:cNvPicPr/>
-                        </pic:nvPicPr>
-                        <pic:blipFill>
-                          <a:blip r:embed="rId8" cstate="print">
-                            <a:extLst>
-                              <a:ext uri="{28A0092B-C50C-407E-A947-70E740481C1C}">
-                                <a14:useLocalDpi xmlns:a14="http://schemas.microsoft.com/office/drawing/2010/main" val="0"/>
-                              </a:ext>
-                            </a:extLst>
-                          </a:blip>
-                          <a:stretch>
-                            <a:fillRect/>
-                          </a:stretch>
-                        </pic:blipFill>
-                        <pic:spPr>
-                          <a:xfrm>
-                            <a:off x="0" y="0"/>
-                            <a:ext cx="1123315" cy="407670"/>
-                          </a:xfrm>
-                          <a:prstGeom prst="rect">
-                            <a:avLst/>
-                          </a:prstGeom>
-                        </pic:spPr>
-                      </pic:pic>
-                    </a:graphicData>
-                  </a:graphic>
-                </wp:inline>
-              </w:drawing>
-            </w:r>
-          </w:p>
-        </w:tc>
-        <w:tc>
-          <w:tcPr>
-            <w:tcW w:w="4252" w:type="dxa"/>
-            <w:vAlign w:val="center"/>
-          </w:tcPr>
-          <w:p>
-            <w:pPr>
-              <w:spacing w:after="0" w:line="240" w:lineRule="auto"/>
-              <w:jc w:val="center"/>
-              <w:rPr>
-                <w:b/>
-                <w:bCs/>
-                <w:color w:val="000000" w:themeColor="text1"/>
-              </w:rPr>
-            </w:pPr>
-            <w:r>
-              <w:rPr>
-                <w:b/>
-                <w:bCs/>
-                <w:color w:val="000000" w:themeColor="text1"/>
-                <w:lang w:val="kk-KZ"/>
-              </w:rPr>
-              <w:t>КОЛЛЕДЖ</w:t>
-            </w:r>
-          </w:p>
-          <w:p>
-            <w:pPr>
-              <w:spacing w:after="0" w:line="240" w:lineRule="auto"/>
-              <w:jc w:val="center"/>
-              <w:rPr>
-                <w:color w:val="000000" w:themeColor="text1"/>
-                <w:lang w:val="kk-KZ"/>
-              </w:rPr>
-            </w:pPr>
-            <w:r>
-              <w:rPr>
-                <w:b/>
-                <w:bCs/>
-                <w:color w:val="000000" w:themeColor="text1"/>
-                <w:lang w:val="kk-KZ"/>
-              </w:rPr>
-              <w:t>УПРАВЛЕНИЯ, ИНЖЕНЕРИИ, ТЕХНОЛОГИЙ И АНАЛИТИКИ</w:t>
-            </w:r>
-          </w:p>
-        </w:tc>
-      </w:tr>
-    </w:tbl>
-    <w:bookmarkEnd w:id="0"/>
+    <w:p>
+      <w:pPr>
+        <w:spacing w:after="0"/>
+        <w:ind w:firstLine="6096"/>
+        <w:jc w:val="center"/>
+        <w:rPr>
+          <w:color w:val="000000" w:themeColor="text1"/>
+          <w:sz w:val="16"/>
+          <w:szCs w:val="16"/>
+          <w:lang w:val="ru-RU"/>
+        </w:rPr>
+      </w:pPr>
+      <w:r>
+        <w:rPr>
+          <w:rFonts w:eastAsia="Calibri"/>
+          <w:noProof/>
+          <w:sz w:val="28"/>
+          <w:szCs w:val="28"/>
+        </w:rPr>
+        <w:drawing>
+          <wp:anchor distT="0" distB="0" distL="114300" distR="114300" simplePos="0" relativeHeight="251659264" behindDoc="0" locked="0" layoutInCell="1" allowOverlap="1" wp14:anchorId="7A045D2B" wp14:editId="7EEF341F">
+            <wp:simplePos x="0" y="0"/>
+            <wp:positionH relativeFrom="margin">
+              <wp:posOffset>2255848</wp:posOffset>
+            </wp:positionH>
+            <wp:positionV relativeFrom="paragraph">
+              <wp:posOffset>-287885</wp:posOffset>
+            </wp:positionV>
+            <wp:extent cx="843915" cy="994653"/>
+            <wp:effectExtent l="0" t="0" r="0" b="0"/>
+            <wp:wrapNone/>
+            <wp:docPr id="4" name="Рисунок 4" descr="C:\Users\user\Downloads\Vector 2.png"/>
+            <wp:cNvGraphicFramePr>
+              <a:graphicFrameLocks xmlns:a="http://schemas.openxmlformats.org/drawingml/2006/main" noChangeAspect="1"/>
+            </wp:cNvGraphicFramePr>
+            <a:graphic xmlns:a="http://schemas.openxmlformats.org/drawingml/2006/main">
+              <a:graphicData uri="http://schemas.openxmlformats.org/drawingml/2006/picture">
+                <pic:pic xmlns:pic="http://schemas.openxmlformats.org/drawingml/2006/picture">
+                  <pic:nvPicPr>
+                    <pic:cNvPr id="0" name="Picture 10" descr="C:\Users\user\Downloads\Vector 2.png"/>
+                    <pic:cNvPicPr>
+                      <a:picLocks noChangeAspect="1" noChangeArrowheads="1"/>
+                    </pic:cNvPicPr>
+                  </pic:nvPicPr>
+                  <pic:blipFill>
+                    <a:blip r:embed="rId8" cstate="print">
+                      <a:extLst>
+                        <a:ext uri="{28A0092B-C50C-407E-A947-70E740481C1C}">
+                          <a14:useLocalDpi xmlns:a14="http://schemas.microsoft.com/office/drawing/2010/main" val="0"/>
+                        </a:ext>
+                      </a:extLst>
+                    </a:blip>
+                    <a:srcRect/>
+                    <a:stretch>
+                      <a:fillRect/>
+                    </a:stretch>
+                  </pic:blipFill>
+                  <pic:spPr bwMode="auto">
+                    <a:xfrm>
+                      <a:off x="0" y="0"/>
+                      <a:ext cx="843915" cy="994653"/>
+                    </a:xfrm>
+                    <a:prstGeom prst="rect">
+                      <a:avLst/>
+                    </a:prstGeom>
+                    <a:noFill/>
+                    <a:ln>
+                      <a:noFill/>
+                    </a:ln>
+                  </pic:spPr>
+                </pic:pic>
+              </a:graphicData>
+            </a:graphic>
+            <wp14:sizeRelH relativeFrom="margin">
+              <wp14:pctWidth>0</wp14:pctWidth>
+            </wp14:sizeRelH>
+            <wp14:sizeRelV relativeFrom="margin">
+              <wp14:pctHeight>0</wp14:pctHeight>
+            </wp14:sizeRelV>
+          </wp:anchor>
+        </w:drawing>
+      </w:r>
+    </w:p>
     <w:p>
       <w:pPr>
         <w:spacing w:after="0"/>
         <w:ind w:firstLine="6096"/>
         <w:jc w:val="right"/>
         <w:rPr>
-          <w:b/>
-          <w:color w:val="000000" w:themeColor="text1"/>
-          <w:sz w:val="28"/>
-          <w:szCs w:val="28"/>
-        </w:rPr>
-      </w:pPr>
-      <w:proofErr w:type="spellStart"/>
-      <w:r>
-        <w:rPr>
           <w:color w:val="000000" w:themeColor="text1"/>
           <w:sz w:val="16"/>
           <w:szCs w:val="16"/>
+          <w:lang w:val="ru-RU"/>
+        </w:rPr>
+      </w:pPr>
+    </w:p>
+    <w:p>
+      <w:pPr>
+        <w:spacing w:after="0"/>
+        <w:ind w:firstLine="6096"/>
+        <w:jc w:val="right"/>
+        <w:rPr>
+          <w:color w:val="000000" w:themeColor="text1"/>
+          <w:sz w:val="16"/>
+          <w:szCs w:val="16"/>
+          <w:lang w:val="ru-RU"/>
+        </w:rPr>
+      </w:pPr>
+    </w:p>
+    <w:p>
+      <w:pPr>
+        <w:spacing w:after="0"/>
+        <w:ind w:firstLine="6096"/>
+        <w:jc w:val="right"/>
+        <w:rPr>
+          <w:color w:val="000000" w:themeColor="text1"/>
+          <w:sz w:val="16"/>
+          <w:szCs w:val="16"/>
+          <w:lang w:val="ru-RU"/>
+        </w:rPr>
+      </w:pPr>
+    </w:p>
+    <w:p>
+      <w:pPr>
+        <w:spacing w:after="0"/>
+        <w:ind w:firstLine="6096"/>
+        <w:jc w:val="right"/>
+        <w:rPr>
+          <w:color w:val="000000" w:themeColor="text1"/>
+          <w:sz w:val="16"/>
+          <w:szCs w:val="16"/>
+          <w:lang w:val="ru-RU"/>
+        </w:rPr>
+      </w:pPr>
+    </w:p>
+    <w:p>
+      <w:pPr>
+        <w:spacing w:after="0"/>
+        <w:ind w:firstLine="6096"/>
+        <w:jc w:val="right"/>
+        <w:rPr>
+          <w:color w:val="000000" w:themeColor="text1"/>
+          <w:sz w:val="16"/>
+          <w:szCs w:val="16"/>
+          <w:lang w:val="ru-RU"/>
+        </w:rPr>
+      </w:pPr>
+    </w:p>
+    <w:p>
+      <w:pPr>
+        <w:spacing w:after="0"/>
+        <w:jc w:val="center"/>
+        <w:rPr>
+          <w:b/>
+          <w:color w:val="000000"/>
+          <w:sz w:val="24"/>
+          <w:szCs w:val="24"/>
+          <w:lang w:val="ru-RU"/>
+        </w:rPr>
+      </w:pPr>
+      <w:proofErr w:type="spellStart"/>
+      <w:r>
+        <w:rPr>
+          <w:b/>
+          <w:color w:val="000000"/>
+          <w:sz w:val="24"/>
+          <w:szCs w:val="24"/>
+        </w:rPr>
+        <w:t>Учреждение</w:t>
+      </w:r>
+      <w:proofErr w:type="spellEnd"/>
+      <w:r>
+        <w:rPr>
+          <w:b/>
+          <w:color w:val="000000"/>
+          <w:sz w:val="24"/>
+          <w:szCs w:val="24"/>
+        </w:rPr>
+        <w:t xml:space="preserve"> "Management, Engineering, Technology and Agriculture College"</w:t>
+      </w:r>
+    </w:p>
+    <w:p>
+      <w:pPr>
+        <w:spacing w:after="0"/>
+        <w:jc w:val="center"/>
+        <w:rPr>
+          <w:b/>
+          <w:color w:val="000000"/>
+          <w:sz w:val="24"/>
+          <w:szCs w:val="24"/>
+          <w:lang w:val="ru-RU"/>
+        </w:rPr>
+      </w:pPr>
+    </w:p>
+    <w:p>
+      <w:pPr>
+        <w:spacing w:after="0"/>
+        <w:ind w:firstLine="6096"/>
+        <w:jc w:val="right"/>
+        <w:rPr>
+          <w:color w:val="000000" w:themeColor="text1"/>
+          <w:sz w:val="16"/>
+          <w:szCs w:val="16"/>
+        </w:rPr>
+      </w:pPr>
+      <w:proofErr w:type="spellStart"/>
+      <w:r>
+        <w:rPr>
+          <w:color w:val="000000" w:themeColor="text1"/>
+          <w:sz w:val="16"/>
+          <w:szCs w:val="16"/>
+          <w:lang w:val="ru-RU"/>
         </w:rPr>
         <w:t>Қазақстан</w:t>
       </w:r>
@@ -197,6 +223,7 @@
           <w:color w:val="000000" w:themeColor="text1"/>
           <w:sz w:val="16"/>
           <w:szCs w:val="16"/>
+          <w:lang w:val="ru-RU"/>
         </w:rPr>
         <w:t xml:space="preserve"> </w:t>
       </w:r>
@@ -206,6 +233,7 @@
           <w:color w:val="000000" w:themeColor="text1"/>
           <w:sz w:val="16"/>
           <w:szCs w:val="16"/>
+          <w:lang w:val="ru-RU"/>
         </w:rPr>
         <w:t>Республикасының</w:t>
       </w:r>
@@ -215,6 +243,7 @@
           <w:color w:val="000000" w:themeColor="text1"/>
           <w:sz w:val="16"/>
           <w:szCs w:val="16"/>
+          <w:lang w:val="ru-RU"/>
         </w:rPr>
         <w:br/>
       </w:r>
@@ -224,6 +253,7 @@
           <w:color w:val="000000" w:themeColor="text1"/>
           <w:sz w:val="16"/>
           <w:szCs w:val="16"/>
+          <w:lang w:val="ru-RU"/>
         </w:rPr>
         <w:t>Білім</w:t>
       </w:r>
@@ -233,6 +263,7 @@
           <w:color w:val="000000" w:themeColor="text1"/>
           <w:sz w:val="16"/>
           <w:szCs w:val="16"/>
+          <w:lang w:val="ru-RU"/>
         </w:rPr>
         <w:t xml:space="preserve"> </w:t>
       </w:r>
@@ -242,6 +273,7 @@
           <w:color w:val="000000" w:themeColor="text1"/>
           <w:sz w:val="16"/>
           <w:szCs w:val="16"/>
+          <w:lang w:val="ru-RU"/>
         </w:rPr>
         <w:t>және</w:t>
       </w:r>
@@ -251,6 +283,7 @@
           <w:color w:val="000000" w:themeColor="text1"/>
           <w:sz w:val="16"/>
           <w:szCs w:val="16"/>
+          <w:lang w:val="ru-RU"/>
         </w:rPr>
         <w:t xml:space="preserve"> </w:t>
       </w:r>
@@ -260,6 +293,7 @@
           <w:color w:val="000000" w:themeColor="text1"/>
           <w:sz w:val="16"/>
           <w:szCs w:val="16"/>
+          <w:lang w:val="ru-RU"/>
         </w:rPr>
         <w:t>ғылым</w:t>
       </w:r>
@@ -269,6 +303,7 @@
           <w:color w:val="000000" w:themeColor="text1"/>
           <w:sz w:val="16"/>
           <w:szCs w:val="16"/>
+          <w:lang w:val="ru-RU"/>
         </w:rPr>
         <w:t xml:space="preserve"> </w:t>
       </w:r>
@@ -278,6 +313,7 @@
           <w:color w:val="000000" w:themeColor="text1"/>
           <w:sz w:val="16"/>
           <w:szCs w:val="16"/>
+          <w:lang w:val="ru-RU"/>
         </w:rPr>
         <w:t>министрі</w:t>
       </w:r>
@@ -287,6 +323,7 @@
           <w:color w:val="000000" w:themeColor="text1"/>
           <w:sz w:val="16"/>
           <w:szCs w:val="16"/>
+          <w:lang w:val="ru-RU"/>
         </w:rPr>
         <w:br/>
         <w:t xml:space="preserve">2021 </w:t>
@@ -297,6 +334,7 @@
           <w:color w:val="000000" w:themeColor="text1"/>
           <w:sz w:val="16"/>
           <w:szCs w:val="16"/>
+          <w:lang w:val="ru-RU"/>
         </w:rPr>
         <w:t>жылғы</w:t>
       </w:r>
@@ -306,6 +344,7 @@
           <w:color w:val="000000" w:themeColor="text1"/>
           <w:sz w:val="16"/>
           <w:szCs w:val="16"/>
+          <w:lang w:val="ru-RU"/>
         </w:rPr>
         <w:t xml:space="preserve"> 16 </w:t>
       </w:r>
@@ -315,6 +354,7 @@
           <w:color w:val="000000" w:themeColor="text1"/>
           <w:sz w:val="16"/>
           <w:szCs w:val="16"/>
+          <w:lang w:val="ru-RU"/>
         </w:rPr>
         <w:t>қыркүйектегі</w:t>
       </w:r>
@@ -324,6 +364,7 @@
           <w:color w:val="000000" w:themeColor="text1"/>
           <w:sz w:val="16"/>
           <w:szCs w:val="16"/>
+          <w:lang w:val="ru-RU"/>
         </w:rPr>
         <w:br/>
         <w:t xml:space="preserve">№ 472 </w:t>
@@ -334,6 +375,7 @@
           <w:color w:val="000000" w:themeColor="text1"/>
           <w:sz w:val="16"/>
           <w:szCs w:val="16"/>
+          <w:lang w:val="ru-RU"/>
         </w:rPr>
         <w:t>Бұйрығына</w:t>
       </w:r>
@@ -343,6 +385,7 @@
           <w:color w:val="000000" w:themeColor="text1"/>
           <w:sz w:val="16"/>
           <w:szCs w:val="16"/>
+          <w:lang w:val="ru-RU"/>
         </w:rPr>
         <w:br/>
         <w:t>4-қосымша</w:t>
@@ -352,6 +395,7 @@
           <w:color w:val="000000" w:themeColor="text1"/>
           <w:sz w:val="16"/>
           <w:szCs w:val="16"/>
+          <w:lang w:val="ru-RU"/>
         </w:rPr>
         <w:br/>
       </w:r>
@@ -361,6 +405,7 @@
           <w:color w:val="000000" w:themeColor="text1"/>
           <w:sz w:val="16"/>
           <w:szCs w:val="16"/>
+          <w:lang w:val="ru-RU"/>
         </w:rPr>
         <w:t>Қазақстан</w:t>
       </w:r>
@@ -370,6 +415,7 @@
           <w:color w:val="000000" w:themeColor="text1"/>
           <w:sz w:val="16"/>
           <w:szCs w:val="16"/>
+          <w:lang w:val="ru-RU"/>
         </w:rPr>
         <w:t xml:space="preserve"> </w:t>
       </w:r>
@@ -379,6 +425,7 @@
           <w:color w:val="000000" w:themeColor="text1"/>
           <w:sz w:val="16"/>
           <w:szCs w:val="16"/>
+          <w:lang w:val="ru-RU"/>
         </w:rPr>
         <w:t>Республикасы</w:t>
       </w:r>
@@ -388,6 +435,7 @@
           <w:color w:val="000000" w:themeColor="text1"/>
           <w:sz w:val="16"/>
           <w:szCs w:val="16"/>
+          <w:lang w:val="ru-RU"/>
         </w:rPr>
         <w:br/>
       </w:r>
@@ -397,6 +445,7 @@
           <w:color w:val="000000" w:themeColor="text1"/>
           <w:sz w:val="16"/>
           <w:szCs w:val="16"/>
+          <w:lang w:val="ru-RU"/>
         </w:rPr>
         <w:t>Білім</w:t>
       </w:r>
@@ -406,6 +455,7 @@
           <w:color w:val="000000" w:themeColor="text1"/>
           <w:sz w:val="16"/>
           <w:szCs w:val="16"/>
+          <w:lang w:val="ru-RU"/>
         </w:rPr>
         <w:t xml:space="preserve"> </w:t>
       </w:r>
@@ -415,6 +465,7 @@
           <w:color w:val="000000" w:themeColor="text1"/>
           <w:sz w:val="16"/>
           <w:szCs w:val="16"/>
+          <w:lang w:val="ru-RU"/>
         </w:rPr>
         <w:t>және</w:t>
       </w:r>
@@ -424,6 +475,7 @@
           <w:color w:val="000000" w:themeColor="text1"/>
           <w:sz w:val="16"/>
           <w:szCs w:val="16"/>
+          <w:lang w:val="ru-RU"/>
         </w:rPr>
         <w:t xml:space="preserve"> </w:t>
       </w:r>
@@ -433,6 +485,7 @@
           <w:color w:val="000000" w:themeColor="text1"/>
           <w:sz w:val="16"/>
           <w:szCs w:val="16"/>
+          <w:lang w:val="ru-RU"/>
         </w:rPr>
         <w:t>ғылым</w:t>
       </w:r>
@@ -442,6 +495,7 @@
           <w:color w:val="000000" w:themeColor="text1"/>
           <w:sz w:val="16"/>
           <w:szCs w:val="16"/>
+          <w:lang w:val="ru-RU"/>
         </w:rPr>
         <w:t xml:space="preserve"> </w:t>
       </w:r>
@@ -451,6 +505,7 @@
           <w:color w:val="000000" w:themeColor="text1"/>
           <w:sz w:val="16"/>
           <w:szCs w:val="16"/>
+          <w:lang w:val="ru-RU"/>
         </w:rPr>
         <w:t>министрінің</w:t>
       </w:r>
@@ -460,6 +515,7 @@
           <w:color w:val="000000" w:themeColor="text1"/>
           <w:sz w:val="16"/>
           <w:szCs w:val="16"/>
+          <w:lang w:val="ru-RU"/>
         </w:rPr>
         <w:br/>
         <w:t xml:space="preserve">2020 </w:t>
@@ -470,6 +526,7 @@
           <w:color w:val="000000" w:themeColor="text1"/>
           <w:sz w:val="16"/>
           <w:szCs w:val="16"/>
+          <w:lang w:val="ru-RU"/>
         </w:rPr>
         <w:t>жылғы</w:t>
       </w:r>
@@ -479,6 +536,7 @@
           <w:color w:val="000000" w:themeColor="text1"/>
           <w:sz w:val="16"/>
           <w:szCs w:val="16"/>
+          <w:lang w:val="ru-RU"/>
         </w:rPr>
         <w:t xml:space="preserve"> 6 </w:t>
       </w:r>
@@ -488,6 +546,7 @@
           <w:color w:val="000000" w:themeColor="text1"/>
           <w:sz w:val="16"/>
           <w:szCs w:val="16"/>
+          <w:lang w:val="ru-RU"/>
         </w:rPr>
         <w:t>сәуірдегі</w:t>
       </w:r>
@@ -497,6 +556,7 @@
           <w:color w:val="000000" w:themeColor="text1"/>
           <w:sz w:val="16"/>
           <w:szCs w:val="16"/>
+          <w:lang w:val="ru-RU"/>
         </w:rPr>
         <w:br/>
         <w:t xml:space="preserve">№130 </w:t>
@@ -507,6 +567,7 @@
           <w:color w:val="000000" w:themeColor="text1"/>
           <w:sz w:val="16"/>
           <w:szCs w:val="16"/>
+          <w:lang w:val="ru-RU"/>
         </w:rPr>
         <w:t>бұйрығына</w:t>
       </w:r>
@@ -516,9 +577,208 @@
           <w:color w:val="000000" w:themeColor="text1"/>
           <w:sz w:val="16"/>
           <w:szCs w:val="16"/>
+          <w:lang w:val="ru-RU"/>
         </w:rPr>
         <w:t xml:space="preserve"> 4-қосымша</w:t>
       </w:r>
+    </w:p>
+    <w:p>
+      <w:pPr>
+        <w:spacing w:after="0"/>
+        <w:ind w:firstLine="6096"/>
+        <w:jc w:val="right"/>
+        <w:rPr>
+          <w:color w:val="000000" w:themeColor="text1"/>
+          <w:sz w:val="16"/>
+          <w:szCs w:val="16"/>
+        </w:rPr>
+      </w:pPr>
+    </w:p>
+    <w:tbl>
+      <w:tblPr>
+        <w:tblStyle w:val="ac"/>
+        <w:tblW w:w="3908" w:type="dxa"/>
+        <w:tblInd w:w="6756" w:type="dxa"/>
+        <w:tblBorders>
+          <w:top w:val="none" w:sz="0" w:space="0" w:color="auto"/>
+          <w:left w:val="none" w:sz="0" w:space="0" w:color="auto"/>
+          <w:bottom w:val="none" w:sz="0" w:space="0" w:color="auto"/>
+          <w:right w:val="none" w:sz="0" w:space="0" w:color="auto"/>
+          <w:insideH w:val="none" w:sz="0" w:space="0" w:color="auto"/>
+          <w:insideV w:val="none" w:sz="0" w:space="0" w:color="auto"/>
+        </w:tblBorders>
+        <w:tblLook w:val="04A0" w:firstRow="1" w:lastRow="0" w:firstColumn="1" w:lastColumn="0" w:noHBand="0" w:noVBand="1"/>
+      </w:tblPr>
+      <w:tblGrid>
+        <w:gridCol w:w="3908"/>
+      </w:tblGrid>
+      <w:tr>
+        <w:tc>
+          <w:tcPr>
+            <w:tcW w:w="3908" w:type="dxa"/>
+          </w:tcPr>
+          <w:p>
+            <w:pPr>
+              <w:spacing w:after="0" w:line="0" w:lineRule="atLeast"/>
+              <w:rPr>
+                <w:b/>
+                <w:bCs/>
+                <w:sz w:val="24"/>
+                <w:szCs w:val="24"/>
+              </w:rPr>
+            </w:pPr>
+          </w:p>
+          <w:p>
+            <w:pPr>
+              <w:spacing w:after="0" w:line="0" w:lineRule="atLeast"/>
+              <w:rPr>
+                <w:b/>
+                <w:bCs/>
+                <w:sz w:val="24"/>
+                <w:szCs w:val="24"/>
+              </w:rPr>
+            </w:pPr>
+            <w:proofErr w:type="spellStart"/>
+            <w:r>
+              <w:rPr>
+                <w:b/>
+                <w:bCs/>
+                <w:sz w:val="24"/>
+                <w:szCs w:val="24"/>
+              </w:rPr>
+              <w:t>Утверждаю</w:t>
+            </w:r>
+            <w:proofErr w:type="spellEnd"/>
+          </w:p>
+        </w:tc>
+      </w:tr>
+      <w:tr>
+        <w:tc>
+          <w:tcPr>
+            <w:tcW w:w="3908" w:type="dxa"/>
+          </w:tcPr>
+          <w:p>
+            <w:pPr>
+              <w:spacing w:after="0" w:line="0" w:lineRule="atLeast"/>
+              <w:jc w:val="both"/>
+              <w:rPr>
+                <w:bCs/>
+                <w:sz w:val="24"/>
+                <w:szCs w:val="24"/>
+                <w:lang w:val="ru-RU"/>
+              </w:rPr>
+            </w:pPr>
+            <w:r>
+              <w:rPr>
+                <w:bCs/>
+                <w:sz w:val="24"/>
+                <w:szCs w:val="24"/>
+                <w:lang w:val="ru-RU"/>
+              </w:rPr>
+              <w:t>Методист колледжа</w:t>
+            </w:r>
+          </w:p>
+          <w:p>
+            <w:pPr>
+              <w:spacing w:after="0" w:line="0" w:lineRule="atLeast"/>
+              <w:rPr>
+                <w:b/>
+                <w:sz w:val="24"/>
+                <w:szCs w:val="24"/>
+                <w:lang w:val="ru-RU"/>
+              </w:rPr>
+            </w:pPr>
+            <w:r>
+              <w:rPr>
+                <w:bCs/>
+                <w:sz w:val="24"/>
+                <w:szCs w:val="24"/>
+                <w:lang w:val="ru-RU"/>
+              </w:rPr>
+              <w:t xml:space="preserve">_____________Дугучиева </w:t>
+            </w:r>
+            <w:proofErr w:type="gramStart"/>
+            <w:r>
+              <w:rPr>
+                <w:bCs/>
+                <w:sz w:val="24"/>
+                <w:szCs w:val="24"/>
+                <w:lang w:val="ru-RU"/>
+              </w:rPr>
+              <w:t>А.О.</w:t>
+            </w:r>
+            <w:proofErr w:type="gramEnd"/>
+            <w:r>
+              <w:rPr>
+                <w:b/>
+                <w:sz w:val="24"/>
+                <w:szCs w:val="24"/>
+                <w:lang w:val="ru-RU"/>
+              </w:rPr>
+              <w:t xml:space="preserve"> </w:t>
+            </w:r>
+          </w:p>
+        </w:tc>
+      </w:tr>
+      <w:tr>
+        <w:tc>
+          <w:tcPr>
+            <w:tcW w:w="3908" w:type="dxa"/>
+          </w:tcPr>
+          <w:p>
+            <w:pPr>
+              <w:spacing w:after="0" w:line="0" w:lineRule="atLeast"/>
+              <w:rPr>
+                <w:sz w:val="24"/>
+                <w:szCs w:val="24"/>
+              </w:rPr>
+            </w:pPr>
+            <w:r>
+              <w:rPr>
+                <w:sz w:val="24"/>
+                <w:szCs w:val="24"/>
+              </w:rPr>
+              <w:t>____   _____________202</w:t>
+            </w:r>
+            <w:r>
+              <w:rPr>
+                <w:sz w:val="24"/>
+                <w:szCs w:val="24"/>
+              </w:rPr>
+              <w:t>6</w:t>
+            </w:r>
+            <w:r>
+              <w:rPr>
+                <w:sz w:val="24"/>
+                <w:szCs w:val="24"/>
+              </w:rPr>
+              <w:t xml:space="preserve"> </w:t>
+            </w:r>
+            <w:proofErr w:type="spellStart"/>
+            <w:r>
+              <w:rPr>
+                <w:sz w:val="24"/>
+                <w:szCs w:val="24"/>
+              </w:rPr>
+              <w:t>год</w:t>
+            </w:r>
+            <w:proofErr w:type="spellEnd"/>
+          </w:p>
+        </w:tc>
+      </w:tr>
+    </w:tbl>
+    <w:p>
+      <w:pPr>
+        <w:spacing w:after="0"/>
+        <w:ind w:firstLine="6096"/>
+        <w:jc w:val="right"/>
+        <w:rPr>
+          <w:b/>
+          <w:color w:val="000000" w:themeColor="text1"/>
+          <w:sz w:val="28"/>
+          <w:szCs w:val="28"/>
+        </w:rPr>
+      </w:pPr>
     </w:p>
     <w:p>
       <w:pPr>
@@ -627,7 +887,7 @@
           <w:szCs w:val="20"/>
         </w:rPr>
       </w:pPr>
-      <w:bookmarkStart w:id="1" w:name="_Hlk214529321"/>
+      <w:bookmarkStart w:id="0" w:name="_Hlk214529321"/>
       <w:r>
         <w:rPr>
           <w:color w:val="000000" w:themeColor="text1"/>
@@ -747,7 +1007,7 @@
         <w:t xml:space="preserve"> обучения)</w:t>
       </w:r>
     </w:p>
-    <w:bookmarkEnd w:id="1"/>
+    <w:bookmarkEnd w:id="0"/>
     <w:p>
       <w:pPr>
         <w:spacing w:after="0" w:line="240" w:lineRule="auto"/>
@@ -847,6 +1107,30 @@
         </w:rPr>
         <w:t>:</w:t>
       </w:r>
+    </w:p>
+    <w:p>
+      <w:pPr>
+        <w:spacing w:after="0" w:line="240" w:lineRule="auto"/>
+        <w:rPr>
+          <w:b/>
+          <w:color w:val="000000" w:themeColor="text1"/>
+          <w:sz w:val="24"/>
+          <w:szCs w:val="24"/>
+          <w:lang w:val="kk-KZ"/>
+        </w:rPr>
+      </w:pPr>
+    </w:p>
+    <w:p>
+      <w:pPr>
+        <w:spacing w:after="0" w:line="240" w:lineRule="auto"/>
+        <w:rPr>
+          <w:b/>
+          <w:color w:val="000000" w:themeColor="text1"/>
+          <w:sz w:val="24"/>
+          <w:szCs w:val="24"/>
+          <w:lang w:val="kk-KZ"/>
+        </w:rPr>
+      </w:pPr>
     </w:p>
     <w:tbl>
       <w:tblPr>
@@ -857,9 +1141,11 @@
         <w:tblLook w:val="04A0" w:firstRow="1" w:lastRow="0" w:firstColumn="1" w:lastColumn="0" w:noHBand="0" w:noVBand="1"/>
       </w:tblPr>
       <w:tblGrid>
-        <w:gridCol w:w="3545"/>
-        <w:gridCol w:w="3509"/>
-        <w:gridCol w:w="3428"/>
+        <w:gridCol w:w="3544"/>
+        <w:gridCol w:w="2312"/>
+        <w:gridCol w:w="1197"/>
+        <w:gridCol w:w="1116"/>
+        <w:gridCol w:w="2313"/>
         <w:gridCol w:w="12"/>
       </w:tblGrid>
       <w:tr>
@@ -869,60 +1155,58 @@
         </w:trPr>
         <w:tc>
           <w:tcPr>
-            <w:tcW w:w="3545" w:type="dxa"/>
+            <w:tcW w:w="3544" w:type="dxa"/>
           </w:tcPr>
           <w:p>
             <w:pPr>
               <w:pStyle w:val="Default"/>
               <w:rPr>
                 <w:b/>
-                <w:bCs/>
-                <w:color w:val="000000" w:themeColor="text1"/>
-                <w:lang w:val="kk-KZ"/>
-              </w:rPr>
-            </w:pPr>
-            <w:r>
-              <w:rPr>
-                <w:b/>
-                <w:color w:val="000000" w:themeColor="text1"/>
-                <w:lang w:val="kk-KZ"/>
-              </w:rPr>
-              <w:t>Сабақ тақырыбы:</w:t>
-            </w:r>
-          </w:p>
-          <w:p>
-            <w:pPr>
-              <w:tabs>
-                <w:tab w:val="left" w:pos="142"/>
-                <w:tab w:val="left" w:pos="5954"/>
-                <w:tab w:val="left" w:pos="5988"/>
-              </w:tabs>
-              <w:spacing w:after="0" w:line="240" w:lineRule="auto"/>
-              <w:rPr>
-                <w:b/>
-                <w:color w:val="000000" w:themeColor="text1"/>
-                <w:spacing w:val="6"/>
-                <w:sz w:val="24"/>
-                <w:szCs w:val="24"/>
-              </w:rPr>
-            </w:pPr>
-            <w:proofErr w:type="spellStart"/>
-            <w:r>
-              <w:rPr>
-                <w:b/>
-                <w:color w:val="000000" w:themeColor="text1"/>
-                <w:sz w:val="24"/>
-                <w:szCs w:val="24"/>
-              </w:rPr>
-              <w:t>Тема</w:t>
-            </w:r>
-            <w:proofErr w:type="spellEnd"/>
-            <w:r>
-              <w:rPr>
-                <w:b/>
-                <w:color w:val="000000" w:themeColor="text1"/>
-                <w:sz w:val="24"/>
-                <w:szCs w:val="24"/>
+                <w:color w:val="000000" w:themeColor="text1"/>
+                <w:lang w:val="kk-KZ"/>
+              </w:rPr>
+            </w:pPr>
+            <w:r>
+              <w:rPr>
+                <w:b/>
+                <w:color w:val="000000" w:themeColor="text1"/>
+                <w:lang w:val="kk-KZ"/>
+              </w:rPr>
+              <w:t>Оқу сабағының жоспары:</w:t>
+            </w:r>
+          </w:p>
+          <w:p>
+            <w:pPr>
+              <w:pStyle w:val="Default"/>
+              <w:rPr>
+                <w:b/>
+                <w:color w:val="000000" w:themeColor="text1"/>
+                <w:lang w:val="kk-KZ"/>
+              </w:rPr>
+            </w:pPr>
+            <w:r>
+              <w:rPr>
+                <w:b/>
+                <w:color w:val="000000" w:themeColor="text1"/>
+                <w:lang w:val="kk-KZ"/>
+              </w:rPr>
+              <w:t xml:space="preserve">План </w:t>
+            </w:r>
+            <w:proofErr w:type="spellStart"/>
+            <w:r>
+              <w:rPr>
+                <w:b/>
+                <w:color w:val="000000" w:themeColor="text1"/>
+                <w:lang w:val="kk-KZ"/>
+              </w:rPr>
+              <w:t>учебного</w:t>
+            </w:r>
+            <w:proofErr w:type="spellEnd"/>
+            <w:r>
+              <w:rPr>
+                <w:b/>
+                <w:color w:val="000000" w:themeColor="text1"/>
+                <w:lang w:val="kk-KZ"/>
               </w:rPr>
               <w:t xml:space="preserve"> </w:t>
             </w:r>
@@ -931,8 +1215,7 @@
               <w:rPr>
                 <w:b/>
                 <w:color w:val="000000" w:themeColor="text1"/>
-                <w:sz w:val="24"/>
-                <w:szCs w:val="24"/>
+                <w:lang w:val="kk-KZ"/>
               </w:rPr>
               <w:t>занятия</w:t>
             </w:r>
@@ -941,8 +1224,7 @@
               <w:rPr>
                 <w:b/>
                 <w:color w:val="000000" w:themeColor="text1"/>
-                <w:sz w:val="24"/>
-                <w:szCs w:val="24"/>
+                <w:lang w:val="kk-KZ"/>
               </w:rPr>
               <w:t>:</w:t>
             </w:r>
@@ -950,8 +1232,7 @@
         </w:tc>
         <w:tc>
           <w:tcPr>
-            <w:tcW w:w="6937" w:type="dxa"/>
-            <w:gridSpan w:val="2"/>
+            <w:tcW w:w="2312" w:type="dxa"/>
           </w:tcPr>
           <w:p>
             <w:pPr>
@@ -961,20 +1242,131 @@
               <w:spacing w:after="0" w:line="240" w:lineRule="auto"/>
               <w:jc w:val="both"/>
               <w:rPr>
-                <w:rFonts w:eastAsia="Arial Unicode MS"/>
-                <w:color w:val="000000" w:themeColor="text1"/>
-                <w:sz w:val="24"/>
-                <w:szCs w:val="24"/>
-              </w:rPr>
-            </w:pPr>
-            <w:r>
-              <w:rPr>
+                <w:b/>
+                <w:bCs/>
                 <w:color w:val="000000" w:themeColor="text1"/>
                 <w:spacing w:val="6"/>
                 <w:sz w:val="24"/>
                 <w:szCs w:val="24"/>
-              </w:rPr>
-              <w:t>{topic}</w:t>
+                <w:lang w:val="kk-KZ"/>
+              </w:rPr>
+            </w:pPr>
+            <w:r>
+              <w:rPr>
+                <w:b/>
+                <w:bCs/>
+                <w:color w:val="000000" w:themeColor="text1"/>
+                <w:spacing w:val="6"/>
+                <w:sz w:val="24"/>
+                <w:szCs w:val="24"/>
+                <w:lang w:val="ru-RU"/>
+              </w:rPr>
+              <w:t>№</w:t>
+            </w:r>
+          </w:p>
+        </w:tc>
+        <w:tc>
+          <w:tcPr>
+            <w:tcW w:w="2313" w:type="dxa"/>
+            <w:gridSpan w:val="2"/>
+          </w:tcPr>
+          <w:p>
+            <w:pPr>
+              <w:tabs>
+                <w:tab w:val="left" w:pos="142"/>
+              </w:tabs>
+              <w:spacing w:after="0" w:line="240" w:lineRule="auto"/>
+              <w:jc w:val="both"/>
+              <w:rPr>
+                <w:b/>
+                <w:bCs/>
+                <w:color w:val="000000" w:themeColor="text1"/>
+                <w:spacing w:val="6"/>
+                <w:sz w:val="24"/>
+                <w:szCs w:val="24"/>
+                <w:lang w:val="kk-KZ"/>
+              </w:rPr>
+            </w:pPr>
+            <w:r>
+              <w:rPr>
+                <w:b/>
+                <w:bCs/>
+                <w:color w:val="000000" w:themeColor="text1"/>
+                <w:spacing w:val="6"/>
+                <w:sz w:val="24"/>
+                <w:szCs w:val="24"/>
+                <w:lang w:val="kk-KZ"/>
+              </w:rPr>
+              <w:t>Мерзімі:</w:t>
+            </w:r>
+          </w:p>
+          <w:p>
+            <w:pPr>
+              <w:tabs>
+                <w:tab w:val="left" w:pos="142"/>
+              </w:tabs>
+              <w:spacing w:after="0" w:line="240" w:lineRule="auto"/>
+              <w:jc w:val="both"/>
+              <w:rPr>
+                <w:color w:val="000000" w:themeColor="text1"/>
+                <w:spacing w:val="6"/>
+                <w:sz w:val="24"/>
+                <w:szCs w:val="24"/>
+                <w:lang w:val="kk-KZ"/>
+              </w:rPr>
+            </w:pPr>
+            <w:r>
+              <w:rPr>
+                <w:b/>
+                <w:bCs/>
+                <w:color w:val="000000" w:themeColor="text1"/>
+                <w:spacing w:val="6"/>
+                <w:sz w:val="24"/>
+                <w:szCs w:val="24"/>
+                <w:lang w:val="kk-KZ"/>
+              </w:rPr>
+              <w:t>Дата:</w:t>
+            </w:r>
+          </w:p>
+        </w:tc>
+        <w:tc>
+          <w:tcPr>
+            <w:tcW w:w="2313" w:type="dxa"/>
+          </w:tcPr>
+          <w:p>
+            <w:pPr>
+              <w:tabs>
+                <w:tab w:val="left" w:pos="142"/>
+              </w:tabs>
+              <w:spacing w:after="0" w:line="240" w:lineRule="auto"/>
+              <w:jc w:val="both"/>
+              <w:rPr>
+                <w:b/>
+                <w:color w:val="000000" w:themeColor="text1"/>
+                <w:spacing w:val="6"/>
+                <w:sz w:val="24"/>
+                <w:szCs w:val="24"/>
+                <w:lang w:val="kk-KZ"/>
+              </w:rPr>
+            </w:pPr>
+            <w:r>
+              <w:rPr>
+                <w:b/>
+                <w:color w:val="000000" w:themeColor="text1"/>
+                <w:sz w:val="24"/>
+                <w:szCs w:val="24"/>
+              </w:rPr>
+              <w:t>{date}</w:t>
+            </w:r>
+            <w:r>
+              <w:rPr>
+                <w:b/>
+                <w:color w:val="000000" w:themeColor="text1"/>
+                <w:sz w:val="24"/>
+                <w:szCs w:val="24"/>
+                <w:lang w:val="kk-KZ"/>
+              </w:rPr>
+              <w:t xml:space="preserve"> ж./г.</w:t>
             </w:r>
           </w:p>
         </w:tc>
@@ -986,48 +1378,60 @@
         </w:trPr>
         <w:tc>
           <w:tcPr>
-            <w:tcW w:w="3545" w:type="dxa"/>
+            <w:tcW w:w="3544" w:type="dxa"/>
           </w:tcPr>
           <w:p>
             <w:pPr>
+              <w:pStyle w:val="Default"/>
+              <w:rPr>
+                <w:b/>
+                <w:bCs/>
+                <w:color w:val="000000" w:themeColor="text1"/>
+                <w:lang w:val="kk-KZ"/>
+              </w:rPr>
+            </w:pPr>
+            <w:r>
+              <w:rPr>
+                <w:b/>
+                <w:color w:val="000000" w:themeColor="text1"/>
+                <w:lang w:val="kk-KZ"/>
+              </w:rPr>
+              <w:t>Сабақ тақырыбы:</w:t>
+            </w:r>
+          </w:p>
+          <w:p>
+            <w:pPr>
+              <w:tabs>
+                <w:tab w:val="left" w:pos="142"/>
+                <w:tab w:val="left" w:pos="5954"/>
+                <w:tab w:val="left" w:pos="5988"/>
+              </w:tabs>
               <w:spacing w:after="0" w:line="240" w:lineRule="auto"/>
               <w:rPr>
                 <w:b/>
                 <w:color w:val="000000" w:themeColor="text1"/>
-                <w:sz w:val="24"/>
-                <w:szCs w:val="24"/>
-                <w:lang w:val="ru-RU"/>
-              </w:rPr>
-            </w:pPr>
-            <w:r>
-              <w:rPr>
-                <w:b/>
-                <w:color w:val="000000" w:themeColor="text1"/>
-                <w:sz w:val="24"/>
-                <w:szCs w:val="24"/>
-                <w:lang w:val="ru-RU"/>
-              </w:rPr>
-              <w:t>Модуль /</w:t>
-            </w:r>
-            <w:proofErr w:type="spellStart"/>
-            <w:r>
-              <w:rPr>
-                <w:b/>
-                <w:color w:val="000000" w:themeColor="text1"/>
-                <w:sz w:val="24"/>
-                <w:szCs w:val="24"/>
-                <w:lang w:val="ru-RU"/>
-              </w:rPr>
-              <w:t>пән</w:t>
-            </w:r>
-            <w:proofErr w:type="spellEnd"/>
-            <w:r>
-              <w:rPr>
-                <w:b/>
-                <w:color w:val="000000" w:themeColor="text1"/>
-                <w:sz w:val="24"/>
-                <w:szCs w:val="24"/>
-                <w:lang w:val="ru-RU"/>
+                <w:spacing w:val="6"/>
+                <w:sz w:val="24"/>
+                <w:szCs w:val="24"/>
+              </w:rPr>
+            </w:pPr>
+            <w:proofErr w:type="spellStart"/>
+            <w:r>
+              <w:rPr>
+                <w:b/>
+                <w:color w:val="000000" w:themeColor="text1"/>
+                <w:sz w:val="24"/>
+                <w:szCs w:val="24"/>
+              </w:rPr>
+              <w:t>Тема</w:t>
+            </w:r>
+            <w:proofErr w:type="spellEnd"/>
+            <w:r>
+              <w:rPr>
+                <w:b/>
+                <w:color w:val="000000" w:themeColor="text1"/>
+                <w:sz w:val="24"/>
+                <w:szCs w:val="24"/>
               </w:rPr>
               <w:t xml:space="preserve"> </w:t>
             </w:r>
@@ -1038,66 +1442,48 @@
                 <w:color w:val="000000" w:themeColor="text1"/>
                 <w:sz w:val="24"/>
                 <w:szCs w:val="24"/>
-                <w:lang w:val="ru-RU"/>
-              </w:rPr>
-              <w:t>атауы</w:t>
-            </w:r>
-            <w:proofErr w:type="spellEnd"/>
-            <w:r>
-              <w:rPr>
-                <w:b/>
-                <w:color w:val="000000" w:themeColor="text1"/>
-                <w:sz w:val="24"/>
-                <w:szCs w:val="24"/>
-                <w:lang w:val="ru-RU"/>
-              </w:rPr>
-              <w:t xml:space="preserve">: </w:t>
-            </w:r>
-          </w:p>
-          <w:p>
-            <w:pPr>
-              <w:spacing w:after="0" w:line="240" w:lineRule="auto"/>
-              <w:rPr>
-                <w:b/>
-                <w:color w:val="000000" w:themeColor="text1"/>
-                <w:sz w:val="24"/>
-                <w:szCs w:val="24"/>
-                <w:lang w:val="ru-RU"/>
-              </w:rPr>
-            </w:pPr>
-            <w:r>
-              <w:rPr>
-                <w:b/>
-                <w:color w:val="000000" w:themeColor="text1"/>
-                <w:sz w:val="24"/>
-                <w:szCs w:val="24"/>
-                <w:lang w:val="ru-RU"/>
-              </w:rPr>
-              <w:t>Наименование модуля /дисциплины:</w:t>
+              </w:rPr>
+              <w:t>занятия</w:t>
+            </w:r>
+            <w:proofErr w:type="spellEnd"/>
+            <w:r>
+              <w:rPr>
+                <w:b/>
+                <w:color w:val="000000" w:themeColor="text1"/>
+                <w:sz w:val="24"/>
+                <w:szCs w:val="24"/>
+              </w:rPr>
+              <w:t>:</w:t>
             </w:r>
           </w:p>
         </w:tc>
         <w:tc>
           <w:tcPr>
-            <w:tcW w:w="6937" w:type="dxa"/>
-            <w:gridSpan w:val="2"/>
+            <w:tcW w:w="6938" w:type="dxa"/>
+            <w:gridSpan w:val="4"/>
           </w:tcPr>
           <w:p>
             <w:pPr>
+              <w:tabs>
+                <w:tab w:val="left" w:pos="142"/>
+              </w:tabs>
               <w:spacing w:after="0" w:line="240" w:lineRule="auto"/>
-              <w:rPr>
-                <w:color w:val="000000" w:themeColor="text1"/>
-                <w:sz w:val="24"/>
-                <w:szCs w:val="24"/>
-              </w:rPr>
-            </w:pPr>
-            <w:r>
-              <w:rPr>
-                <w:color w:val="000000" w:themeColor="text1"/>
-                <w:sz w:val="24"/>
-                <w:szCs w:val="24"/>
-              </w:rPr>
-              <w:t>{subject}</w:t>
+              <w:jc w:val="both"/>
+              <w:rPr>
+                <w:rFonts w:eastAsia="Arial Unicode MS"/>
+                <w:color w:val="000000" w:themeColor="text1"/>
+                <w:sz w:val="24"/>
+                <w:szCs w:val="24"/>
+              </w:rPr>
+            </w:pPr>
+            <w:r>
+              <w:rPr>
+                <w:color w:val="000000" w:themeColor="text1"/>
+                <w:spacing w:val="6"/>
+                <w:sz w:val="24"/>
+                <w:szCs w:val="24"/>
+              </w:rPr>
+              <w:t>{topic}</w:t>
             </w:r>
           </w:p>
         </w:tc>
@@ -1109,7 +1495,7 @@
         </w:trPr>
         <w:tc>
           <w:tcPr>
-            <w:tcW w:w="3545" w:type="dxa"/>
+            <w:tcW w:w="3544" w:type="dxa"/>
           </w:tcPr>
           <w:p>
             <w:pPr>
@@ -1119,25 +1505,38 @@
                 <w:color w:val="000000" w:themeColor="text1"/>
                 <w:sz w:val="24"/>
                 <w:szCs w:val="24"/>
-              </w:rPr>
-            </w:pPr>
-            <w:proofErr w:type="spellStart"/>
-            <w:r>
-              <w:rPr>
-                <w:b/>
-                <w:color w:val="000000" w:themeColor="text1"/>
-                <w:sz w:val="24"/>
-                <w:szCs w:val="24"/>
-              </w:rPr>
-              <w:t>Педагог</w:t>
-            </w:r>
-            <w:proofErr w:type="spellEnd"/>
-            <w:r>
-              <w:rPr>
-                <w:b/>
-                <w:color w:val="000000" w:themeColor="text1"/>
-                <w:sz w:val="24"/>
-                <w:szCs w:val="24"/>
+                <w:lang w:val="ru-RU"/>
+              </w:rPr>
+            </w:pPr>
+            <w:r>
+              <w:rPr>
+                <w:b/>
+                <w:color w:val="000000" w:themeColor="text1"/>
+                <w:sz w:val="24"/>
+                <w:szCs w:val="24"/>
+                <w:lang w:val="ru-RU"/>
+              </w:rPr>
+              <w:t>Модуль /</w:t>
+            </w:r>
+            <w:proofErr w:type="spellStart"/>
+            <w:r>
+              <w:rPr>
+                <w:b/>
+                <w:color w:val="000000" w:themeColor="text1"/>
+                <w:sz w:val="24"/>
+                <w:szCs w:val="24"/>
+                <w:lang w:val="ru-RU"/>
+              </w:rPr>
+              <w:t>пән</w:t>
+            </w:r>
+            <w:proofErr w:type="spellEnd"/>
+            <w:r>
+              <w:rPr>
+                <w:b/>
+                <w:color w:val="000000" w:themeColor="text1"/>
+                <w:sz w:val="24"/>
+                <w:szCs w:val="24"/>
+                <w:lang w:val="ru-RU"/>
               </w:rPr>
               <w:t xml:space="preserve"> </w:t>
             </w:r>
@@ -1148,16 +1547,18 @@
                 <w:color w:val="000000" w:themeColor="text1"/>
                 <w:sz w:val="24"/>
                 <w:szCs w:val="24"/>
-              </w:rPr>
-              <w:t>дайындады</w:t>
-            </w:r>
-            <w:proofErr w:type="spellEnd"/>
-            <w:r>
-              <w:rPr>
-                <w:b/>
-                <w:color w:val="000000" w:themeColor="text1"/>
-                <w:sz w:val="24"/>
-                <w:szCs w:val="24"/>
+                <w:lang w:val="ru-RU"/>
+              </w:rPr>
+              <w:t>атауы</w:t>
+            </w:r>
+            <w:proofErr w:type="spellEnd"/>
+            <w:r>
+              <w:rPr>
+                <w:b/>
+                <w:color w:val="000000" w:themeColor="text1"/>
+                <w:sz w:val="24"/>
+                <w:szCs w:val="24"/>
+                <w:lang w:val="ru-RU"/>
               </w:rPr>
               <w:t xml:space="preserve">: </w:t>
             </w:r>
@@ -1173,83 +1574,40 @@
                 <w:lang w:val="ru-RU"/>
               </w:rPr>
             </w:pPr>
-            <w:proofErr w:type="spellStart"/>
-            <w:r>
-              <w:rPr>
-                <w:b/>
-                <w:color w:val="000000" w:themeColor="text1"/>
-                <w:sz w:val="24"/>
-                <w:szCs w:val="24"/>
-              </w:rPr>
-              <w:t>Подготовил</w:t>
-            </w:r>
-            <w:proofErr w:type="spellEnd"/>
-            <w:r>
-              <w:rPr>
-                <w:b/>
-                <w:color w:val="000000" w:themeColor="text1"/>
-                <w:sz w:val="24"/>
-                <w:szCs w:val="24"/>
-              </w:rPr>
-              <w:t xml:space="preserve"> </w:t>
-            </w:r>
-            <w:proofErr w:type="spellStart"/>
-            <w:r>
-              <w:rPr>
-                <w:b/>
-                <w:color w:val="000000" w:themeColor="text1"/>
-                <w:sz w:val="24"/>
-                <w:szCs w:val="24"/>
-              </w:rPr>
-              <w:t>педагог</w:t>
-            </w:r>
-            <w:proofErr w:type="spellEnd"/>
-            <w:r>
-              <w:rPr>
-                <w:b/>
-                <w:color w:val="000000" w:themeColor="text1"/>
-                <w:sz w:val="24"/>
-                <w:szCs w:val="24"/>
-              </w:rPr>
-              <w:t>:</w:t>
+            <w:r>
+              <w:rPr>
+                <w:b/>
+                <w:color w:val="000000" w:themeColor="text1"/>
+                <w:sz w:val="24"/>
+                <w:szCs w:val="24"/>
+                <w:lang w:val="ru-RU"/>
+              </w:rPr>
+              <w:t>Наименование модуля /дисциплины:</w:t>
             </w:r>
           </w:p>
         </w:tc>
         <w:tc>
           <w:tcPr>
-            <w:tcW w:w="6937" w:type="dxa"/>
-            <w:gridSpan w:val="2"/>
+            <w:tcW w:w="6938" w:type="dxa"/>
+            <w:gridSpan w:val="4"/>
           </w:tcPr>
           <w:p>
             <w:pPr>
               <w:spacing w:after="0" w:line="240" w:lineRule="auto"/>
               <w:rPr>
-                <w:bCs/>
-                <w:color w:val="000000" w:themeColor="text1"/>
-                <w:sz w:val="24"/>
-                <w:szCs w:val="24"/>
-              </w:rPr>
-            </w:pPr>
-            <w:r>
-              <w:rPr>
-                <w:bCs/>
-                <w:color w:val="000000" w:themeColor="text1"/>
-                <w:sz w:val="24"/>
-                <w:szCs w:val="24"/>
-              </w:rPr>
-              <w:t>{teacher}</w:t>
-            </w:r>
-          </w:p>
-          <w:p>
-            <w:pPr>
-              <w:spacing w:after="0" w:line="240" w:lineRule="auto"/>
-              <w:rPr>
-                <w:color w:val="000000" w:themeColor="text1"/>
-                <w:sz w:val="24"/>
-                <w:szCs w:val="24"/>
-                <w:lang w:val="kk-KZ"/>
-              </w:rPr>
-            </w:pPr>
+                <w:color w:val="000000" w:themeColor="text1"/>
+                <w:sz w:val="24"/>
+                <w:szCs w:val="24"/>
+              </w:rPr>
+            </w:pPr>
+            <w:r>
+              <w:rPr>
+                <w:color w:val="000000" w:themeColor="text1"/>
+                <w:sz w:val="24"/>
+                <w:szCs w:val="24"/>
+              </w:rPr>
+              <w:t>{subject}</w:t>
+            </w:r>
           </w:p>
         </w:tc>
       </w:tr>
@@ -1260,8 +1618,7 @@
         </w:trPr>
         <w:tc>
           <w:tcPr>
-            <w:tcW w:w="10482" w:type="dxa"/>
-            <w:gridSpan w:val="3"/>
+            <w:tcW w:w="3544" w:type="dxa"/>
           </w:tcPr>
           <w:p>
             <w:pPr>
@@ -1271,37 +1628,71 @@
                 <w:color w:val="000000" w:themeColor="text1"/>
                 <w:sz w:val="24"/>
                 <w:szCs w:val="24"/>
-                <w:lang w:val="kk-KZ"/>
-              </w:rPr>
-            </w:pPr>
-            <w:r>
-              <w:rPr>
-                <w:b/>
-                <w:color w:val="000000" w:themeColor="text1"/>
-                <w:sz w:val="24"/>
-                <w:szCs w:val="24"/>
-              </w:rPr>
-              <w:t> </w:t>
-            </w:r>
-            <w:r>
-              <w:rPr>
-                <w:b/>
-                <w:color w:val="000000" w:themeColor="text1"/>
-                <w:sz w:val="24"/>
-                <w:szCs w:val="24"/>
-                <w:lang w:val="ru-RU"/>
+              </w:rPr>
+            </w:pPr>
+            <w:proofErr w:type="spellStart"/>
+            <w:r>
+              <w:rPr>
+                <w:b/>
+                <w:color w:val="000000" w:themeColor="text1"/>
+                <w:sz w:val="24"/>
+                <w:szCs w:val="24"/>
+              </w:rPr>
+              <w:t>Педагог</w:t>
+            </w:r>
+            <w:proofErr w:type="spellEnd"/>
+            <w:r>
+              <w:rPr>
+                <w:b/>
+                <w:color w:val="000000" w:themeColor="text1"/>
+                <w:sz w:val="24"/>
+                <w:szCs w:val="24"/>
               </w:rPr>
               <w:t xml:space="preserve"> </w:t>
             </w:r>
-            <w:r>
-              <w:rPr>
-                <w:b/>
-                <w:color w:val="000000" w:themeColor="text1"/>
-                <w:sz w:val="24"/>
-                <w:szCs w:val="24"/>
-              </w:rPr>
-              <w:t>{date}</w:t>
-            </w:r>
+            <w:proofErr w:type="spellStart"/>
+            <w:r>
+              <w:rPr>
+                <w:b/>
+                <w:color w:val="000000" w:themeColor="text1"/>
+                <w:sz w:val="24"/>
+                <w:szCs w:val="24"/>
+              </w:rPr>
+              <w:t>дайындады</w:t>
+            </w:r>
+            <w:proofErr w:type="spellEnd"/>
+            <w:r>
+              <w:rPr>
+                <w:b/>
+                <w:color w:val="000000" w:themeColor="text1"/>
+                <w:sz w:val="24"/>
+                <w:szCs w:val="24"/>
+              </w:rPr>
+              <w:t xml:space="preserve">: </w:t>
+            </w:r>
+          </w:p>
+          <w:p>
+            <w:pPr>
+              <w:spacing w:after="0" w:line="240" w:lineRule="auto"/>
+              <w:rPr>
+                <w:b/>
+                <w:color w:val="000000" w:themeColor="text1"/>
+                <w:sz w:val="24"/>
+                <w:szCs w:val="24"/>
+                <w:lang w:val="ru-RU"/>
+              </w:rPr>
+            </w:pPr>
+            <w:proofErr w:type="spellStart"/>
+            <w:r>
+              <w:rPr>
+                <w:b/>
+                <w:color w:val="000000" w:themeColor="text1"/>
+                <w:sz w:val="24"/>
+                <w:szCs w:val="24"/>
+              </w:rPr>
+              <w:t>Подготовил</w:t>
+            </w:r>
+            <w:proofErr w:type="spellEnd"/>
             <w:r>
               <w:rPr>
                 <w:b/>
@@ -1319,9 +1710,44 @@
                 <w:sz w:val="24"/>
                 <w:szCs w:val="24"/>
               </w:rPr>
-              <w:t>года</w:t>
-            </w:r>
-            <w:proofErr w:type="spellEnd"/>
+              <w:t>педагог</w:t>
+            </w:r>
+            <w:proofErr w:type="spellEnd"/>
+            <w:r>
+              <w:rPr>
+                <w:b/>
+                <w:color w:val="000000" w:themeColor="text1"/>
+                <w:sz w:val="24"/>
+                <w:szCs w:val="24"/>
+              </w:rPr>
+              <w:t>:</w:t>
+            </w:r>
+          </w:p>
+        </w:tc>
+        <w:tc>
+          <w:tcPr>
+            <w:tcW w:w="6938" w:type="dxa"/>
+            <w:gridSpan w:val="4"/>
+          </w:tcPr>
+          <w:p>
+            <w:pPr>
+              <w:spacing w:after="0" w:line="240" w:lineRule="auto"/>
+              <w:rPr>
+                <w:bCs/>
+                <w:color w:val="000000" w:themeColor="text1"/>
+                <w:sz w:val="24"/>
+                <w:szCs w:val="24"/>
+              </w:rPr>
+            </w:pPr>
+            <w:r>
+              <w:rPr>
+                <w:bCs/>
+                <w:color w:val="000000" w:themeColor="text1"/>
+                <w:sz w:val="24"/>
+                <w:szCs w:val="24"/>
+              </w:rPr>
+              <w:t>{teacher}</w:t>
+            </w:r>
           </w:p>
           <w:p>
             <w:pPr>
@@ -1340,12 +1766,11 @@
         <w:trPr>
           <w:gridAfter w:val="1"/>
           <w:wAfter w:w="12" w:type="dxa"/>
-          <w:trHeight w:val="1380"/>
+          <w:trHeight w:val="663"/>
         </w:trPr>
         <w:tc>
           <w:tcPr>
-            <w:tcW w:w="10482" w:type="dxa"/>
-            <w:gridSpan w:val="3"/>
+            <w:tcW w:w="3544" w:type="dxa"/>
           </w:tcPr>
           <w:p>
             <w:pPr>
@@ -1453,6 +1878,12 @@
               <w:t>Общие сведения:</w:t>
             </w:r>
           </w:p>
+        </w:tc>
+        <w:tc>
+          <w:tcPr>
+            <w:tcW w:w="6938" w:type="dxa"/>
+            <w:gridSpan w:val="4"/>
+          </w:tcPr>
           <w:p>
             <w:pPr>
               <w:spacing w:after="0" w:line="240" w:lineRule="auto"/>
@@ -1460,10 +1891,13 @@
                 <w:color w:val="000000" w:themeColor="text1"/>
                 <w:sz w:val="24"/>
                 <w:szCs w:val="24"/>
-              </w:rPr>
-            </w:pPr>
-            <w:r>
-              <w:rPr>
+                <w:lang w:val="kk-KZ"/>
+              </w:rPr>
+            </w:pPr>
+            <w:r>
+              <w:rPr>
+                <w:b/>
+                <w:bCs/>
                 <w:color w:val="000000" w:themeColor="text1"/>
                 <w:sz w:val="24"/>
                 <w:szCs w:val="24"/>
@@ -1474,6 +1908,8 @@
             <w:proofErr w:type="spellStart"/>
             <w:r>
               <w:rPr>
+                <w:b/>
+                <w:bCs/>
                 <w:color w:val="000000" w:themeColor="text1"/>
                 <w:sz w:val="24"/>
                 <w:szCs w:val="24"/>
@@ -1483,21 +1919,21 @@
             <w:proofErr w:type="spellEnd"/>
             <w:r>
               <w:rPr>
-                <w:color w:val="000000" w:themeColor="text1"/>
-                <w:sz w:val="24"/>
-                <w:szCs w:val="24"/>
-              </w:rPr>
-              <w:t>: {course}</w:t>
-            </w:r>
-            <w:r>
-              <w:rPr>
-                <w:color w:val="000000" w:themeColor="text1"/>
-                <w:sz w:val="24"/>
-                <w:szCs w:val="24"/>
-                <w:u w:val="single"/>
-                <w:lang w:val="kk-KZ"/>
-              </w:rPr>
-              <w:t xml:space="preserve"> </w:t>
+                <w:b/>
+                <w:bCs/>
+                <w:color w:val="000000" w:themeColor="text1"/>
+                <w:sz w:val="24"/>
+                <w:szCs w:val="24"/>
+              </w:rPr>
+              <w:t>:</w:t>
+            </w:r>
+            <w:r>
+              <w:rPr>
+                <w:color w:val="000000" w:themeColor="text1"/>
+                <w:sz w:val="24"/>
+                <w:szCs w:val="24"/>
+              </w:rPr>
+              <w:t xml:space="preserve"> {course}</w:t>
             </w:r>
           </w:p>
           <w:p>
@@ -1507,10 +1943,13 @@
                 <w:color w:val="000000" w:themeColor="text1"/>
                 <w:sz w:val="24"/>
                 <w:szCs w:val="24"/>
-              </w:rPr>
-            </w:pPr>
-            <w:r>
-              <w:rPr>
+                <w:lang w:val="kk-KZ"/>
+              </w:rPr>
+            </w:pPr>
+            <w:r>
+              <w:rPr>
+                <w:b/>
+                <w:bCs/>
                 <w:color w:val="000000" w:themeColor="text1"/>
                 <w:sz w:val="24"/>
                 <w:szCs w:val="24"/>
@@ -1521,6 +1960,8 @@
             <w:proofErr w:type="spellStart"/>
             <w:r>
               <w:rPr>
+                <w:b/>
+                <w:bCs/>
                 <w:color w:val="000000" w:themeColor="text1"/>
                 <w:sz w:val="24"/>
                 <w:szCs w:val="24"/>
@@ -1530,6 +1971,8 @@
             <w:proofErr w:type="spellEnd"/>
             <w:r>
               <w:rPr>
+                <w:b/>
+                <w:bCs/>
                 <w:color w:val="000000" w:themeColor="text1"/>
                 <w:sz w:val="24"/>
                 <w:szCs w:val="24"/>
@@ -1542,26 +1985,8 @@
                 <w:sz w:val="24"/>
                 <w:szCs w:val="24"/>
               </w:rPr>
-              <w:t xml:space="preserve"> </w:t>
-            </w:r>
-            <w:r>
-              <w:rPr>
-                <w:color w:val="000000" w:themeColor="text1"/>
-                <w:sz w:val="24"/>
-                <w:szCs w:val="24"/>
-              </w:rPr>
-              <w:t>{group}</w:t>
-            </w:r>
-          </w:p>
-          <w:p>
-            <w:pPr>
-              <w:spacing w:after="0" w:line="240" w:lineRule="auto"/>
-              <w:rPr>
-                <w:color w:val="000000" w:themeColor="text1"/>
-                <w:sz w:val="24"/>
-                <w:szCs w:val="24"/>
-              </w:rPr>
-            </w:pPr>
+              <w:t xml:space="preserve"> {group}</w:t>
+            </w:r>
           </w:p>
         </w:tc>
       </w:tr>
@@ -1572,7 +1997,7 @@
         </w:trPr>
         <w:tc>
           <w:tcPr>
-            <w:tcW w:w="3545" w:type="dxa"/>
+            <w:tcW w:w="3544" w:type="dxa"/>
           </w:tcPr>
           <w:p>
             <w:pPr>
@@ -1699,8 +2124,8 @@
         </w:tc>
         <w:tc>
           <w:tcPr>
-            <w:tcW w:w="6937" w:type="dxa"/>
-            <w:gridSpan w:val="2"/>
+            <w:tcW w:w="6938" w:type="dxa"/>
+            <w:gridSpan w:val="4"/>
           </w:tcPr>
           <w:p>
             <w:pPr>
@@ -1752,7 +2177,7 @@
         </w:trPr>
         <w:tc>
           <w:tcPr>
-            <w:tcW w:w="3545" w:type="dxa"/>
+            <w:tcW w:w="3544" w:type="dxa"/>
             <w:vMerge w:val="restart"/>
           </w:tcPr>
           <w:p>
@@ -2050,8 +2475,8 @@
         </w:tc>
         <w:tc>
           <w:tcPr>
-            <w:tcW w:w="6937" w:type="dxa"/>
-            <w:gridSpan w:val="2"/>
+            <w:tcW w:w="6938" w:type="dxa"/>
+            <w:gridSpan w:val="4"/>
           </w:tcPr>
           <w:p>
             <w:pPr>
@@ -2077,6 +2502,7 @@
                 <w:szCs w:val="24"/>
                 <w:lang w:val="en-US"/>
               </w:rPr>
+              <w:lastRenderedPageBreak/>
               <w:t>{goal}</w:t>
             </w:r>
           </w:p>
@@ -2090,7 +2516,7 @@
         </w:trPr>
         <w:tc>
           <w:tcPr>
-            <w:tcW w:w="3545" w:type="dxa"/>
+            <w:tcW w:w="3544" w:type="dxa"/>
             <w:vMerge/>
           </w:tcPr>
           <w:p>
@@ -2108,8 +2534,8 @@
         </w:tc>
         <w:tc>
           <w:tcPr>
-            <w:tcW w:w="6937" w:type="dxa"/>
-            <w:gridSpan w:val="2"/>
+            <w:tcW w:w="6938" w:type="dxa"/>
+            <w:gridSpan w:val="4"/>
           </w:tcPr>
           <w:p>
             <w:pPr>
@@ -2141,39 +2567,19 @@
                 <w:color w:val="000000" w:themeColor="text1"/>
                 <w:sz w:val="24"/>
                 <w:szCs w:val="24"/>
+                <w:lang w:val="kk-KZ"/>
+              </w:rPr>
+            </w:pPr>
+            <w:r>
+              <w:rPr>
+                <w:rFonts w:ascii="Times New Roman" w:hAnsi="Times New Roman" w:cs="Times New Roman"/>
+                <w:color w:val="000000" w:themeColor="text1"/>
+                <w:sz w:val="24"/>
+                <w:szCs w:val="24"/>
                 <w:lang w:val="en-US"/>
               </w:rPr>
-            </w:pPr>
-            <w:r>
-              <w:rPr>
-                <w:rFonts w:ascii="Times New Roman" w:hAnsi="Times New Roman" w:cs="Times New Roman"/>
-                <w:color w:val="000000" w:themeColor="text1"/>
-                <w:sz w:val="24"/>
-                <w:szCs w:val="24"/>
-              </w:rPr>
-              <w:softHyphen/>
-            </w:r>
-            <w:r>
-              <w:rPr>
-                <w:rFonts w:ascii="Times New Roman" w:hAnsi="Times New Roman" w:cs="Times New Roman"/>
-                <w:color w:val="000000" w:themeColor="text1"/>
-                <w:sz w:val="24"/>
-                <w:szCs w:val="24"/>
-                <w:lang w:val="en-US"/>
-              </w:rPr>
               <w:t>{tasks}</w:t>
             </w:r>
-          </w:p>
-          <w:p>
-            <w:pPr>
-              <w:spacing w:after="0" w:line="240" w:lineRule="auto"/>
-              <w:rPr>
-                <w:color w:val="000000" w:themeColor="text1"/>
-                <w:sz w:val="24"/>
-                <w:szCs w:val="24"/>
-                <w:lang w:val="ru-RU"/>
-              </w:rPr>
-            </w:pPr>
           </w:p>
         </w:tc>
       </w:tr>
@@ -2184,7 +2590,7 @@
         </w:trPr>
         <w:tc>
           <w:tcPr>
-            <w:tcW w:w="3545" w:type="dxa"/>
+            <w:tcW w:w="3544" w:type="dxa"/>
           </w:tcPr>
           <w:p>
             <w:pPr>
@@ -2211,7 +2617,6 @@
                 <w:szCs w:val="21"/>
                 <w:lang w:val="en-US"/>
               </w:rPr>
-              <w:lastRenderedPageBreak/>
               <w:t xml:space="preserve">3. </w:t>
             </w:r>
             <w:r>
@@ -2622,8 +3027,8 @@
         </w:tc>
         <w:tc>
           <w:tcPr>
-            <w:tcW w:w="6937" w:type="dxa"/>
-            <w:gridSpan w:val="2"/>
+            <w:tcW w:w="6938" w:type="dxa"/>
+            <w:gridSpan w:val="4"/>
           </w:tcPr>
           <w:p>
             <w:pPr>
@@ -2671,7 +3076,7 @@
         </w:trPr>
         <w:tc>
           <w:tcPr>
-            <w:tcW w:w="3545" w:type="dxa"/>
+            <w:tcW w:w="3544" w:type="dxa"/>
           </w:tcPr>
           <w:p>
             <w:pPr>
@@ -2819,8 +3224,8 @@
         </w:tc>
         <w:tc>
           <w:tcPr>
-            <w:tcW w:w="6937" w:type="dxa"/>
-            <w:gridSpan w:val="2"/>
+            <w:tcW w:w="6938" w:type="dxa"/>
+            <w:gridSpan w:val="4"/>
           </w:tcPr>
           <w:p>
             <w:r>
@@ -2837,11 +3242,12 @@
         <w:tc>
           <w:tcPr>
             <w:tcW w:w="10494" w:type="dxa"/>
-            <w:gridSpan w:val="4"/>
+            <w:gridSpan w:val="6"/>
           </w:tcPr>
           <w:p>
             <w:pPr>
               <w:spacing w:after="0" w:line="240" w:lineRule="auto"/>
+              <w:jc w:val="center"/>
               <w:rPr>
                 <w:b/>
                 <w:color w:val="000000" w:themeColor="text1"/>
@@ -2895,29 +3301,28 @@
                 <w:color w:val="000000" w:themeColor="text1"/>
                 <w:sz w:val="24"/>
                 <w:szCs w:val="24"/>
-              </w:rPr>
-              <w:t xml:space="preserve"> /   </w:t>
-            </w:r>
-          </w:p>
-          <w:p>
-            <w:pPr>
-              <w:spacing w:after="0" w:line="240" w:lineRule="auto"/>
-              <w:rPr>
-                <w:b/>
-                <w:color w:val="000000" w:themeColor="text1"/>
-                <w:sz w:val="24"/>
-                <w:szCs w:val="24"/>
-              </w:rPr>
-            </w:pPr>
-            <w:r>
-              <w:rPr>
-                <w:b/>
-                <w:color w:val="000000" w:themeColor="text1"/>
-                <w:sz w:val="24"/>
-                <w:szCs w:val="24"/>
-                <w:lang w:val="kk-KZ"/>
-              </w:rPr>
-              <w:t xml:space="preserve">    </w:t>
+                <w:lang w:val="kk-KZ"/>
+              </w:rPr>
+              <w:t>:</w:t>
+            </w:r>
+            <w:r>
+              <w:rPr>
+                <w:b/>
+                <w:color w:val="000000" w:themeColor="text1"/>
+                <w:sz w:val="24"/>
+                <w:szCs w:val="24"/>
+              </w:rPr>
+              <w:t xml:space="preserve"> /</w:t>
+            </w:r>
+            <w:r>
+              <w:rPr>
+                <w:b/>
+                <w:color w:val="000000" w:themeColor="text1"/>
+                <w:sz w:val="24"/>
+                <w:szCs w:val="24"/>
+                <w:lang w:val="kk-KZ"/>
+              </w:rPr>
+              <w:t xml:space="preserve"> </w:t>
             </w:r>
             <w:proofErr w:type="spellStart"/>
             <w:r>
@@ -2969,7 +3374,7 @@
         </w:trPr>
         <w:tc>
           <w:tcPr>
-            <w:tcW w:w="3545" w:type="dxa"/>
+            <w:tcW w:w="3544" w:type="dxa"/>
           </w:tcPr>
           <w:p>
             <w:pPr>
@@ -2989,22 +3394,13 @@
             <w:r>
               <w:rPr>
                 <w:rFonts w:eastAsia="Arial"/>
-                <w:color w:val="000000" w:themeColor="text1"/>
-                <w:sz w:val="36"/>
-                <w:szCs w:val="36"/>
-              </w:rPr>
-              <w:t>С</w:t>
-            </w:r>
-            <w:r>
-              <w:rPr>
-                <w:rFonts w:eastAsia="Arial"/>
-                <w:b/>
-                <w:bCs/>
-                <w:color w:val="000000" w:themeColor="text1"/>
-                <w:sz w:val="24"/>
-                <w:szCs w:val="24"/>
-              </w:rPr>
-              <w:t>абақ</w:t>
+                <w:b/>
+                <w:bCs/>
+                <w:color w:val="000000" w:themeColor="text1"/>
+                <w:sz w:val="24"/>
+                <w:szCs w:val="24"/>
+              </w:rPr>
+              <w:t>Сабақ</w:t>
             </w:r>
             <w:proofErr w:type="spellEnd"/>
             <w:r>
@@ -3230,6 +3626,7 @@
         <w:tc>
           <w:tcPr>
             <w:tcW w:w="3509" w:type="dxa"/>
+            <w:gridSpan w:val="2"/>
           </w:tcPr>
           <w:p>
             <w:pPr>
@@ -3331,7 +3728,8 @@
         </w:tc>
         <w:tc>
           <w:tcPr>
-            <w:tcW w:w="3428" w:type="dxa"/>
+            <w:tcW w:w="3429" w:type="dxa"/>
+            <w:gridSpan w:val="2"/>
           </w:tcPr>
           <w:p>
             <w:pPr>
@@ -3352,8 +3750,8 @@
                 <w:b/>
                 <w:bCs/>
                 <w:color w:val="000000" w:themeColor="text1"/>
-                <w:sz w:val="21"/>
-                <w:szCs w:val="21"/>
+                <w:sz w:val="24"/>
+                <w:szCs w:val="24"/>
                 <w:lang w:val="ru-RU"/>
               </w:rPr>
               <w:t>Қажетті</w:t>
@@ -3365,8 +3763,8 @@
                 <w:b/>
                 <w:bCs/>
                 <w:color w:val="000000" w:themeColor="text1"/>
-                <w:sz w:val="21"/>
-                <w:szCs w:val="21"/>
+                <w:sz w:val="24"/>
+                <w:szCs w:val="24"/>
                 <w:lang w:val="ru-RU"/>
               </w:rPr>
               <w:t xml:space="preserve"> </w:t>
@@ -3378,8 +3776,8 @@
                 <w:b/>
                 <w:bCs/>
                 <w:color w:val="000000" w:themeColor="text1"/>
-                <w:sz w:val="21"/>
-                <w:szCs w:val="21"/>
+                <w:sz w:val="24"/>
+                <w:szCs w:val="24"/>
                 <w:lang w:val="ru-RU"/>
               </w:rPr>
               <w:t>ресурстар</w:t>
@@ -3391,8 +3789,8 @@
                 <w:b/>
                 <w:bCs/>
                 <w:color w:val="000000" w:themeColor="text1"/>
-                <w:sz w:val="21"/>
-                <w:szCs w:val="21"/>
+                <w:sz w:val="24"/>
+                <w:szCs w:val="24"/>
                 <w:lang w:val="ru-RU"/>
               </w:rPr>
               <w:t xml:space="preserve">                        </w:t>
@@ -3404,8 +3802,8 @@
                 <w:b/>
                 <w:bCs/>
                 <w:color w:val="000000" w:themeColor="text1"/>
-                <w:sz w:val="21"/>
-                <w:szCs w:val="21"/>
+                <w:sz w:val="24"/>
+                <w:szCs w:val="24"/>
                 <w:lang w:val="ru-RU"/>
               </w:rPr>
               <w:t xml:space="preserve">   (</w:t>
@@ -3418,8 +3816,8 @@
                 <w:b/>
                 <w:bCs/>
                 <w:color w:val="000000" w:themeColor="text1"/>
-                <w:sz w:val="21"/>
-                <w:szCs w:val="21"/>
+                <w:sz w:val="24"/>
+                <w:szCs w:val="24"/>
                 <w:lang w:val="ru-RU"/>
               </w:rPr>
               <w:t>Оқыту</w:t>
@@ -3431,8 +3829,8 @@
                 <w:b/>
                 <w:bCs/>
                 <w:color w:val="000000" w:themeColor="text1"/>
-                <w:sz w:val="21"/>
-                <w:szCs w:val="21"/>
+                <w:sz w:val="24"/>
+                <w:szCs w:val="24"/>
                 <w:lang w:val="ru-RU"/>
               </w:rPr>
               <w:t xml:space="preserve"> </w:t>
@@ -3444,8 +3842,8 @@
                 <w:b/>
                 <w:bCs/>
                 <w:color w:val="000000" w:themeColor="text1"/>
-                <w:sz w:val="21"/>
-                <w:szCs w:val="21"/>
+                <w:sz w:val="24"/>
+                <w:szCs w:val="24"/>
                 <w:lang w:val="ru-RU"/>
               </w:rPr>
               <w:t>құралдары</w:t>
@@ -3457,8 +3855,8 @@
                 <w:b/>
                 <w:bCs/>
                 <w:color w:val="000000" w:themeColor="text1"/>
-                <w:sz w:val="21"/>
-                <w:szCs w:val="21"/>
+                <w:sz w:val="24"/>
+                <w:szCs w:val="24"/>
                 <w:lang w:val="ru-RU"/>
               </w:rPr>
               <w:t xml:space="preserve"> </w:t>
@@ -3470,8 +3868,8 @@
                 <w:b/>
                 <w:bCs/>
                 <w:color w:val="000000" w:themeColor="text1"/>
-                <w:sz w:val="21"/>
-                <w:szCs w:val="21"/>
+                <w:sz w:val="24"/>
+                <w:szCs w:val="24"/>
                 <w:lang w:val="ru-RU"/>
               </w:rPr>
               <w:t>және</w:t>
@@ -3483,8 +3881,8 @@
                 <w:b/>
                 <w:bCs/>
                 <w:color w:val="000000" w:themeColor="text1"/>
-                <w:sz w:val="21"/>
-                <w:szCs w:val="21"/>
+                <w:sz w:val="24"/>
+                <w:szCs w:val="24"/>
                 <w:lang w:val="ru-RU"/>
               </w:rPr>
               <w:t xml:space="preserve"> </w:t>
@@ -3496,8 +3894,8 @@
                 <w:b/>
                 <w:bCs/>
                 <w:color w:val="000000" w:themeColor="text1"/>
-                <w:sz w:val="21"/>
-                <w:szCs w:val="21"/>
+                <w:sz w:val="24"/>
+                <w:szCs w:val="24"/>
                 <w:lang w:val="ru-RU"/>
               </w:rPr>
               <w:t>цифрлық</w:t>
@@ -3509,8 +3907,8 @@
                 <w:b/>
                 <w:bCs/>
                 <w:color w:val="000000" w:themeColor="text1"/>
-                <w:sz w:val="21"/>
-                <w:szCs w:val="21"/>
+                <w:sz w:val="24"/>
+                <w:szCs w:val="24"/>
                 <w:lang w:val="ru-RU"/>
               </w:rPr>
               <w:t xml:space="preserve"> </w:t>
@@ -3522,8 +3920,8 @@
                 <w:b/>
                 <w:bCs/>
                 <w:color w:val="000000" w:themeColor="text1"/>
-                <w:sz w:val="21"/>
-                <w:szCs w:val="21"/>
+                <w:sz w:val="24"/>
+                <w:szCs w:val="24"/>
                 <w:lang w:val="ru-RU"/>
               </w:rPr>
               <w:t>білім</w:t>
@@ -3535,8 +3933,8 @@
                 <w:b/>
                 <w:bCs/>
                 <w:color w:val="000000" w:themeColor="text1"/>
-                <w:sz w:val="21"/>
-                <w:szCs w:val="21"/>
+                <w:sz w:val="24"/>
+                <w:szCs w:val="24"/>
                 <w:lang w:val="ru-RU"/>
               </w:rPr>
               <w:t xml:space="preserve"> беру ресурсы)/                      </w:t>
@@ -3612,6 +4010,208 @@
                 <w:lang w:val="kk-KZ"/>
               </w:rPr>
               <w:t xml:space="preserve"> и ЦОР)</w:t>
+            </w:r>
+          </w:p>
+        </w:tc>
+      </w:tr>
+      <w:tr>
+        <w:trPr>
+          <w:gridAfter w:val="1"/>
+          <w:wAfter w:w="12" w:type="dxa"/>
+          <w:trHeight w:val="858"/>
+        </w:trPr>
+        <w:tc>
+          <w:tcPr>
+            <w:tcW w:w="3544" w:type="dxa"/>
+          </w:tcPr>
+          <w:p>
+            <w:pPr>
+              <w:pStyle w:val="af"/>
+              <w:numPr>
+                <w:ilvl w:val="0"/>
+                <w:numId w:val="1"/>
+              </w:numPr>
+              <w:tabs>
+                <w:tab w:val="left" w:pos="275"/>
+              </w:tabs>
+              <w:spacing w:after="0" w:line="240" w:lineRule="auto"/>
+              <w:ind w:left="0" w:firstLine="0"/>
+              <w:rPr>
+                <w:rFonts w:ascii="Times New Roman" w:hAnsi="Times New Roman" w:cs="Times New Roman"/>
+                <w:b/>
+                <w:bCs/>
+                <w:color w:val="000000" w:themeColor="text1"/>
+                <w:sz w:val="24"/>
+                <w:szCs w:val="24"/>
+              </w:rPr>
+            </w:pPr>
+            <w:proofErr w:type="spellStart"/>
+            <w:r>
+              <w:rPr>
+                <w:rFonts w:ascii="Times New Roman" w:eastAsia="Arial" w:hAnsi="Times New Roman" w:cs="Times New Roman"/>
+                <w:b/>
+                <w:bCs/>
+                <w:color w:val="000000" w:themeColor="text1"/>
+                <w:sz w:val="24"/>
+                <w:szCs w:val="24"/>
+              </w:rPr>
+              <w:t>Ұйымдастыру</w:t>
+            </w:r>
+            <w:proofErr w:type="spellEnd"/>
+            <w:r>
+              <w:rPr>
+                <w:rFonts w:ascii="Times New Roman" w:eastAsia="Arial" w:hAnsi="Times New Roman" w:cs="Times New Roman"/>
+                <w:b/>
+                <w:bCs/>
+                <w:color w:val="000000" w:themeColor="text1"/>
+                <w:sz w:val="24"/>
+                <w:szCs w:val="24"/>
+              </w:rPr>
+              <w:t xml:space="preserve"> </w:t>
+            </w:r>
+            <w:proofErr w:type="spellStart"/>
+            <w:r>
+              <w:rPr>
+                <w:rFonts w:ascii="Times New Roman" w:eastAsia="Arial" w:hAnsi="Times New Roman" w:cs="Times New Roman"/>
+                <w:b/>
+                <w:bCs/>
+                <w:color w:val="000000" w:themeColor="text1"/>
+                <w:sz w:val="24"/>
+                <w:szCs w:val="24"/>
+              </w:rPr>
+              <w:t>кезеңі</w:t>
+            </w:r>
+            <w:proofErr w:type="spellEnd"/>
+            <w:r>
+              <w:rPr>
+                <w:rFonts w:ascii="Times New Roman" w:eastAsia="Arial" w:hAnsi="Times New Roman" w:cs="Times New Roman"/>
+                <w:b/>
+                <w:bCs/>
+                <w:color w:val="000000" w:themeColor="text1"/>
+                <w:sz w:val="24"/>
+                <w:szCs w:val="24"/>
+              </w:rPr>
+              <w:t xml:space="preserve">/ </w:t>
+            </w:r>
+            <w:r>
+              <w:rPr>
+                <w:rFonts w:ascii="Times New Roman" w:hAnsi="Times New Roman" w:cs="Times New Roman"/>
+                <w:b/>
+                <w:bCs/>
+                <w:color w:val="000000" w:themeColor="text1"/>
+                <w:sz w:val="24"/>
+                <w:szCs w:val="24"/>
+              </w:rPr>
+              <w:t xml:space="preserve">Организационный этап </w:t>
+            </w:r>
+          </w:p>
+          <w:p>
+            <w:pPr>
+              <w:pStyle w:val="af"/>
+              <w:tabs>
+                <w:tab w:val="left" w:pos="275"/>
+              </w:tabs>
+              <w:spacing w:after="0" w:line="240" w:lineRule="auto"/>
+              <w:ind w:left="0"/>
+              <w:rPr>
+                <w:rFonts w:ascii="Times New Roman" w:hAnsi="Times New Roman" w:cs="Times New Roman"/>
+                <w:b/>
+                <w:color w:val="000000" w:themeColor="text1"/>
+                <w:sz w:val="24"/>
+                <w:szCs w:val="24"/>
+                <w:lang w:val="en-US"/>
+              </w:rPr>
+            </w:pPr>
+            <w:r>
+              <w:rPr>
+                <w:rFonts w:ascii="Times New Roman" w:hAnsi="Times New Roman" w:cs="Times New Roman"/>
+                <w:b/>
+                <w:color w:val="000000" w:themeColor="text1"/>
+                <w:sz w:val="24"/>
+                <w:szCs w:val="24"/>
+              </w:rPr>
+              <w:t>(</w:t>
+            </w:r>
+            <w:r>
+              <w:rPr>
+                <w:rFonts w:ascii="Times New Roman" w:hAnsi="Times New Roman" w:cs="Times New Roman"/>
+                <w:b/>
+                <w:color w:val="000000" w:themeColor="text1"/>
+                <w:sz w:val="24"/>
+                <w:szCs w:val="24"/>
+                <w:lang w:val="en-US"/>
+              </w:rPr>
+              <w:t>{time1})</w:t>
+            </w:r>
+          </w:p>
+        </w:tc>
+        <w:tc>
+          <w:tcPr>
+            <w:tcW w:w="3509" w:type="dxa"/>
+            <w:gridSpan w:val="2"/>
+          </w:tcPr>
+          <w:p>
+            <w:pPr>
+              <w:spacing w:after="0"/>
+              <w:rPr>
+                <w:lang w:val="kk-KZ"/>
+              </w:rPr>
+            </w:pPr>
+            <w:r>
+              <w:t>{</w:t>
+            </w:r>
+            <w:proofErr w:type="spellStart"/>
+            <w:r>
+              <w:t>org_steps</w:t>
+            </w:r>
+            <w:proofErr w:type="spellEnd"/>
+            <w:r>
+              <w:t>}</w:t>
+            </w:r>
+          </w:p>
+        </w:tc>
+        <w:tc>
+          <w:tcPr>
+            <w:tcW w:w="3429" w:type="dxa"/>
+            <w:gridSpan w:val="2"/>
+          </w:tcPr>
+          <w:p>
+            <w:pPr>
+              <w:spacing w:after="0" w:line="240" w:lineRule="auto"/>
+              <w:rPr>
+                <w:color w:val="000000" w:themeColor="text1"/>
+                <w:sz w:val="24"/>
+                <w:szCs w:val="24"/>
+              </w:rPr>
+            </w:pPr>
+            <w:r>
+              <w:rPr>
+                <w:color w:val="000000" w:themeColor="text1"/>
+                <w:sz w:val="24"/>
+                <w:szCs w:val="24"/>
+                <w:lang w:val="ru-RU"/>
+              </w:rPr>
+              <w:t>{</w:t>
+            </w:r>
+            <w:proofErr w:type="spellStart"/>
+            <w:r>
+              <w:rPr>
+                <w:color w:val="000000" w:themeColor="text1"/>
+                <w:sz w:val="24"/>
+                <w:szCs w:val="24"/>
+                <w:lang w:val="ru-RU"/>
+              </w:rPr>
+              <w:t>presentation_resource</w:t>
+            </w:r>
+            <w:proofErr w:type="spellEnd"/>
+            <w:r>
+              <w:rPr>
+                <w:color w:val="000000" w:themeColor="text1"/>
+                <w:sz w:val="24"/>
+                <w:szCs w:val="24"/>
+                <w:lang w:val="ru-RU"/>
+              </w:rPr>
+              <w:t>}</w:t>
             </w:r>
           </w:p>
         </w:tc>
@@ -3624,7 +4224,7 @@
         </w:trPr>
         <w:tc>
           <w:tcPr>
-            <w:tcW w:w="3545" w:type="dxa"/>
+            <w:tcW w:w="3544" w:type="dxa"/>
           </w:tcPr>
           <w:p>
             <w:pPr>
@@ -3639,17 +4239,6 @@
               <w:spacing w:after="0" w:line="240" w:lineRule="auto"/>
               <w:ind w:left="0" w:firstLine="0"/>
               <w:rPr>
-                <w:rFonts w:ascii="Times New Roman" w:hAnsi="Times New Roman" w:cs="Times New Roman"/>
-                <w:b/>
-                <w:bCs/>
-                <w:color w:val="000000" w:themeColor="text1"/>
-                <w:sz w:val="24"/>
-                <w:szCs w:val="24"/>
-              </w:rPr>
-            </w:pPr>
-            <w:proofErr w:type="spellStart"/>
-            <w:r>
-              <w:rPr>
                 <w:rFonts w:ascii="Times New Roman" w:eastAsia="Arial" w:hAnsi="Times New Roman" w:cs="Times New Roman"/>
                 <w:b/>
                 <w:bCs/>
@@ -3657,9 +4246,7 @@
                 <w:sz w:val="24"/>
                 <w:szCs w:val="24"/>
               </w:rPr>
-              <w:t>Ұйымдастыру</w:t>
-            </w:r>
-            <w:proofErr w:type="spellEnd"/>
+            </w:pPr>
             <w:r>
               <w:rPr>
                 <w:rFonts w:ascii="Times New Roman" w:eastAsia="Arial" w:hAnsi="Times New Roman" w:cs="Times New Roman"/>
@@ -3681,7 +4268,7 @@
                 <w:sz w:val="24"/>
                 <w:szCs w:val="24"/>
               </w:rPr>
-              <w:t>кезеңі</w:t>
+              <w:t>Білімді</w:t>
             </w:r>
             <w:proofErr w:type="spellEnd"/>
             <w:r>
@@ -3693,18 +4280,53 @@
                 <w:sz w:val="24"/>
                 <w:szCs w:val="24"/>
               </w:rPr>
-              <w:t xml:space="preserve">/ </w:t>
-            </w:r>
-            <w:r>
-              <w:rPr>
-                <w:rFonts w:ascii="Times New Roman" w:hAnsi="Times New Roman" w:cs="Times New Roman"/>
-                <w:b/>
-                <w:bCs/>
-                <w:color w:val="000000" w:themeColor="text1"/>
-                <w:sz w:val="24"/>
-                <w:szCs w:val="24"/>
-              </w:rPr>
-              <w:t xml:space="preserve">Организационный этап </w:t>
+              <w:t xml:space="preserve"> </w:t>
+            </w:r>
+            <w:proofErr w:type="spellStart"/>
+            <w:r>
+              <w:rPr>
+                <w:rFonts w:ascii="Times New Roman" w:eastAsia="Arial" w:hAnsi="Times New Roman" w:cs="Times New Roman"/>
+                <w:b/>
+                <w:bCs/>
+                <w:color w:val="000000" w:themeColor="text1"/>
+                <w:sz w:val="24"/>
+                <w:szCs w:val="24"/>
+              </w:rPr>
+              <w:t>өзектендіру</w:t>
+            </w:r>
+            <w:proofErr w:type="spellEnd"/>
+            <w:r>
+              <w:rPr>
+                <w:rFonts w:ascii="Times New Roman" w:eastAsia="Arial" w:hAnsi="Times New Roman" w:cs="Times New Roman"/>
+                <w:b/>
+                <w:bCs/>
+                <w:color w:val="000000" w:themeColor="text1"/>
+                <w:sz w:val="24"/>
+                <w:szCs w:val="24"/>
+              </w:rPr>
+              <w:t>: /</w:t>
+            </w:r>
+            <w:r>
+              <w:rPr>
+                <w:rFonts w:ascii="Times New Roman" w:eastAsia="Arial" w:hAnsi="Times New Roman" w:cs="Times New Roman"/>
+                <w:b/>
+                <w:bCs/>
+                <w:color w:val="000000" w:themeColor="text1"/>
+                <w:sz w:val="24"/>
+                <w:szCs w:val="24"/>
+              </w:rPr>
+              <w:t xml:space="preserve"> </w:t>
+            </w:r>
+            <w:r>
+              <w:rPr>
+                <w:rFonts w:ascii="Times New Roman" w:eastAsia="Arial" w:hAnsi="Times New Roman" w:cs="Times New Roman"/>
+                <w:b/>
+                <w:bCs/>
+                <w:color w:val="000000" w:themeColor="text1"/>
+                <w:sz w:val="24"/>
+                <w:szCs w:val="24"/>
+              </w:rPr>
+              <w:t>Актуализация знаний:</w:t>
             </w:r>
           </w:p>
           <w:p>
@@ -3716,8 +4338,9 @@
               <w:spacing w:after="0" w:line="240" w:lineRule="auto"/>
               <w:ind w:left="0"/>
               <w:rPr>
-                <w:rFonts w:ascii="Times New Roman" w:hAnsi="Times New Roman" w:cs="Times New Roman"/>
-                <w:b/>
+                <w:rFonts w:ascii="Times New Roman" w:eastAsia="Arial" w:hAnsi="Times New Roman" w:cs="Times New Roman"/>
+                <w:b/>
+                <w:bCs/>
                 <w:color w:val="000000" w:themeColor="text1"/>
                 <w:sz w:val="24"/>
                 <w:szCs w:val="24"/>
@@ -3726,54 +4349,42 @@
             </w:pPr>
             <w:r>
               <w:rPr>
-                <w:rFonts w:ascii="Times New Roman" w:hAnsi="Times New Roman" w:cs="Times New Roman"/>
-                <w:b/>
-                <w:color w:val="000000" w:themeColor="text1"/>
-                <w:sz w:val="24"/>
-                <w:szCs w:val="24"/>
-              </w:rPr>
-              <w:t>(</w:t>
-            </w:r>
-            <w:r>
-              <w:rPr>
-                <w:rFonts w:ascii="Times New Roman" w:hAnsi="Times New Roman" w:cs="Times New Roman"/>
-                <w:b/>
+                <w:rFonts w:ascii="Times New Roman" w:eastAsia="Arial" w:hAnsi="Times New Roman" w:cs="Times New Roman"/>
+                <w:b/>
+                <w:bCs/>
                 <w:color w:val="000000" w:themeColor="text1"/>
                 <w:sz w:val="24"/>
                 <w:szCs w:val="24"/>
                 <w:lang w:val="en-US"/>
               </w:rPr>
-              <w:t>{time1})</w:t>
+              <w:t>({time2})</w:t>
             </w:r>
           </w:p>
         </w:tc>
         <w:tc>
           <w:tcPr>
             <w:tcW w:w="3509" w:type="dxa"/>
+            <w:gridSpan w:val="2"/>
           </w:tcPr>
           <w:p>
             <w:pPr>
               <w:spacing w:after="0"/>
               <w:rPr>
-                <w:lang w:val="kk-KZ"/>
-              </w:rPr>
-            </w:pPr>
-            <w:r>
-              <w:t>{</w:t>
-            </w:r>
-            <w:proofErr w:type="spellStart"/>
-            <w:r>
-              <w:t>org_steps</w:t>
-            </w:r>
-            <w:proofErr w:type="spellEnd"/>
-            <w:r>
-              <w:t>}</w:t>
+                <w:highlight w:val="yellow"/>
+              </w:rPr>
+            </w:pPr>
+            <w:r>
+              <w:rPr>
+                <w:highlight w:val="yellow"/>
+              </w:rPr>
+              <w:t>{}</w:t>
             </w:r>
           </w:p>
         </w:tc>
         <w:tc>
           <w:tcPr>
-            <w:tcW w:w="3428" w:type="dxa"/>
+            <w:tcW w:w="3429" w:type="dxa"/>
+            <w:gridSpan w:val="2"/>
           </w:tcPr>
           <w:p>
             <w:pPr>
@@ -3782,36 +4393,18 @@
                 <w:color w:val="000000" w:themeColor="text1"/>
                 <w:sz w:val="24"/>
                 <w:szCs w:val="24"/>
-              </w:rPr>
-            </w:pPr>
-            <w:r>
-              <w:rPr>
-                <w:color w:val="000000" w:themeColor="text1"/>
-                <w:sz w:val="24"/>
-                <w:szCs w:val="24"/>
-                <w:lang w:val="ru-RU"/>
-              </w:rPr>
-              <w:t>{</w:t>
-            </w:r>
-            <w:proofErr w:type="spellStart"/>
-            <w:r>
-              <w:rPr>
-                <w:color w:val="000000" w:themeColor="text1"/>
-                <w:sz w:val="24"/>
-                <w:szCs w:val="24"/>
-                <w:lang w:val="ru-RU"/>
-              </w:rPr>
-              <w:t>presentation_resource</w:t>
-            </w:r>
-            <w:proofErr w:type="spellEnd"/>
-            <w:r>
-              <w:rPr>
-                <w:color w:val="000000" w:themeColor="text1"/>
-                <w:sz w:val="24"/>
-                <w:szCs w:val="24"/>
-                <w:lang w:val="ru-RU"/>
-              </w:rPr>
-              <w:t>}</w:t>
+                <w:highlight w:val="yellow"/>
+                <w:lang w:val="kk-KZ"/>
+              </w:rPr>
+            </w:pPr>
+            <w:r>
+              <w:rPr>
+                <w:color w:val="000000" w:themeColor="text1"/>
+                <w:sz w:val="24"/>
+                <w:szCs w:val="24"/>
+                <w:highlight w:val="yellow"/>
+              </w:rPr>
+              <w:t>{}</w:t>
             </w:r>
           </w:p>
         </w:tc>
@@ -3824,7 +4417,7 @@
         </w:trPr>
         <w:tc>
           <w:tcPr>
-            <w:tcW w:w="3545" w:type="dxa"/>
+            <w:tcW w:w="3544" w:type="dxa"/>
           </w:tcPr>
           <w:p>
             <w:pPr>
@@ -3881,8 +4474,8 @@
                 <w:rFonts w:eastAsia="Arial"/>
                 <w:b/>
                 <w:color w:val="000000" w:themeColor="text1"/>
-                <w:sz w:val="21"/>
-                <w:szCs w:val="21"/>
+                <w:sz w:val="24"/>
+                <w:szCs w:val="24"/>
                 <w:lang w:val="kk-KZ"/>
               </w:rPr>
               <w:t>Знание</w:t>
@@ -3893,8 +4486,8 @@
                 <w:rFonts w:eastAsia="Arial"/>
                 <w:b/>
                 <w:color w:val="000000" w:themeColor="text1"/>
-                <w:sz w:val="21"/>
-                <w:szCs w:val="21"/>
+                <w:sz w:val="24"/>
+                <w:szCs w:val="24"/>
               </w:rPr>
               <w:t>:</w:t>
             </w:r>
@@ -3906,8 +4499,8 @@
                 <w:rFonts w:eastAsia="Arial"/>
                 <w:b/>
                 <w:color w:val="000000" w:themeColor="text1"/>
-                <w:sz w:val="21"/>
-                <w:szCs w:val="21"/>
+                <w:sz w:val="24"/>
+                <w:szCs w:val="24"/>
                 <w:lang w:val="kk-KZ"/>
               </w:rPr>
             </w:pPr>
@@ -3916,8 +4509,8 @@
                 <w:rFonts w:eastAsia="Arial"/>
                 <w:b/>
                 <w:color w:val="000000" w:themeColor="text1"/>
-                <w:sz w:val="21"/>
-                <w:szCs w:val="21"/>
+                <w:sz w:val="24"/>
+                <w:szCs w:val="24"/>
                 <w:lang w:val="kk-KZ"/>
               </w:rPr>
               <w:t xml:space="preserve">Жаңа білім мен қызмет тәсілдерін қалыптастыру/    </w:t>
@@ -3972,7 +4565,25 @@
                 <w:sz w:val="24"/>
                 <w:szCs w:val="24"/>
               </w:rPr>
-              <w:t>{time2}</w:t>
+              <w:t>{time</w:t>
+            </w:r>
+            <w:r>
+              <w:rPr>
+                <w:b/>
+                <w:color w:val="000000" w:themeColor="text1"/>
+                <w:sz w:val="24"/>
+                <w:szCs w:val="24"/>
+              </w:rPr>
+              <w:t>3</w:t>
+            </w:r>
+            <w:r>
+              <w:rPr>
+                <w:b/>
+                <w:color w:val="000000" w:themeColor="text1"/>
+                <w:sz w:val="24"/>
+                <w:szCs w:val="24"/>
+              </w:rPr>
+              <w:t>}</w:t>
             </w:r>
             <w:r>
               <w:rPr>
@@ -3988,6 +4599,7 @@
         <w:tc>
           <w:tcPr>
             <w:tcW w:w="3509" w:type="dxa"/>
+            <w:gridSpan w:val="2"/>
           </w:tcPr>
           <w:p>
             <w:pPr>
@@ -4023,7 +4635,8 @@
         </w:tc>
         <w:tc>
           <w:tcPr>
-            <w:tcW w:w="3428" w:type="dxa"/>
+            <w:tcW w:w="3429" w:type="dxa"/>
+            <w:gridSpan w:val="2"/>
           </w:tcPr>
           <w:p>
             <w:r>
@@ -4048,7 +4661,7 @@
         </w:trPr>
         <w:tc>
           <w:tcPr>
-            <w:tcW w:w="3545" w:type="dxa"/>
+            <w:tcW w:w="3544" w:type="dxa"/>
           </w:tcPr>
           <w:p>
             <w:pPr>
@@ -4335,9 +4948,19 @@
                 <w:color w:val="000000" w:themeColor="text1"/>
                 <w:sz w:val="24"/>
                 <w:szCs w:val="24"/>
+                <w:lang w:eastAsia="ru-RU"/>
+              </w:rPr>
+              <w:t>4</w:t>
+            </w:r>
+            <w:r>
+              <w:rPr>
+                <w:b/>
+                <w:color w:val="000000" w:themeColor="text1"/>
+                <w:sz w:val="24"/>
+                <w:szCs w:val="24"/>
                 <w:lang w:val="ru-RU" w:eastAsia="ru-RU"/>
               </w:rPr>
-              <w:t>3}</w:t>
+              <w:t>}</w:t>
             </w:r>
             <w:r>
               <w:rPr>
@@ -4466,7 +5089,27 @@
                 <w:szCs w:val="24"/>
                 <w:lang w:eastAsia="ru-RU"/>
               </w:rPr>
-              <w:t>{time4}</w:t>
+              <w:t>{time</w:t>
+            </w:r>
+            <w:r>
+              <w:rPr>
+                <w:b/>
+                <w:color w:val="000000" w:themeColor="text1"/>
+                <w:sz w:val="24"/>
+                <w:szCs w:val="24"/>
+                <w:lang w:eastAsia="ru-RU"/>
+              </w:rPr>
+              <w:t>5</w:t>
+            </w:r>
+            <w:r>
+              <w:rPr>
+                <w:b/>
+                <w:color w:val="000000" w:themeColor="text1"/>
+                <w:sz w:val="24"/>
+                <w:szCs w:val="24"/>
+                <w:lang w:eastAsia="ru-RU"/>
+              </w:rPr>
+              <w:t>}</w:t>
             </w:r>
             <w:r>
               <w:rPr>
@@ -4483,6 +5126,7 @@
         <w:tc>
           <w:tcPr>
             <w:tcW w:w="3509" w:type="dxa"/>
+            <w:gridSpan w:val="2"/>
           </w:tcPr>
           <w:p>
             <w:pPr>
@@ -4505,7 +5149,8 @@
         </w:tc>
         <w:tc>
           <w:tcPr>
-            <w:tcW w:w="3428" w:type="dxa"/>
+            <w:tcW w:w="3429" w:type="dxa"/>
+            <w:gridSpan w:val="2"/>
           </w:tcPr>
           <w:p>
             <w:pPr>
@@ -4550,7 +5195,7 @@
         </w:trPr>
         <w:tc>
           <w:tcPr>
-            <w:tcW w:w="3545" w:type="dxa"/>
+            <w:tcW w:w="3544" w:type="dxa"/>
           </w:tcPr>
           <w:p>
             <w:pPr>
@@ -4838,6 +5483,7 @@
         <w:tc>
           <w:tcPr>
             <w:tcW w:w="3509" w:type="dxa"/>
+            <w:gridSpan w:val="2"/>
           </w:tcPr>
           <w:p>
             <w:pPr>
@@ -4870,7 +5516,8 @@
         </w:tc>
         <w:tc>
           <w:tcPr>
-            <w:tcW w:w="3428" w:type="dxa"/>
+            <w:tcW w:w="3429" w:type="dxa"/>
+            <w:gridSpan w:val="2"/>
           </w:tcPr>
           <w:p>
             <w:pPr>
@@ -4922,7 +5569,7 @@
         </w:trPr>
         <w:tc>
           <w:tcPr>
-            <w:tcW w:w="3545" w:type="dxa"/>
+            <w:tcW w:w="3544" w:type="dxa"/>
           </w:tcPr>
           <w:p>
             <w:pPr>
@@ -4998,6 +5645,7 @@
         <w:tc>
           <w:tcPr>
             <w:tcW w:w="3509" w:type="dxa"/>
+            <w:gridSpan w:val="2"/>
           </w:tcPr>
           <w:p>
             <w:pPr>
@@ -5032,7 +5680,8 @@
         </w:tc>
         <w:tc>
           <w:tcPr>
-            <w:tcW w:w="3428" w:type="dxa"/>
+            <w:tcW w:w="3429" w:type="dxa"/>
+            <w:gridSpan w:val="2"/>
           </w:tcPr>
           <w:p>
             <w:pPr>
@@ -5082,7 +5731,7 @@
         </w:trPr>
         <w:tc>
           <w:tcPr>
-            <w:tcW w:w="3545" w:type="dxa"/>
+            <w:tcW w:w="3544" w:type="dxa"/>
           </w:tcPr>
           <w:p>
             <w:pPr>
@@ -5296,6 +5945,7 @@
         <w:tc>
           <w:tcPr>
             <w:tcW w:w="3509" w:type="dxa"/>
+            <w:gridSpan w:val="2"/>
           </w:tcPr>
           <w:p>
             <w:pPr>
@@ -5315,7 +5965,8 @@
         </w:tc>
         <w:tc>
           <w:tcPr>
-            <w:tcW w:w="3428" w:type="dxa"/>
+            <w:tcW w:w="3429" w:type="dxa"/>
+            <w:gridSpan w:val="2"/>
           </w:tcPr>
           <w:p>
             <w:pPr>
@@ -7105,7 +7756,7 @@
     <w:lsdException w:name="Table Web 2" w:semiHidden="1" w:unhideWhenUsed="1"/>
     <w:lsdException w:name="Table Web 3" w:semiHidden="1" w:unhideWhenUsed="1"/>
     <w:lsdException w:name="Balloon Text" w:semiHidden="1" w:unhideWhenUsed="1"/>
-    <w:lsdException w:name="Table Grid" w:uiPriority="39" w:qFormat="1"/>
+    <w:lsdException w:name="Table Grid" w:uiPriority="0" w:qFormat="1"/>
     <w:lsdException w:name="Table Theme" w:semiHidden="1" w:unhideWhenUsed="1"/>
     <w:lsdException w:name="Placeholder Text" w:semiHidden="1" w:unhideWhenUsed="1"/>
     <w:lsdException w:name="No Spacing" w:uiPriority="1" w:qFormat="1"/>
@@ -7470,7 +8121,6 @@
   <w:style w:type="table" w:styleId="ac">
     <w:name w:val="Table Grid"/>
     <w:basedOn w:val="a1"/>
-    <w:uiPriority w:val="39"/>
     <w:qFormat/>
     <w:tblPr>
       <w:tblBorders>

--- a/template_meta.docx
+++ b/template_meta.docx
@@ -597,8 +597,8 @@
     <w:tbl>
       <w:tblPr>
         <w:tblStyle w:val="ac"/>
-        <w:tblW w:w="3908" w:type="dxa"/>
-        <w:tblInd w:w="6756" w:type="dxa"/>
+        <w:tblW w:w="3719" w:type="dxa"/>
+        <w:tblInd w:w="6189" w:type="dxa"/>
         <w:tblBorders>
           <w:top w:val="none" w:sz="0" w:space="0" w:color="auto"/>
           <w:left w:val="none" w:sz="0" w:space="0" w:color="auto"/>
@@ -610,12 +610,12 @@
         <w:tblLook w:val="04A0" w:firstRow="1" w:lastRow="0" w:firstColumn="1" w:lastColumn="0" w:noHBand="0" w:noVBand="1"/>
       </w:tblPr>
       <w:tblGrid>
-        <w:gridCol w:w="3908"/>
+        <w:gridCol w:w="3719"/>
       </w:tblGrid>
       <w:tr>
         <w:tc>
           <w:tcPr>
-            <w:tcW w:w="3908" w:type="dxa"/>
+            <w:tcW w:w="3719" w:type="dxa"/>
           </w:tcPr>
           <w:p>
             <w:pPr>
@@ -655,7 +655,7 @@
       <w:tr>
         <w:tc>
           <w:tcPr>
-            <w:tcW w:w="3908" w:type="dxa"/>
+            <w:tcW w:w="3719" w:type="dxa"/>
           </w:tcPr>
           <w:p>
             <w:pPr>
@@ -695,7 +695,27 @@
                 <w:szCs w:val="24"/>
                 <w:lang w:val="ru-RU"/>
               </w:rPr>
-              <w:t xml:space="preserve">_____________Дугучиева </w:t>
+              <w:t>_____________</w:t>
+            </w:r>
+            <w:proofErr w:type="spellStart"/>
+            <w:r>
+              <w:rPr>
+                <w:bCs/>
+                <w:sz w:val="24"/>
+                <w:szCs w:val="24"/>
+                <w:lang w:val="ru-RU"/>
+              </w:rPr>
+              <w:t>Дугучиева</w:t>
+            </w:r>
+            <w:proofErr w:type="spellEnd"/>
+            <w:r>
+              <w:rPr>
+                <w:bCs/>
+                <w:sz w:val="24"/>
+                <w:szCs w:val="24"/>
+                <w:lang w:val="ru-RU"/>
+              </w:rPr>
+              <w:t xml:space="preserve"> </w:t>
             </w:r>
             <w:proofErr w:type="gramStart"/>
             <w:r>
@@ -723,7 +743,7 @@
       <w:tr>
         <w:tc>
           <w:tcPr>
-            <w:tcW w:w="3908" w:type="dxa"/>
+            <w:tcW w:w="3719" w:type="dxa"/>
           </w:tcPr>
           <w:p>
             <w:pPr>
@@ -789,7 +809,6 @@
           <w:color w:val="000000" w:themeColor="text1"/>
           <w:sz w:val="28"/>
           <w:szCs w:val="28"/>
-          <w:lang w:val="kk-KZ"/>
         </w:rPr>
       </w:pPr>
       <w:r>

--- a/template_meta.docx
+++ b/template_meta.docx
@@ -159,7 +159,6 @@
           <w:color w:val="000000"/>
           <w:sz w:val="24"/>
           <w:szCs w:val="24"/>
-          <w:lang w:val="ru-RU"/>
         </w:rPr>
       </w:pPr>
       <w:proofErr w:type="spellStart"/>
@@ -186,411 +185,11 @@
     <w:p>
       <w:pPr>
         <w:spacing w:after="0"/>
-        <w:jc w:val="center"/>
-        <w:rPr>
-          <w:b/>
-          <w:color w:val="000000"/>
-          <w:sz w:val="24"/>
-          <w:szCs w:val="24"/>
-          <w:lang w:val="ru-RU"/>
-        </w:rPr>
-      </w:pPr>
-    </w:p>
-    <w:p>
-      <w:pPr>
-        <w:spacing w:after="0"/>
-        <w:ind w:firstLine="6096"/>
-        <w:jc w:val="right"/>
-        <w:rPr>
-          <w:color w:val="000000" w:themeColor="text1"/>
-          <w:sz w:val="16"/>
-          <w:szCs w:val="16"/>
-        </w:rPr>
-      </w:pPr>
-      <w:proofErr w:type="spellStart"/>
-      <w:r>
         <w:rPr>
           <w:color w:val="000000" w:themeColor="text1"/>
           <w:sz w:val="16"/>
           <w:szCs w:val="16"/>
           <w:lang w:val="ru-RU"/>
-        </w:rPr>
-        <w:t>Қазақстан</w:t>
-      </w:r>
-      <w:proofErr w:type="spellEnd"/>
-      <w:r>
-        <w:rPr>
-          <w:color w:val="000000" w:themeColor="text1"/>
-          <w:sz w:val="16"/>
-          <w:szCs w:val="16"/>
-          <w:lang w:val="ru-RU"/>
-        </w:rPr>
-        <w:t xml:space="preserve"> </w:t>
-      </w:r>
-      <w:proofErr w:type="spellStart"/>
-      <w:r>
-        <w:rPr>
-          <w:color w:val="000000" w:themeColor="text1"/>
-          <w:sz w:val="16"/>
-          <w:szCs w:val="16"/>
-          <w:lang w:val="ru-RU"/>
-        </w:rPr>
-        <w:t>Республикасының</w:t>
-      </w:r>
-      <w:proofErr w:type="spellEnd"/>
-      <w:r>
-        <w:rPr>
-          <w:color w:val="000000" w:themeColor="text1"/>
-          <w:sz w:val="16"/>
-          <w:szCs w:val="16"/>
-          <w:lang w:val="ru-RU"/>
-        </w:rPr>
-        <w:br/>
-      </w:r>
-      <w:proofErr w:type="spellStart"/>
-      <w:r>
-        <w:rPr>
-          <w:color w:val="000000" w:themeColor="text1"/>
-          <w:sz w:val="16"/>
-          <w:szCs w:val="16"/>
-          <w:lang w:val="ru-RU"/>
-        </w:rPr>
-        <w:t>Білім</w:t>
-      </w:r>
-      <w:proofErr w:type="spellEnd"/>
-      <w:r>
-        <w:rPr>
-          <w:color w:val="000000" w:themeColor="text1"/>
-          <w:sz w:val="16"/>
-          <w:szCs w:val="16"/>
-          <w:lang w:val="ru-RU"/>
-        </w:rPr>
-        <w:t xml:space="preserve"> </w:t>
-      </w:r>
-      <w:proofErr w:type="spellStart"/>
-      <w:r>
-        <w:rPr>
-          <w:color w:val="000000" w:themeColor="text1"/>
-          <w:sz w:val="16"/>
-          <w:szCs w:val="16"/>
-          <w:lang w:val="ru-RU"/>
-        </w:rPr>
-        <w:t>және</w:t>
-      </w:r>
-      <w:proofErr w:type="spellEnd"/>
-      <w:r>
-        <w:rPr>
-          <w:color w:val="000000" w:themeColor="text1"/>
-          <w:sz w:val="16"/>
-          <w:szCs w:val="16"/>
-          <w:lang w:val="ru-RU"/>
-        </w:rPr>
-        <w:t xml:space="preserve"> </w:t>
-      </w:r>
-      <w:proofErr w:type="spellStart"/>
-      <w:r>
-        <w:rPr>
-          <w:color w:val="000000" w:themeColor="text1"/>
-          <w:sz w:val="16"/>
-          <w:szCs w:val="16"/>
-          <w:lang w:val="ru-RU"/>
-        </w:rPr>
-        <w:t>ғылым</w:t>
-      </w:r>
-      <w:proofErr w:type="spellEnd"/>
-      <w:r>
-        <w:rPr>
-          <w:color w:val="000000" w:themeColor="text1"/>
-          <w:sz w:val="16"/>
-          <w:szCs w:val="16"/>
-          <w:lang w:val="ru-RU"/>
-        </w:rPr>
-        <w:t xml:space="preserve"> </w:t>
-      </w:r>
-      <w:proofErr w:type="spellStart"/>
-      <w:r>
-        <w:rPr>
-          <w:color w:val="000000" w:themeColor="text1"/>
-          <w:sz w:val="16"/>
-          <w:szCs w:val="16"/>
-          <w:lang w:val="ru-RU"/>
-        </w:rPr>
-        <w:t>министрі</w:t>
-      </w:r>
-      <w:proofErr w:type="spellEnd"/>
-      <w:r>
-        <w:rPr>
-          <w:color w:val="000000" w:themeColor="text1"/>
-          <w:sz w:val="16"/>
-          <w:szCs w:val="16"/>
-          <w:lang w:val="ru-RU"/>
-        </w:rPr>
-        <w:br/>
-        <w:t xml:space="preserve">2021 </w:t>
-      </w:r>
-      <w:proofErr w:type="spellStart"/>
-      <w:r>
-        <w:rPr>
-          <w:color w:val="000000" w:themeColor="text1"/>
-          <w:sz w:val="16"/>
-          <w:szCs w:val="16"/>
-          <w:lang w:val="ru-RU"/>
-        </w:rPr>
-        <w:t>жылғы</w:t>
-      </w:r>
-      <w:proofErr w:type="spellEnd"/>
-      <w:r>
-        <w:rPr>
-          <w:color w:val="000000" w:themeColor="text1"/>
-          <w:sz w:val="16"/>
-          <w:szCs w:val="16"/>
-          <w:lang w:val="ru-RU"/>
-        </w:rPr>
-        <w:t xml:space="preserve"> 16 </w:t>
-      </w:r>
-      <w:proofErr w:type="spellStart"/>
-      <w:r>
-        <w:rPr>
-          <w:color w:val="000000" w:themeColor="text1"/>
-          <w:sz w:val="16"/>
-          <w:szCs w:val="16"/>
-          <w:lang w:val="ru-RU"/>
-        </w:rPr>
-        <w:t>қыркүйектегі</w:t>
-      </w:r>
-      <w:proofErr w:type="spellEnd"/>
-      <w:r>
-        <w:rPr>
-          <w:color w:val="000000" w:themeColor="text1"/>
-          <w:sz w:val="16"/>
-          <w:szCs w:val="16"/>
-          <w:lang w:val="ru-RU"/>
-        </w:rPr>
-        <w:br/>
-        <w:t xml:space="preserve">№ 472 </w:t>
-      </w:r>
-      <w:proofErr w:type="spellStart"/>
-      <w:r>
-        <w:rPr>
-          <w:color w:val="000000" w:themeColor="text1"/>
-          <w:sz w:val="16"/>
-          <w:szCs w:val="16"/>
-          <w:lang w:val="ru-RU"/>
-        </w:rPr>
-        <w:t>Бұйрығына</w:t>
-      </w:r>
-      <w:proofErr w:type="spellEnd"/>
-      <w:r>
-        <w:rPr>
-          <w:color w:val="000000" w:themeColor="text1"/>
-          <w:sz w:val="16"/>
-          <w:szCs w:val="16"/>
-          <w:lang w:val="ru-RU"/>
-        </w:rPr>
-        <w:br/>
-        <w:t>4-қосымша</w:t>
-      </w:r>
-      <w:r>
-        <w:rPr>
-          <w:color w:val="000000" w:themeColor="text1"/>
-          <w:sz w:val="16"/>
-          <w:szCs w:val="16"/>
-          <w:lang w:val="ru-RU"/>
-        </w:rPr>
-        <w:br/>
-      </w:r>
-      <w:proofErr w:type="spellStart"/>
-      <w:r>
-        <w:rPr>
-          <w:color w:val="000000" w:themeColor="text1"/>
-          <w:sz w:val="16"/>
-          <w:szCs w:val="16"/>
-          <w:lang w:val="ru-RU"/>
-        </w:rPr>
-        <w:t>Қазақстан</w:t>
-      </w:r>
-      <w:proofErr w:type="spellEnd"/>
-      <w:r>
-        <w:rPr>
-          <w:color w:val="000000" w:themeColor="text1"/>
-          <w:sz w:val="16"/>
-          <w:szCs w:val="16"/>
-          <w:lang w:val="ru-RU"/>
-        </w:rPr>
-        <w:t xml:space="preserve"> </w:t>
-      </w:r>
-      <w:proofErr w:type="spellStart"/>
-      <w:r>
-        <w:rPr>
-          <w:color w:val="000000" w:themeColor="text1"/>
-          <w:sz w:val="16"/>
-          <w:szCs w:val="16"/>
-          <w:lang w:val="ru-RU"/>
-        </w:rPr>
-        <w:t>Республикасы</w:t>
-      </w:r>
-      <w:proofErr w:type="spellEnd"/>
-      <w:r>
-        <w:rPr>
-          <w:color w:val="000000" w:themeColor="text1"/>
-          <w:sz w:val="16"/>
-          <w:szCs w:val="16"/>
-          <w:lang w:val="ru-RU"/>
-        </w:rPr>
-        <w:br/>
-      </w:r>
-      <w:proofErr w:type="spellStart"/>
-      <w:r>
-        <w:rPr>
-          <w:color w:val="000000" w:themeColor="text1"/>
-          <w:sz w:val="16"/>
-          <w:szCs w:val="16"/>
-          <w:lang w:val="ru-RU"/>
-        </w:rPr>
-        <w:t>Білім</w:t>
-      </w:r>
-      <w:proofErr w:type="spellEnd"/>
-      <w:r>
-        <w:rPr>
-          <w:color w:val="000000" w:themeColor="text1"/>
-          <w:sz w:val="16"/>
-          <w:szCs w:val="16"/>
-          <w:lang w:val="ru-RU"/>
-        </w:rPr>
-        <w:t xml:space="preserve"> </w:t>
-      </w:r>
-      <w:proofErr w:type="spellStart"/>
-      <w:r>
-        <w:rPr>
-          <w:color w:val="000000" w:themeColor="text1"/>
-          <w:sz w:val="16"/>
-          <w:szCs w:val="16"/>
-          <w:lang w:val="ru-RU"/>
-        </w:rPr>
-        <w:t>және</w:t>
-      </w:r>
-      <w:proofErr w:type="spellEnd"/>
-      <w:r>
-        <w:rPr>
-          <w:color w:val="000000" w:themeColor="text1"/>
-          <w:sz w:val="16"/>
-          <w:szCs w:val="16"/>
-          <w:lang w:val="ru-RU"/>
-        </w:rPr>
-        <w:t xml:space="preserve"> </w:t>
-      </w:r>
-      <w:proofErr w:type="spellStart"/>
-      <w:r>
-        <w:rPr>
-          <w:color w:val="000000" w:themeColor="text1"/>
-          <w:sz w:val="16"/>
-          <w:szCs w:val="16"/>
-          <w:lang w:val="ru-RU"/>
-        </w:rPr>
-        <w:t>ғылым</w:t>
-      </w:r>
-      <w:proofErr w:type="spellEnd"/>
-      <w:r>
-        <w:rPr>
-          <w:color w:val="000000" w:themeColor="text1"/>
-          <w:sz w:val="16"/>
-          <w:szCs w:val="16"/>
-          <w:lang w:val="ru-RU"/>
-        </w:rPr>
-        <w:t xml:space="preserve"> </w:t>
-      </w:r>
-      <w:proofErr w:type="spellStart"/>
-      <w:r>
-        <w:rPr>
-          <w:color w:val="000000" w:themeColor="text1"/>
-          <w:sz w:val="16"/>
-          <w:szCs w:val="16"/>
-          <w:lang w:val="ru-RU"/>
-        </w:rPr>
-        <w:t>министрінің</w:t>
-      </w:r>
-      <w:proofErr w:type="spellEnd"/>
-      <w:r>
-        <w:rPr>
-          <w:color w:val="000000" w:themeColor="text1"/>
-          <w:sz w:val="16"/>
-          <w:szCs w:val="16"/>
-          <w:lang w:val="ru-RU"/>
-        </w:rPr>
-        <w:br/>
-        <w:t xml:space="preserve">2020 </w:t>
-      </w:r>
-      <w:proofErr w:type="spellStart"/>
-      <w:r>
-        <w:rPr>
-          <w:color w:val="000000" w:themeColor="text1"/>
-          <w:sz w:val="16"/>
-          <w:szCs w:val="16"/>
-          <w:lang w:val="ru-RU"/>
-        </w:rPr>
-        <w:t>жылғы</w:t>
-      </w:r>
-      <w:proofErr w:type="spellEnd"/>
-      <w:r>
-        <w:rPr>
-          <w:color w:val="000000" w:themeColor="text1"/>
-          <w:sz w:val="16"/>
-          <w:szCs w:val="16"/>
-          <w:lang w:val="ru-RU"/>
-        </w:rPr>
-        <w:t xml:space="preserve"> 6 </w:t>
-      </w:r>
-      <w:proofErr w:type="spellStart"/>
-      <w:r>
-        <w:rPr>
-          <w:color w:val="000000" w:themeColor="text1"/>
-          <w:sz w:val="16"/>
-          <w:szCs w:val="16"/>
-          <w:lang w:val="ru-RU"/>
-        </w:rPr>
-        <w:t>сәуірдегі</w:t>
-      </w:r>
-      <w:proofErr w:type="spellEnd"/>
-      <w:r>
-        <w:rPr>
-          <w:color w:val="000000" w:themeColor="text1"/>
-          <w:sz w:val="16"/>
-          <w:szCs w:val="16"/>
-          <w:lang w:val="ru-RU"/>
-        </w:rPr>
-        <w:br/>
-        <w:t xml:space="preserve">№130 </w:t>
-      </w:r>
-      <w:proofErr w:type="spellStart"/>
-      <w:r>
-        <w:rPr>
-          <w:color w:val="000000" w:themeColor="text1"/>
-          <w:sz w:val="16"/>
-          <w:szCs w:val="16"/>
-          <w:lang w:val="ru-RU"/>
-        </w:rPr>
-        <w:t>бұйрығына</w:t>
-      </w:r>
-      <w:proofErr w:type="spellEnd"/>
-      <w:r>
-        <w:rPr>
-          <w:color w:val="000000" w:themeColor="text1"/>
-          <w:sz w:val="16"/>
-          <w:szCs w:val="16"/>
-          <w:lang w:val="ru-RU"/>
-        </w:rPr>
-        <w:t xml:space="preserve"> 4-қосымша</w:t>
-      </w:r>
-    </w:p>
-    <w:p>
-      <w:pPr>
-        <w:spacing w:after="0"/>
-        <w:ind w:firstLine="6096"/>
-        <w:jc w:val="right"/>
-        <w:rPr>
-          <w:color w:val="000000" w:themeColor="text1"/>
-          <w:sz w:val="16"/>
-          <w:szCs w:val="16"/>
         </w:rPr>
       </w:pPr>
     </w:p>
@@ -2521,7 +2120,6 @@
                 <w:szCs w:val="24"/>
                 <w:lang w:val="en-US"/>
               </w:rPr>
-              <w:lastRenderedPageBreak/>
               <w:t>{goal}</w:t>
             </w:r>
           </w:p>
@@ -2636,6 +2234,7 @@
                 <w:szCs w:val="21"/>
                 <w:lang w:val="en-US"/>
               </w:rPr>
+              <w:lastRenderedPageBreak/>
               <w:t xml:space="preserve">3. </w:t>
             </w:r>
             <w:r>
@@ -4393,10 +3992,13 @@
               </w:rPr>
             </w:pPr>
             <w:r>
-              <w:rPr>
-                <w:highlight w:val="yellow"/>
-              </w:rPr>
-              <w:t>{}</w:t>
+              <w:t>{</w:t>
+            </w:r>
+            <w:r>
+              <w:t>actualization</w:t>
+            </w:r>
+            <w:r>
+              <w:t>}</w:t>
             </w:r>
           </w:p>
         </w:tc>
@@ -4421,9 +4023,21 @@
                 <w:color w:val="000000" w:themeColor="text1"/>
                 <w:sz w:val="24"/>
                 <w:szCs w:val="24"/>
-                <w:highlight w:val="yellow"/>
-              </w:rPr>
-              <w:t>{}</w:t>
+              </w:rPr>
+              <w:t>{</w:t>
+            </w:r>
+            <w:proofErr w:type="spellStart"/>
+            <w:r>
+              <w:t>actualization_resource</w:t>
+            </w:r>
+            <w:proofErr w:type="spellEnd"/>
+            <w:r>
+              <w:rPr>
+                <w:color w:val="000000" w:themeColor="text1"/>
+                <w:sz w:val="24"/>
+                <w:szCs w:val="24"/>
+              </w:rPr>
+              <w:t>}</w:t>
             </w:r>
           </w:p>
         </w:tc>
@@ -4967,7 +4581,7 @@
                 <w:color w:val="000000" w:themeColor="text1"/>
                 <w:sz w:val="24"/>
                 <w:szCs w:val="24"/>
-                <w:lang w:eastAsia="ru-RU"/>
+                <w:lang w:val="ru-RU" w:eastAsia="ru-RU"/>
               </w:rPr>
               <w:t>4</w:t>
             </w:r>
@@ -5506,19 +5120,6 @@
           </w:tcPr>
           <w:p>
             <w:pPr>
-              <w:rPr>
-                <w:lang w:val="ru-RU"/>
-              </w:rPr>
-            </w:pPr>
-            <w:r>
-              <w:rPr>
-                <w:lang w:val="ru-RU"/>
-              </w:rPr>
-              <w:t>Проверка выполненной практической работы.</w:t>
-            </w:r>
-          </w:p>
-          <w:p>
-            <w:pPr>
               <w:tabs>
                 <w:tab w:val="left" w:pos="307"/>
               </w:tabs>
@@ -5531,6 +5132,9 @@
                 <w:lang w:val="kk-KZ"/>
               </w:rPr>
             </w:pPr>
+            <w:r>
+              <w:t>{assessment}</w:t>
+            </w:r>
           </w:p>
         </w:tc>
         <w:tc>

--- a/template_meta.docx
+++ b/template_meta.docx
@@ -2931,9 +2931,8 @@
                 <w:b/>
                 <w:sz w:val="24"/>
                 <w:szCs w:val="24"/>
-                <w:lang w:val="en-US"/>
-              </w:rPr>
-              <w:t>{time1}</w:t>
+              </w:rPr>
+              <w:t>5 мин.</w:t>
             </w:r>
             <w:r>
               <w:rPr>
@@ -3010,7 +3009,7 @@
                 <w:rFonts w:ascii="Times New Roman" w:eastAsia="Times New Roman" w:hAnsi="Times New Roman" w:cs="Times New Roman"/>
                 <w:sz w:val="24"/>
                 <w:szCs w:val="24"/>
-                <w:lang w:eastAsia="ru-RU"/>
+                <w:lang w:val="en-US" w:eastAsia="ru-RU"/>
               </w:rPr>
               <w:t>{</w:t>
             </w:r>
@@ -3020,7 +3019,7 @@
                 <w:rFonts w:ascii="Times New Roman" w:eastAsia="Times New Roman" w:hAnsi="Times New Roman" w:cs="Times New Roman"/>
                 <w:sz w:val="24"/>
                 <w:szCs w:val="24"/>
-                <w:lang w:eastAsia="ru-RU"/>
+                <w:lang w:val="en-US" w:eastAsia="ru-RU"/>
               </w:rPr>
               <w:t>presentation_resource</w:t>
             </w:r>
@@ -3030,7 +3029,7 @@
                 <w:rFonts w:ascii="Times New Roman" w:eastAsia="Times New Roman" w:hAnsi="Times New Roman" w:cs="Times New Roman"/>
                 <w:sz w:val="24"/>
                 <w:szCs w:val="24"/>
-                <w:lang w:eastAsia="ru-RU"/>
+                <w:lang w:val="en-US" w:eastAsia="ru-RU"/>
               </w:rPr>
               <w:t>}</w:t>
             </w:r>
@@ -3080,27 +3079,28 @@
                 <w:szCs w:val="24"/>
                 <w:lang w:val="en-US" w:eastAsia="ru-RU"/>
               </w:rPr>
-              <w:t>}</w:t>
-            </w:r>
-            <w:r>
+              <w:t>}.</w:t>
+            </w:r>
+          </w:p>
+          <w:p>
+            <w:pPr>
               <w:rPr>
                 <w:rFonts w:ascii="Times New Roman" w:eastAsia="Times New Roman" w:hAnsi="Times New Roman" w:cs="Times New Roman"/>
                 <w:sz w:val="24"/>
                 <w:szCs w:val="24"/>
                 <w:lang w:val="en-US" w:eastAsia="ru-RU"/>
               </w:rPr>
-              <w:t>.</w:t>
-            </w:r>
-          </w:p>
-          <w:p>
-            <w:pPr>
+            </w:pPr>
+            <w:r>
               <w:rPr>
                 <w:rFonts w:ascii="Times New Roman" w:eastAsia="Times New Roman" w:hAnsi="Times New Roman" w:cs="Times New Roman"/>
                 <w:sz w:val="24"/>
                 <w:szCs w:val="24"/>
                 <w:lang w:val="en-US" w:eastAsia="ru-RU"/>
               </w:rPr>
-            </w:pPr>
+              <w:t>{</w:t>
+            </w:r>
+            <w:proofErr w:type="spellStart"/>
             <w:r>
               <w:rPr>
                 <w:rFonts w:ascii="Times New Roman" w:eastAsia="Times New Roman" w:hAnsi="Times New Roman" w:cs="Times New Roman"/>
@@ -3108,6 +3108,35 @@
                 <w:szCs w:val="24"/>
                 <w:lang w:val="en-US" w:eastAsia="ru-RU"/>
               </w:rPr>
+              <w:t>presentation_demo</w:t>
+            </w:r>
+            <w:proofErr w:type="spellEnd"/>
+            <w:r>
+              <w:rPr>
+                <w:rFonts w:ascii="Times New Roman" w:eastAsia="Times New Roman" w:hAnsi="Times New Roman" w:cs="Times New Roman"/>
+                <w:sz w:val="24"/>
+                <w:szCs w:val="24"/>
+                <w:lang w:val="en-US" w:eastAsia="ru-RU"/>
+              </w:rPr>
+              <w:t>}.</w:t>
+            </w:r>
+          </w:p>
+          <w:p>
+            <w:pPr>
+              <w:rPr>
+                <w:rFonts w:ascii="Times New Roman" w:eastAsia="Times New Roman" w:hAnsi="Times New Roman" w:cs="Times New Roman"/>
+                <w:sz w:val="24"/>
+                <w:szCs w:val="24"/>
+                <w:lang w:val="en-US" w:eastAsia="ru-RU"/>
+              </w:rPr>
+            </w:pPr>
+            <w:r>
+              <w:rPr>
+                <w:rFonts w:ascii="Times New Roman" w:eastAsia="Times New Roman" w:hAnsi="Times New Roman" w:cs="Times New Roman"/>
+                <w:sz w:val="24"/>
+                <w:szCs w:val="24"/>
+                <w:lang w:val="en-US" w:eastAsia="ru-RU"/>
+              </w:rPr>
               <w:t>{</w:t>
             </w:r>
             <w:proofErr w:type="spellStart"/>
@@ -3118,7 +3147,7 @@
                 <w:szCs w:val="24"/>
                 <w:lang w:val="en-US" w:eastAsia="ru-RU"/>
               </w:rPr>
-              <w:t>presentation_demo</w:t>
+              <w:t>practice_result</w:t>
             </w:r>
             <w:proofErr w:type="spellEnd"/>
             <w:r>
@@ -3128,27 +3157,28 @@
                 <w:szCs w:val="24"/>
                 <w:lang w:val="en-US" w:eastAsia="ru-RU"/>
               </w:rPr>
-              <w:t>}</w:t>
-            </w:r>
-            <w:r>
+              <w:t>}.</w:t>
+            </w:r>
+          </w:p>
+          <w:p>
+            <w:pPr>
               <w:rPr>
                 <w:rFonts w:ascii="Times New Roman" w:eastAsia="Times New Roman" w:hAnsi="Times New Roman" w:cs="Times New Roman"/>
                 <w:sz w:val="24"/>
                 <w:szCs w:val="24"/>
                 <w:lang w:val="en-US" w:eastAsia="ru-RU"/>
               </w:rPr>
-              <w:t>.</w:t>
-            </w:r>
-          </w:p>
-          <w:p>
-            <w:pPr>
+            </w:pPr>
+            <w:r>
               <w:rPr>
                 <w:rFonts w:ascii="Times New Roman" w:eastAsia="Times New Roman" w:hAnsi="Times New Roman" w:cs="Times New Roman"/>
                 <w:sz w:val="24"/>
                 <w:szCs w:val="24"/>
                 <w:lang w:val="en-US" w:eastAsia="ru-RU"/>
               </w:rPr>
-            </w:pPr>
+              <w:t>{</w:t>
+            </w:r>
+            <w:proofErr w:type="spellStart"/>
             <w:r>
               <w:rPr>
                 <w:rFonts w:ascii="Times New Roman" w:eastAsia="Times New Roman" w:hAnsi="Times New Roman" w:cs="Times New Roman"/>
@@ -3156,6 +3186,36 @@
                 <w:szCs w:val="24"/>
                 <w:lang w:val="en-US" w:eastAsia="ru-RU"/>
               </w:rPr>
+              <w:t>peer_assessment</w:t>
+            </w:r>
+            <w:proofErr w:type="spellEnd"/>
+            <w:r>
+              <w:rPr>
+                <w:rFonts w:ascii="Times New Roman" w:eastAsia="Times New Roman" w:hAnsi="Times New Roman" w:cs="Times New Roman"/>
+                <w:sz w:val="24"/>
+                <w:szCs w:val="24"/>
+                <w:lang w:val="en-US" w:eastAsia="ru-RU"/>
+              </w:rPr>
+              <w:t>}.</w:t>
+            </w:r>
+          </w:p>
+          <w:p>
+            <w:pPr>
+              <w:rPr>
+                <w:rFonts w:ascii="Times New Roman" w:eastAsia="Times New Roman" w:hAnsi="Times New Roman" w:cs="Times New Roman"/>
+                <w:vanish/>
+                <w:sz w:val="24"/>
+                <w:szCs w:val="24"/>
+                <w:lang w:val="en-US" w:eastAsia="ru-RU"/>
+              </w:rPr>
+            </w:pPr>
+            <w:r>
+              <w:rPr>
+                <w:rFonts w:ascii="Times New Roman" w:eastAsia="Times New Roman" w:hAnsi="Times New Roman" w:cs="Times New Roman"/>
+                <w:sz w:val="24"/>
+                <w:szCs w:val="24"/>
+                <w:lang w:val="en-US" w:eastAsia="ru-RU"/>
+              </w:rPr>
               <w:t>{</w:t>
             </w:r>
             <w:proofErr w:type="spellStart"/>
@@ -3166,7 +3226,7 @@
                 <w:szCs w:val="24"/>
                 <w:lang w:val="en-US" w:eastAsia="ru-RU"/>
               </w:rPr>
-              <w:t>practice_result</w:t>
+              <w:t>assessment_sheet</w:t>
             </w:r>
             <w:proofErr w:type="spellEnd"/>
             <w:r>
@@ -3176,146 +3236,40 @@
                 <w:szCs w:val="24"/>
                 <w:lang w:val="en-US" w:eastAsia="ru-RU"/>
               </w:rPr>
-              <w:t>}</w:t>
-            </w:r>
-            <w:r>
-              <w:rPr>
-                <w:rFonts w:ascii="Times New Roman" w:eastAsia="Times New Roman" w:hAnsi="Times New Roman" w:cs="Times New Roman"/>
+              <w:t>}.</w:t>
+            </w:r>
+          </w:p>
+          <w:p>
+            <w:pPr>
+              <w:rPr>
+                <w:rFonts w:ascii="Times New Roman" w:eastAsia="Times New Roman" w:hAnsi="Times New Roman" w:cs="Times New Roman"/>
+                <w:vanish/>
                 <w:sz w:val="24"/>
                 <w:szCs w:val="24"/>
                 <w:lang w:val="en-US" w:eastAsia="ru-RU"/>
               </w:rPr>
-              <w:t>.</w:t>
-            </w:r>
-          </w:p>
-          <w:p>
-            <w:pPr>
-              <w:rPr>
-                <w:rFonts w:ascii="Times New Roman" w:eastAsia="Times New Roman" w:hAnsi="Times New Roman" w:cs="Times New Roman"/>
+            </w:pPr>
+          </w:p>
+          <w:p>
+            <w:pPr>
+              <w:rPr>
+                <w:rFonts w:ascii="Times New Roman" w:eastAsia="Times New Roman" w:hAnsi="Times New Roman" w:cs="Times New Roman"/>
+                <w:vanish/>
                 <w:sz w:val="24"/>
                 <w:szCs w:val="24"/>
                 <w:lang w:val="en-US" w:eastAsia="ru-RU"/>
               </w:rPr>
             </w:pPr>
-            <w:r>
-              <w:rPr>
-                <w:rFonts w:ascii="Times New Roman" w:eastAsia="Times New Roman" w:hAnsi="Times New Roman" w:cs="Times New Roman"/>
+          </w:p>
+          <w:p>
+            <w:pPr>
+              <w:rPr>
+                <w:rFonts w:ascii="Times New Roman" w:eastAsia="Times New Roman" w:hAnsi="Times New Roman" w:cs="Times New Roman"/>
+                <w:vanish/>
                 <w:sz w:val="24"/>
                 <w:szCs w:val="24"/>
                 <w:lang w:val="en-US" w:eastAsia="ru-RU"/>
               </w:rPr>
-              <w:t>{</w:t>
-            </w:r>
-            <w:proofErr w:type="spellStart"/>
-            <w:r>
-              <w:rPr>
-                <w:rFonts w:ascii="Times New Roman" w:eastAsia="Times New Roman" w:hAnsi="Times New Roman" w:cs="Times New Roman"/>
-                <w:sz w:val="24"/>
-                <w:szCs w:val="24"/>
-                <w:lang w:val="en-US" w:eastAsia="ru-RU"/>
-              </w:rPr>
-              <w:t>peer_assessment</w:t>
-            </w:r>
-            <w:proofErr w:type="spellEnd"/>
-            <w:r>
-              <w:rPr>
-                <w:rFonts w:ascii="Times New Roman" w:eastAsia="Times New Roman" w:hAnsi="Times New Roman" w:cs="Times New Roman"/>
-                <w:sz w:val="24"/>
-                <w:szCs w:val="24"/>
-                <w:lang w:val="en-US" w:eastAsia="ru-RU"/>
-              </w:rPr>
-              <w:t>}</w:t>
-            </w:r>
-            <w:r>
-              <w:rPr>
-                <w:rFonts w:ascii="Times New Roman" w:eastAsia="Times New Roman" w:hAnsi="Times New Roman" w:cs="Times New Roman"/>
-                <w:sz w:val="24"/>
-                <w:szCs w:val="24"/>
-                <w:lang w:val="en-US" w:eastAsia="ru-RU"/>
-              </w:rPr>
-              <w:t>.</w:t>
-            </w:r>
-          </w:p>
-          <w:p>
-            <w:pPr>
-              <w:rPr>
-                <w:rFonts w:ascii="Times New Roman" w:eastAsia="Times New Roman" w:hAnsi="Times New Roman" w:cs="Times New Roman"/>
-                <w:vanish/>
-                <w:sz w:val="24"/>
-                <w:szCs w:val="24"/>
-                <w:lang w:val="en-US" w:eastAsia="ru-RU"/>
-              </w:rPr>
-            </w:pPr>
-            <w:r>
-              <w:rPr>
-                <w:rFonts w:ascii="Times New Roman" w:eastAsia="Times New Roman" w:hAnsi="Times New Roman" w:cs="Times New Roman"/>
-                <w:sz w:val="24"/>
-                <w:szCs w:val="24"/>
-                <w:lang w:val="en-US" w:eastAsia="ru-RU"/>
-              </w:rPr>
-              <w:t>{</w:t>
-            </w:r>
-            <w:proofErr w:type="spellStart"/>
-            <w:r>
-              <w:rPr>
-                <w:rFonts w:ascii="Times New Roman" w:eastAsia="Times New Roman" w:hAnsi="Times New Roman" w:cs="Times New Roman"/>
-                <w:sz w:val="24"/>
-                <w:szCs w:val="24"/>
-                <w:lang w:val="en-US" w:eastAsia="ru-RU"/>
-              </w:rPr>
-              <w:t>assessment_sheet</w:t>
-            </w:r>
-            <w:proofErr w:type="spellEnd"/>
-            <w:r>
-              <w:rPr>
-                <w:rFonts w:ascii="Times New Roman" w:eastAsia="Times New Roman" w:hAnsi="Times New Roman" w:cs="Times New Roman"/>
-                <w:sz w:val="24"/>
-                <w:szCs w:val="24"/>
-                <w:lang w:val="en-US" w:eastAsia="ru-RU"/>
-              </w:rPr>
-              <w:t>}</w:t>
-            </w:r>
-            <w:r>
-              <w:rPr>
-                <w:rFonts w:ascii="Times New Roman" w:eastAsia="Times New Roman" w:hAnsi="Times New Roman" w:cs="Times New Roman"/>
-                <w:sz w:val="24"/>
-                <w:szCs w:val="24"/>
-                <w:lang w:val="en-US" w:eastAsia="ru-RU"/>
-              </w:rPr>
-              <w:t>.</w:t>
-            </w:r>
-          </w:p>
-          <w:p>
-            <w:pPr>
-              <w:rPr>
-                <w:rFonts w:ascii="Times New Roman" w:eastAsia="Times New Roman" w:hAnsi="Times New Roman" w:cs="Times New Roman"/>
-                <w:vanish/>
-                <w:sz w:val="24"/>
-                <w:szCs w:val="24"/>
-                <w:lang w:eastAsia="ru-RU"/>
-              </w:rPr>
-            </w:pPr>
-          </w:p>
-          <w:p>
-            <w:pPr>
-              <w:rPr>
-                <w:rFonts w:ascii="Times New Roman" w:eastAsia="Times New Roman" w:hAnsi="Times New Roman" w:cs="Times New Roman"/>
-                <w:vanish/>
-                <w:sz w:val="24"/>
-                <w:szCs w:val="24"/>
-                <w:lang w:eastAsia="ru-RU"/>
-              </w:rPr>
-            </w:pPr>
-          </w:p>
-          <w:p>
-            <w:pPr>
-              <w:rPr>
-                <w:rFonts w:ascii="Times New Roman" w:eastAsia="Times New Roman" w:hAnsi="Times New Roman" w:cs="Times New Roman"/>
-                <w:vanish/>
-                <w:sz w:val="24"/>
-                <w:szCs w:val="24"/>
-                <w:lang w:eastAsia="ru-RU"/>
-              </w:rPr>
             </w:pPr>
           </w:p>
           <w:p>
@@ -3326,6 +3280,7 @@
                 <w:sz w:val="24"/>
                 <w:szCs w:val="24"/>
                 <w:highlight w:val="yellow"/>
+                <w:lang w:val="en-US"/>
               </w:rPr>
             </w:pPr>
           </w:p>
@@ -3358,8 +3313,18 @@
                 <w:b/>
                 <w:sz w:val="24"/>
                 <w:szCs w:val="24"/>
-              </w:rPr>
-              <w:t xml:space="preserve"> Актуализация знаний</w:t>
+                <w:lang w:val="en-US"/>
+              </w:rPr>
+              <w:t xml:space="preserve"> </w:t>
+            </w:r>
+            <w:r>
+              <w:rPr>
+                <w:rFonts w:ascii="Times New Roman" w:hAnsi="Times New Roman" w:cs="Times New Roman"/>
+                <w:b/>
+                <w:sz w:val="24"/>
+                <w:szCs w:val="24"/>
+              </w:rPr>
+              <w:t>Актуализация знаний</w:t>
             </w:r>
           </w:p>
           <w:p>
@@ -3388,9 +3353,8 @@
                 <w:b/>
                 <w:sz w:val="24"/>
                 <w:szCs w:val="24"/>
-                <w:lang w:val="en-US"/>
-              </w:rPr>
-              <w:t>{time2}</w:t>
+              </w:rPr>
+              <w:t>5 мин.</w:t>
             </w:r>
             <w:r>
               <w:rPr>
@@ -3506,9 +3470,8 @@
                 <w:b/>
                 <w:sz w:val="24"/>
                 <w:szCs w:val="24"/>
-                <w:lang w:val="en-US"/>
-              </w:rPr>
-              <w:t>{time3}</w:t>
+              </w:rPr>
+              <w:t>20 мин.</w:t>
             </w:r>
             <w:r>
               <w:rPr>
@@ -3648,9 +3611,9 @@
                 <w:b/>
                 <w:sz w:val="24"/>
                 <w:szCs w:val="24"/>
-                <w:lang w:val="en-US" w:eastAsia="ru-RU"/>
-              </w:rPr>
-              <w:t>{time4}</w:t>
+                <w:lang w:eastAsia="ru-RU"/>
+              </w:rPr>
+              <w:t>20 мин.</w:t>
             </w:r>
             <w:r>
               <w:rPr>
@@ -3807,26 +3770,7 @@
                 <w:sz w:val="24"/>
                 <w:szCs w:val="24"/>
               </w:rPr>
-              <w:t>{</w:t>
-            </w:r>
-            <w:r>
-              <w:rPr>
-                <w:rFonts w:ascii="Times New Roman" w:hAnsi="Times New Roman" w:cs="Times New Roman"/>
-                <w:b/>
-                <w:sz w:val="24"/>
-                <w:szCs w:val="24"/>
-                <w:lang w:val="en-US"/>
-              </w:rPr>
-              <w:t>time</w:t>
-            </w:r>
-            <w:r>
-              <w:rPr>
-                <w:rFonts w:ascii="Times New Roman" w:hAnsi="Times New Roman" w:cs="Times New Roman"/>
-                <w:b/>
-                <w:sz w:val="24"/>
-                <w:szCs w:val="24"/>
-              </w:rPr>
-              <w:t>7}</w:t>
+              <w:t>5 мин.</w:t>
             </w:r>
             <w:r>
               <w:rPr>
@@ -4036,26 +3980,7 @@
                 <w:sz w:val="24"/>
                 <w:szCs w:val="24"/>
               </w:rPr>
-              <w:t>{</w:t>
-            </w:r>
-            <w:r>
-              <w:rPr>
-                <w:rFonts w:ascii="Times New Roman" w:hAnsi="Times New Roman" w:cs="Times New Roman"/>
-                <w:b/>
-                <w:sz w:val="24"/>
-                <w:szCs w:val="24"/>
-                <w:lang w:val="en-US"/>
-              </w:rPr>
-              <w:t>time</w:t>
-            </w:r>
-            <w:r>
-              <w:rPr>
-                <w:rFonts w:ascii="Times New Roman" w:hAnsi="Times New Roman" w:cs="Times New Roman"/>
-                <w:b/>
-                <w:sz w:val="24"/>
-                <w:szCs w:val="24"/>
-              </w:rPr>
-              <w:t>5}</w:t>
+              <w:t>2 мин.</w:t>
             </w:r>
             <w:r>
               <w:rPr>
@@ -4182,9 +4107,8 @@
                 <w:b/>
                 <w:sz w:val="24"/>
                 <w:szCs w:val="24"/>
-                <w:lang w:val="en-US"/>
-              </w:rPr>
-              <w:t>{time7}</w:t>
+              </w:rPr>
+              <w:t>3 мин.</w:t>
             </w:r>
             <w:r>
               <w:rPr>
